--- a/outputs/designed/Math_Inquirers_P1_Tutor_Guide.docx
+++ b/outputs/designed/Math_Inquirers_P1_Tutor_Guide.docx
@@ -5390,7 +5390,7 @@
                 <w:sz w:val="20"/>
                 <w:szCs w:val="20"/>
               </w:rPr>
-              <w:t xml:space="preserve">Play coins (5¢, 10¢, 20¢, 50¢), about 6 of each per pair, mini whiteboards.</w:t>
+              <w:t xml:space="preserve">Play coins (5¢, 10¢, 20¢, 50¢, $1), about 6 of each per pair, play notes ($2, $5, $10, $50), mini whiteboards.</w:t>
             </w:r>
           </w:p>
         </w:tc>
@@ -5423,7 +5423,7 @@
                 <w:sz w:val="20"/>
                 <w:szCs w:val="20"/>
               </w:rPr>
-              <w:t xml:space="preserve">Print the cut-out coin sheet at the back of the workbook, or use real coins at home.</w:t>
+              <w:t xml:space="preserve">Print the cut-out coins and notes at the back of the workbook, or use real coins and notes at home.</w:t>
             </w:r>
           </w:p>
         </w:tc>
@@ -5807,7 +5807,7 @@
                 <w:sz w:val="20"/>
                 <w:szCs w:val="20"/>
               </w:rPr>
-              <w:t xml:space="preserve">Linking cubes or paper cube strips, paper clips, erasers, objects to measure.</w:t>
+              <w:t xml:space="preserve">Linking cubes or paper cube strips, paper clips, erasers, objects to measure, a cm ruler for each child, mini whiteboards.</w:t>
             </w:r>
           </w:p>
         </w:tc>
@@ -5946,7 +5946,7 @@
                 <w:sz w:val="20"/>
                 <w:szCs w:val="20"/>
               </w:rPr>
-              <w:t xml:space="preserve">Puzzle cards for 4 stations, play coins, cubes, certificates, stamps.</w:t>
+              <w:t xml:space="preserve">Puzzle cards for 4 stations, play coins, cubes, certificates, stamps, mini whiteboards.</w:t>
             </w:r>
           </w:p>
         </w:tc>
@@ -9129,7 +9129,7 @@
           <w:sz w:val="21"/>
           <w:szCs w:val="21"/>
         </w:rPr>
-        <w:t xml:space="preserve">Reading the gap squares instead of the jump size.</w:t>
+        <w:t xml:space="preserve">Counting the numbers in between instead of the hops (4 to 7 counted as 2).</w:t>
       </w:r>
     </w:p>
     <w:p>
@@ -10962,7 +10962,7 @@
           <w:sz w:val="20"/>
           <w:szCs w:val="20"/>
         </w:rPr>
-        <w:t xml:space="preserve">(a) 10, 20, 30, 40, 50  (b) They all end in 0 (the 10 times table).</w:t>
+        <w:t xml:space="preserve">(a) 10, 20, 30, 40, 50  (b) They all end in 0. We say them when we count in 10s.</w:t>
       </w:r>
     </w:p>
     <w:p>
@@ -15047,7 +15047,7 @@
           <w:sz w:val="20"/>
           <w:szCs w:val="20"/>
         </w:rPr>
-        <w:t xml:space="preserve">(a) Corners 1, 2, 3. Between 1 and 2: 6. Between 2 and 3: 4. Between 3 and 1: 5.  (b) The corners must be 1, 2, 3 in any order (rotations and flips are the same solution).  (c) Corners 1, 3, 5. Between 1 and 3: 6. Between 3 and 5: 2. Between 5 and 1: 4.</w:t>
+        <w:t xml:space="preserve">(a) Sides of 9: corners 1, 2, 3 (any order). Between 1 and 2: 6. Between 2 and 3: 4. Between 3 and 1: 5.  (b) Sides of 10: corners 1, 3, 5. Between 1 and 3: 6. Between 3 and 5: 2. Between 5 and 1: 4.</w:t>
       </w:r>
     </w:p>
     <w:p>
@@ -15072,7 +15072,7 @@
           <w:sz w:val="20"/>
           <w:szCs w:val="20"/>
         </w:rPr>
-        <w:t xml:space="preserve">(a) 4 and 6  (b) 4 and 8</w:t>
+        <w:t xml:space="preserve">4 and 6.  Challenge: 4 and 8.</w:t>
       </w:r>
     </w:p>
     <w:p>
@@ -17891,7 +17891,7 @@
                 <w:sz w:val="20"/>
                 <w:szCs w:val="20"/>
               </w:rPr>
-              <w:t xml:space="preserve">24 (12 pictures × 2)</w:t>
+              <w:t xml:space="preserve">24 (12 pictures, each worth 2: count in 2s)</w:t>
             </w:r>
           </w:p>
         </w:tc>
@@ -17962,7 +17962,7 @@
                 <w:sz w:val="20"/>
                 <w:szCs w:val="20"/>
               </w:rPr>
-              <w:t xml:space="preserve">4 (2 more pictures × 2)</w:t>
+              <w:t xml:space="preserve">4 (2 more pictures, each worth 2: 2, 4)</w:t>
             </w:r>
           </w:p>
         </w:tc>
@@ -20856,7 +20856,7 @@
           <w:sz w:val="21"/>
           <w:szCs w:val="21"/>
         </w:rPr>
-        <w:t xml:space="preserve">“What colour is the 9th? 9 is 3 groups of 3, so the 9th is the last shape of the core: blue. The 20th: 20 is 6 groups of 3 and 2 more, so it is the 2nd shape of the core: blue.”</w:t>
+        <w:t xml:space="preserve">“What colour is the 9th? Count in 3s: 3, 6, 9. The 9th ends a core: blue. The 20th: count 3, 6 … 18. The 18th ends a core, so the 19th is red and the 20th is blue.”</w:t>
       </w:r>
     </w:p>
     <w:p>
@@ -20884,7 +20884,7 @@
           <w:sz w:val="21"/>
           <w:szCs w:val="21"/>
         </w:rPr>
-        <w:t xml:space="preserve">“For the growing pattern, look at the table: 3, 5, 7, 9. It goes up by 2 each time. Rule: add 2. To work backwards, undo: 13 sticks, take away 1, divide by 2: 6 triangles.”</w:t>
+        <w:t xml:space="preserve">“For the growing pattern, look at the table: 3, 5, 7, 9. It goes up by 2 each time. Rule: add 2. To work backwards, keep the table going: 3, 5, 7, 9, 11, 13 sticks. 13 sticks make 6 triangles.”</w:t>
       </w:r>
     </w:p>
     <w:tbl>
@@ -21899,7 +21899,7 @@
                 <w:sz w:val="20"/>
                 <w:szCs w:val="20"/>
               </w:rPr>
-              <w:t xml:space="preserve">10 (5 groups of 4, with 2 triangles in each group)</w:t>
+              <w:t xml:space="preserve">10. The core circle, triangle, triangle, square has 2 triangles. Count the cores in 4s: 4, 8, 12, 16, 20, so there are 5 cores. Count the triangles in 2s: 2, 4, 6, 8, 10.</w:t>
             </w:r>
           </w:p>
         </w:tc>
@@ -22183,7 +22183,7 @@
                 <w:sz w:val="20"/>
                 <w:szCs w:val="20"/>
               </w:rPr>
-              <w:t xml:space="preserve">9 green beads (9 full groups of 5 and 2 red beads left over).</w:t>
+              <w:t xml:space="preserve">9 green beads. Green is the 5th bead of each core, so greens are at 5, 10, 15 … 45: count in 5s, that is 9 numbers. Beads 46 and 47 are red.</w:t>
             </w:r>
           </w:p>
         </w:tc>
@@ -22966,7 +22966,7 @@
           <w:sz w:val="20"/>
           <w:szCs w:val="20"/>
         </w:rPr>
-        <w:t xml:space="preserve">(a) circle  (b) square  (c) square  (d) The pattern repeats every 3 and every 3rd shape is a square. 30 is in the 3 times table.</w:t>
+        <w:t xml:space="preserve">(a) circle  (b) square  (c) square  (d) The pattern repeats every 3 and every 3rd shape is a square. We say 30 when we count in 3s, so the 30th shape ends a core: a square.</w:t>
       </w:r>
     </w:p>
     <w:p>
@@ -27099,7 +27099,7 @@
                 <w:sz w:val="20"/>
                 <w:szCs w:val="20"/>
               </w:rPr>
-              <w:t xml:space="preserve">Find all the ways to make an amount, work systematically, and use reasoning to rule out cases.</w:t>
+              <w:t xml:space="preserve">Find all the ways to make an amount, work systematically, use reasoning to rule out cases, and pay in dollars with notes up to $100.</w:t>
             </w:r>
           </w:p>
         </w:tc>
@@ -27247,7 +27247,7 @@
                 <w:sz w:val="20"/>
                 <w:szCs w:val="20"/>
               </w:rPr>
-              <w:t xml:space="preserve">Play coins (5¢, 10¢, 20¢, 50¢), about 6 of each per pair, mini whiteboards.</w:t>
+              <w:t xml:space="preserve">Play coins (5¢, 10¢, 20¢, 50¢, $1), about 6 of each per pair, play notes ($2, $5, $10, $50), mini whiteboards.</w:t>
             </w:r>
           </w:p>
         </w:tc>
@@ -27321,7 +27321,7 @@
                 <w:sz w:val="20"/>
                 <w:szCs w:val="20"/>
               </w:rPr>
-              <w:t xml:space="preserve">Print the cut-out coin sheet at the back of the workbook, or use real coins at home.</w:t>
+              <w:t xml:space="preserve">Print the cut-out coins and notes at the back of the workbook, or use real coins and notes at home.</w:t>
             </w:r>
           </w:p>
         </w:tc>
@@ -27470,7 +27470,7 @@
           <w:sz w:val="21"/>
           <w:szCs w:val="21"/>
         </w:rPr>
-        <w:t xml:space="preserve">“Welcome to the coin shop! Today we find every way to pay for something with coins, and we make sure we do not miss any and do not count the same way twice.”</w:t>
+        <w:t xml:space="preserve">“Welcome to the money shop! Today we pay with coins and notes, find every way to make an amount, and make sure we do not miss any and do not count the same way twice.”</w:t>
       </w:r>
     </w:p>
     <w:p>
@@ -29725,7 +29725,7 @@
                 <w:sz w:val="20"/>
                 <w:szCs w:val="20"/>
               </w:rPr>
-              <w:t xml:space="preserve">4 ways. (20+5; 10+10+5; 10+5+5+5; 5×5)</w:t>
+              <w:t xml:space="preserve">4 ways. (20+5; 10+10+5; 10+5+5+5; 5+5+5+5+5)</w:t>
             </w:r>
           </w:p>
         </w:tc>
@@ -29867,7 +29867,7 @@
                 <w:sz w:val="20"/>
                 <w:szCs w:val="20"/>
               </w:rPr>
-              <w:t xml:space="preserve">3 ways. (10+10; 10+5+5; 5×4)</w:t>
+              <w:t xml:space="preserve">3 ways. (10+10; 10+5+5; 5+5+5+5)</w:t>
             </w:r>
           </w:p>
         </w:tc>
@@ -30659,7 +30659,7 @@
                 <w:sz w:val="20"/>
                 <w:szCs w:val="20"/>
               </w:rPr>
-              <w:t xml:space="preserve">Make 25¢ using exactly three coins from 5¢, 10¢, 20¢, 50¢.</w:t>
+              <w:t xml:space="preserve">Make 40¢ using exactly three coins from 5¢, 10¢, 20¢, 50¢.</w:t>
             </w:r>
           </w:p>
         </w:tc>
@@ -30692,7 +30692,7 @@
                 <w:sz w:val="20"/>
                 <w:szCs w:val="20"/>
               </w:rPr>
-              <w:t xml:space="preserve">10¢ + 10¢ + 5¢.</w:t>
+              <w:t xml:space="preserve">20¢ + 10¢ + 10¢.</w:t>
             </w:r>
           </w:p>
         </w:tc>
@@ -30838,7 +30838,7 @@
           <w:sz w:val="20"/>
           <w:szCs w:val="20"/>
         </w:rPr>
-        <w:t xml:space="preserve">A: 1 × 20¢.  B: 2 × 10¢.  C: 1 × 10¢ + 2 × 5¢.  D: 4 × 5¢.  Row E is spare (only 4 ways).  (a) one 20¢ coin  (b) four 5¢ coins  (c) Start with the biggest coin and work down.</w:t>
+        <w:t xml:space="preserve">A: one 20¢.  B: two 10¢.  C: one 10¢ and two 5¢.  D: four 5¢.  Row E is spare (only 4 ways).  (a) one 20¢ coin  (b) four 5¢ coins  (c) Start with the biggest coin and work down.</w:t>
       </w:r>
     </w:p>
     <w:p>
@@ -30963,7 +30963,32 @@
           <w:sz w:val="20"/>
           <w:szCs w:val="20"/>
         </w:rPr>
-        <w:t xml:space="preserve">(a) 3 × 10¢ and 3 × 20¢ (30 + 60 = 90).  (b) No. Four coins of 20¢ make only 80¢, which is less than 90¢.</w:t>
+        <w:t xml:space="preserve">(a) Three 10¢ and three 20¢ (30 + 60 = 90).  (b) No. Four coins of 20¢ make only 80¢, which is less than 90¢.</w:t>
+      </w:r>
+    </w:p>
+    <w:p>
+      <w:pPr>
+        <w:keepLines/>
+        <w:spacing w:after="50" w:before="0" w:line="270" w:lineRule="auto"/>
+        <w:ind w:left="240"/>
+      </w:pPr>
+      <w:r>
+        <w:rPr>
+          <w:rFonts w:ascii="Arial" w:cs="Arial" w:eastAsia="Arial" w:hAnsi="Arial"/>
+          <w:b/>
+          <w:bCs/>
+          <w:sz w:val="20"/>
+          <w:szCs w:val="20"/>
+        </w:rPr>
+        <w:t xml:space="preserve">Q7  </w:t>
+      </w:r>
+      <w:r>
+        <w:rPr>
+          <w:rFonts w:ascii="Arial" w:cs="Arial" w:eastAsia="Arial" w:hAnsi="Arial"/>
+          <w:sz w:val="20"/>
+          <w:szCs w:val="20"/>
+        </w:rPr>
+        <w:t xml:space="preserve">(a) $10 + $5 + $2 (3 pieces).  (b) Any 3 ways, e.g. $10 + $10; $10 + $5 + $5; $5 + $5 + $5 + $5; $10 + $5 + $2 + $2 + $1. There is no $20 note.  (c) No. She has $50 + $10 + $10 = $70. The bicycle and helmet cost $65 + $8 = $73. She is $3 short.</w:t>
       </w:r>
     </w:p>
     <w:p>
@@ -33066,7 +33091,53 @@
           <w:sz w:val="21"/>
           <w:szCs w:val="21"/>
         </w:rPr>
-        <w:t xml:space="preserve">Counting only the small triangles in figure C (answer 4 instead of 8).</w:t>
+        <w:t xml:space="preserve">Counting only the small triangles in Q4 picture C (4 instead of 8): look for bigger triangles made of 2 small ones.</w:t>
+      </w:r>
+    </w:p>
+    <w:p>
+      <w:pPr>
+        <w:keepLines/>
+        <w:spacing w:after="40" w:before="0" w:line="280" w:lineRule="auto"/>
+        <w:ind w:left="420" w:hanging="220"/>
+      </w:pPr>
+      <w:r>
+        <w:rPr>
+          <w:rFonts w:ascii="Arial" w:cs="Arial" w:eastAsia="Arial" w:hAnsi="Arial"/>
+          <w:sz w:val="21"/>
+          <w:szCs w:val="21"/>
+        </w:rPr>
+        <w:t xml:space="preserve">•  </w:t>
+      </w:r>
+      <w:r>
+        <w:rPr>
+          <w:rFonts w:ascii="Arial" w:cs="Arial" w:eastAsia="Arial" w:hAnsi="Arial"/>
+          <w:sz w:val="21"/>
+          <w:szCs w:val="21"/>
+        </w:rPr>
+        <w:t xml:space="preserve">Counting a square window in both the Square and the Rectangle columns in Q1.</w:t>
+      </w:r>
+    </w:p>
+    <w:p>
+      <w:pPr>
+        <w:keepLines/>
+        <w:spacing w:after="40" w:before="0" w:line="280" w:lineRule="auto"/>
+        <w:ind w:left="420" w:hanging="220"/>
+      </w:pPr>
+      <w:r>
+        <w:rPr>
+          <w:rFonts w:ascii="Arial" w:cs="Arial" w:eastAsia="Arial" w:hAnsi="Arial"/>
+          <w:sz w:val="21"/>
+          <w:szCs w:val="21"/>
+        </w:rPr>
+        <w:t xml:space="preserve">•  </w:t>
+      </w:r>
+      <w:r>
+        <w:rPr>
+          <w:rFonts w:ascii="Arial" w:cs="Arial" w:eastAsia="Arial" w:hAnsi="Arial"/>
+          <w:sz w:val="21"/>
+          <w:szCs w:val="21"/>
+        </w:rPr>
+        <w:t xml:space="preserve">Thinking a turned or flipped shape is a new one.</w:t>
       </w:r>
     </w:p>
     <w:p>
@@ -34617,7 +34688,7 @@
                 <w:sz w:val="20"/>
                 <w:szCs w:val="20"/>
               </w:rPr>
-              <w:t xml:space="preserve">How many triangles are in a square cut by ONE line from corner to corner?</w:t>
+              <w:t xml:space="preserve">How many squares are in a grid 4 squares long and 2 squares high?</w:t>
             </w:r>
           </w:p>
         </w:tc>
@@ -34650,7 +34721,7 @@
                 <w:sz w:val="20"/>
                 <w:szCs w:val="20"/>
               </w:rPr>
-              <w:t xml:space="preserve">2</w:t>
+              <w:t xml:space="preserve">11 (8 small + 3 made of 4 small ones)</w:t>
             </w:r>
           </w:p>
         </w:tc>
@@ -34753,7 +34824,7 @@
           <w:sz w:val="21"/>
           <w:szCs w:val="21"/>
         </w:rPr>
-        <w:t xml:space="preserve">Triangle with 1 line from the top: 3 triangles. With 2 lines: 6. Predict 3 lines (10).</w:t>
+        <w:t xml:space="preserve">How many squares in a grid 4 long and 3 high? (12 + 6 + 2 = 20)</w:t>
       </w:r>
     </w:p>
     <w:p>
@@ -34796,7 +34867,7 @@
           <w:sz w:val="20"/>
           <w:szCs w:val="20"/>
         </w:rPr>
-        <w:t xml:space="preserve">Circle 1, triangle 2, square 3, rectangle 2. (b) Squares. (c) 8 shapes.</w:t>
+        <w:t xml:space="preserve">Circle 1, triangle 2, square 3, rectangle 2. (a) Squares. (b) 8 shapes.</w:t>
       </w:r>
     </w:p>
     <w:p>
@@ -36601,7 +36672,7 @@
           <w:sz w:val="21"/>
           <w:szCs w:val="21"/>
         </w:rPr>
-        <w:t xml:space="preserve">“A Venn diagram: numbers 1 to 10. Even numbers in one loop, bigger than 5 in the other. 6, 8 and 10 are both even and bigger than 5, so they go in the middle.”</w:t>
+        <w:t xml:space="preserve">“A Venn diagram: numbers 10 to 20. Less than 15 in one loop, even in the other. For each number I ask both questions. 12: less than 15? Yes. Even? Yes. So 12 goes in the middle. 16: less than 15? No. Even? Yes. So 16 goes in the even loop only.”</w:t>
       </w:r>
     </w:p>
     <w:p>
@@ -37611,7 +37682,7 @@
                 <w:sz w:val="20"/>
                 <w:szCs w:val="20"/>
               </w:rPr>
-              <w:t xml:space="preserve">Workbook Think Harder 2: Tia does not drink milk. Sam drinks neither milk nor juice. Raj drinks the third drink. The drinks are milk, juice and water. Who drinks what?</w:t>
+              <w:t xml:space="preserve">Workbook Think Harder 2: Ana, Bo and Cy each have a different toy: a ball, a kite or a yo-yo. Bo does not have the kite. Cy has the ball. Who has which toy?</w:t>
             </w:r>
           </w:p>
         </w:tc>
@@ -37644,7 +37715,7 @@
                 <w:sz w:val="20"/>
                 <w:szCs w:val="20"/>
               </w:rPr>
-              <w:t xml:space="preserve">Sam: water. Tia: juice. Raj: milk.</w:t>
+              <w:t xml:space="preserve">Cy: ball. Bo: yo-yo. Ana: kite.</w:t>
             </w:r>
           </w:p>
         </w:tc>
@@ -37682,7 +37753,7 @@
                 <w:sz w:val="20"/>
                 <w:szCs w:val="20"/>
               </w:rPr>
-              <w:t xml:space="preserve">Workbook Think Harder 3: Numbers 1 to 12. Which are multiples of 2? Which are multiples of 3? Which are both?</w:t>
+              <w:t xml:space="preserve">Workbook Think Harder 3: Numbers 1 to 12. Which do we say when counting in 2s? Which when counting in 3s? Which in both?</w:t>
             </w:r>
           </w:p>
         </w:tc>
@@ -37715,7 +37786,7 @@
                 <w:sz w:val="20"/>
                 <w:szCs w:val="20"/>
               </w:rPr>
-              <w:t xml:space="preserve">Multiples of 2: 2, 4, 6, 8, 10, 12. Multiples of 3: 3, 6, 9, 12. Both: 6 and 12.</w:t>
+              <w:t xml:space="preserve">Counting in 2s: 2, 4, 6, 8, 10, 12. Counting in 3s: 3, 6, 9, 12. Both: 6 and 12.</w:t>
             </w:r>
           </w:p>
         </w:tc>
@@ -37753,7 +37824,7 @@
                 <w:sz w:val="20"/>
                 <w:szCs w:val="20"/>
               </w:rPr>
-              <w:t xml:space="preserve">Workbook Think Harder 4: Numbers 1 to 12. Which are in neither the 2 times table nor the 3 times table?</w:t>
+              <w:t xml:space="preserve">Workbook Think Harder 4: Numbers 1 to 12. Which do we NOT say when counting in 2s or when counting in 3s?</w:t>
             </w:r>
           </w:p>
         </w:tc>
@@ -37895,7 +37966,7 @@
                 <w:sz w:val="20"/>
                 <w:szCs w:val="20"/>
               </w:rPr>
-              <w:t xml:space="preserve">Workbook Challenge 6: A secret number is between 10 and 30. It is even and in the 3 times table. It is 2 more than a number in the 5 times table. What is it?</w:t>
+              <w:t xml:space="preserve">Workbook Challenge 6: A secret number is between 10 and 30. It is even, and you say it when counting in 3s. It is 2 more than a number you say when counting in 5s. What is it?</w:t>
             </w:r>
           </w:p>
         </w:tc>
@@ -37966,7 +38037,7 @@
                 <w:sz w:val="20"/>
                 <w:szCs w:val="20"/>
               </w:rPr>
-              <w:t xml:space="preserve">Workbook Challenge 7: Numbers 1 to 20. How many are multiples of 2 only, 3 only, both, and neither?</w:t>
+              <w:t xml:space="preserve">Workbook Challenge 7: Numbers 1 to 20. How many do we say only when counting in 2s, only in 3s, in both, and in neither?</w:t>
             </w:r>
           </w:p>
         </w:tc>
@@ -38143,7 +38214,7 @@
           <w:sz w:val="21"/>
           <w:szCs w:val="21"/>
         </w:rPr>
-        <w:t xml:space="preserve">“Why does 6 go in the middle of the Venn diagram?”</w:t>
+        <w:t xml:space="preserve">“Why does 12 go in the middle of the Venn diagram?”</w:t>
       </w:r>
     </w:p>
     <w:tbl>
@@ -38305,7 +38376,7 @@
                 <w:sz w:val="20"/>
                 <w:szCs w:val="20"/>
               </w:rPr>
-              <w:t xml:space="preserve">6 is even AND bigger than 5, so it follows both rules and goes where the two loops overlap.</w:t>
+              <w:t xml:space="preserve">12 is less than 15 AND even, so it follows both rules and goes where the two loops overlap.</w:t>
             </w:r>
           </w:p>
         </w:tc>
@@ -38811,7 +38882,7 @@
           <w:sz w:val="20"/>
           <w:szCs w:val="20"/>
         </w:rPr>
-        <w:t xml:space="preserve">Accept any reasoned answer: 11 is not in the 3 times table; or 6 is the only even number.</w:t>
+        <w:t xml:space="preserve">Accept any reasoned answer: 11, because we do not say it when counting in 3s (it is also the only 2-digit number); or 6, the only even number.</w:t>
       </w:r>
     </w:p>
     <w:p>
@@ -38933,7 +39004,7 @@
                 <w:sz w:val="20"/>
                 <w:szCs w:val="20"/>
               </w:rPr>
-              <w:t xml:space="preserve">Compare and order lengths, measure with equal units, and see why a bigger unit gives a smaller count.</w:t>
+              <w:t xml:space="preserve">Compare and order lengths, measure with equal units and with a centimetre ruler (also when the object does not start at 0), and change a length from one unit to another in both directions.</w:t>
             </w:r>
           </w:p>
         </w:tc>
@@ -39081,7 +39152,7 @@
                 <w:sz w:val="20"/>
                 <w:szCs w:val="20"/>
               </w:rPr>
-              <w:t xml:space="preserve">Linking cubes or paper cube strips, paper clips, erasers, objects to measure.</w:t>
+              <w:t xml:space="preserve">Linking cubes or paper cube strips, paper clips, erasers, objects to measure, a cm ruler for each child, mini whiteboards.</w:t>
             </w:r>
           </w:p>
         </w:tc>
@@ -40894,6 +40965,29 @@
     </w:p>
     <w:p>
       <w:pPr>
+        <w:keepLines/>
+        <w:spacing w:after="40" w:before="0" w:line="280" w:lineRule="auto"/>
+        <w:ind w:left="420" w:hanging="220"/>
+      </w:pPr>
+      <w:r>
+        <w:rPr>
+          <w:rFonts w:ascii="Arial" w:cs="Arial" w:eastAsia="Arial" w:hAnsi="Arial"/>
+          <w:sz w:val="21"/>
+          <w:szCs w:val="21"/>
+        </w:rPr>
+        <w:t xml:space="preserve">•  </w:t>
+      </w:r>
+      <w:r>
+        <w:rPr>
+          <w:rFonts w:ascii="Arial" w:cs="Arial" w:eastAsia="Arial" w:hAnsi="Arial"/>
+          <w:sz w:val="21"/>
+          <w:szCs w:val="21"/>
+        </w:rPr>
+        <w:t xml:space="preserve">Reading the end mark when the object does not start at 0.</w:t>
+      </w:r>
+    </w:p>
+    <w:p>
+      <w:pPr>
         <w:keepNext/>
         <w:keepLines/>
         <w:shd w:fill="1F3864" w:color="auto" w:val="clear"/>
@@ -42394,7 +42488,7 @@
                 <w:sz w:val="20"/>
                 <w:szCs w:val="20"/>
               </w:rPr>
-              <w:t xml:space="preserve">A pencil is 8 cubes. A pen is 3 cubes longer. How long is the pen?</w:t>
+              <w:t xml:space="preserve">A ribbon lies from the 3 cm mark to the 9 cm mark on a ruler. How long is it?</w:t>
             </w:r>
           </w:p>
         </w:tc>
@@ -42427,7 +42521,7 @@
                 <w:sz w:val="20"/>
                 <w:szCs w:val="20"/>
               </w:rPr>
-              <w:t xml:space="preserve">11 cubes</w:t>
+              <w:t xml:space="preserve">6 cm</w:t>
             </w:r>
           </w:p>
         </w:tc>
@@ -42943,7 +43037,7 @@
                 <w:sz w:val="20"/>
                 <w:szCs w:val="20"/>
               </w:rPr>
-              <w:t xml:space="preserve">Puzzle cards for 4 stations, play coins, cubes, certificates, stamps.</w:t>
+              <w:t xml:space="preserve">Puzzle cards for 4 stations, play coins, cubes, certificates, stamps, mini whiteboards.</w:t>
             </w:r>
           </w:p>
         </w:tc>
@@ -44492,7 +44586,7 @@
           <w:sz w:val="21"/>
           <w:szCs w:val="21"/>
         </w:rPr>
-        <w:t xml:space="preserve">“Pattern: 5, 8, 11, 14 … The rule is add 3. The 10th number is 5 + 9 × 3 = 32 (the first number is 5, then 9 more jumps).”</w:t>
+        <w:t xml:space="preserve">“Pattern: 5, 8, 11, 14 … The rule is add 3. I make a table of places 1 to 10 and keep adding 3: 5, 8, 11, 14, 17, 20, 23, 26, 29, 32. The 10th number is 32.”</w:t>
       </w:r>
     </w:p>
     <w:p>

--- a/outputs/designed/Math_Inquirers_P1_Tutor_Guide.docx
+++ b/outputs/designed/Math_Inquirers_P1_Tutor_Guide.docx
@@ -29905,7 +29905,7 @@
                 <w:sz w:val="20"/>
                 <w:szCs w:val="20"/>
               </w:rPr>
-              <w:t xml:space="preserve">Workbook Think Harder 4: What is the fewest number of coins to make 65¢ from 5¢, 10¢, 20¢ and 50¢?</w:t>
+              <w:t xml:space="preserve">Workbook Think Harder 4: A bag costs $34. Ali pays with a $50 note. How much change does he get?</w:t>
             </w:r>
           </w:p>
         </w:tc>
@@ -29938,7 +29938,7 @@
                 <w:sz w:val="20"/>
                 <w:szCs w:val="20"/>
               </w:rPr>
-              <w:t xml:space="preserve">3 coins (50¢ + 10¢ + 5¢)</w:t>
+              <w:t xml:space="preserve">$16. Count on from $34: $36, $40, $50. That is $2 + $4 + $10 = $16.</w:t>
             </w:r>
           </w:p>
         </w:tc>

--- a/outputs/designed/Math_Inquirers_P1_Tutor_Guide.docx
+++ b/outputs/designed/Math_Inquirers_P1_Tutor_Guide.docx
@@ -63,7 +63,7 @@
           <w:sz w:val="21"/>
           <w:szCs w:val="21"/>
         </w:rPr>
-        <w:t xml:space="preserve">Program guide for tutors: schedule, lesson routine, ten minute-by-minute lesson scripts with answer keys, a progress tracker and a parent summary. Everything works face to face or online.</w:t>
+        <w:t xml:space="preserve">Program guide for tutors: schedule, lesson routine, ten minute-by-minute lesson scripts with answer keys, a progress tracker and a parent summary. Math Inquirers is online first: every lesson runs live on video; the face-to-face notes are kept for partner centres.</w:t>
       </w:r>
     </w:p>
     <w:p>
@@ -317,7 +317,7 @@
                 <w:sz w:val="20"/>
                 <w:szCs w:val="20"/>
               </w:rPr>
-              <w:t xml:space="preserve">Up to 8 children per tutor, face to face or online. Pilot with 6. Add a second tutor or helper above 8.</w:t>
+              <w:t xml:space="preserve">Up to 8 children per tutor, live online. Pilot with 6. Add a second tutor or helper above 8.</w:t>
             </w:r>
           </w:p>
         </w:tc>

--- a/outputs/designed/Math_Inquirers_P1_Tutor_Guide.docx
+++ b/outputs/designed/Math_Inquirers_P1_Tutor_Guide.docx
@@ -3544,7 +3544,7 @@
                 <w:sz w:val="20"/>
                 <w:szCs w:val="20"/>
               </w:rPr>
-              <w:t xml:space="preserve">40–70</w:t>
+              <w:t xml:space="preserve">40–72</w:t>
             </w:r>
           </w:p>
         </w:tc>
@@ -3612,7 +3612,7 @@
                 <w:sz w:val="20"/>
                 <w:szCs w:val="20"/>
               </w:rPr>
-              <w:t xml:space="preserve">Start in pairs, finish alone. Tutor asks “how do you know?” rather than giving answers.</w:t>
+              <w:t xml:space="preserve">Start in pairs, finish alone, then check together (the last 4 minutes, starting with a 1-minute stand-up stretch). Tutor asks “how do you know?” rather than giving answers. Think Harder (T) and Challenge (C) are for early finishers or home.</w:t>
             </w:r>
           </w:p>
         </w:tc>
@@ -3718,7 +3718,7 @@
                 <w:sz w:val="20"/>
                 <w:szCs w:val="20"/>
               </w:rPr>
-              <w:t xml:space="preserve">70–80</w:t>
+              <w:t xml:space="preserve">72–80</w:t>
             </w:r>
           </w:p>
         </w:tc>
@@ -4313,7 +4313,7 @@
           <w:sz w:val="21"/>
           <w:szCs w:val="21"/>
         </w:rPr>
-        <w:t xml:space="preserve">Send parents the workbook and materials list one week before. Needed: counters or coins, two colours of paper pieces, a cup, straws or toothpicks, paper and a pencil.</w:t>
+        <w:t xml:space="preserve">Send parents the workbook and materials list one week before. Needed: counters or coins, two colours of paper pieces, a cup, straws or lolly sticks (never real matches or toothpicks), paper, a pencil and a cm ruler (Lesson 9).</w:t>
       </w:r>
     </w:p>
     <w:p>
@@ -5112,7 +5112,7 @@
                 <w:sz w:val="20"/>
                 <w:szCs w:val="20"/>
               </w:rPr>
-              <w:t xml:space="preserve">21 matchsticks or straws per pair, shape cut-outs.</w:t>
+              <w:t xml:space="preserve">21 straws, lolly sticks or paper strips per pair (never real matches), shape cut-outs.</w:t>
             </w:r>
           </w:p>
         </w:tc>
@@ -5145,7 +5145,7 @@
                 <w:sz w:val="20"/>
                 <w:szCs w:val="20"/>
               </w:rPr>
-              <w:t xml:space="preserve">Drawing on paper or screen; children use straws, toothpicks or pencils at home.</w:t>
+              <w:t xml:space="preserve">Drawing on paper or screen; children use straws, lolly sticks, paper strips or pencils at home (never real matches or toothpicks).</w:t>
             </w:r>
           </w:p>
         </w:tc>
@@ -5668,7 +5668,7 @@
                 <w:sz w:val="20"/>
                 <w:szCs w:val="20"/>
               </w:rPr>
-              <w:t xml:space="preserve">Two loops of string, buttons or small objects, clue cards.</w:t>
+              <w:t xml:space="preserve">Two loops of string, buttons or small objects (small objects only with a grown-up nearby), clue cards.</w:t>
             </w:r>
           </w:p>
         </w:tc>
@@ -5701,7 +5701,7 @@
                 <w:sz w:val="20"/>
                 <w:szCs w:val="20"/>
               </w:rPr>
-              <w:t xml:space="preserve">Children sort objects from home by a rule shown on the slide and explain the rule on camera.</w:t>
+              <w:t xml:space="preserve">Children sort objects from home by a rule shown on the slide and explain the rule on camera. Buttons and other small objects: only with a grown-up nearby.</w:t>
             </w:r>
           </w:p>
         </w:tc>
@@ -5840,7 +5840,7 @@
                 <w:sz w:val="20"/>
                 <w:szCs w:val="20"/>
               </w:rPr>
-              <w:t xml:space="preserve">Print the cube strip at the back of the workbook; measure household objects.</w:t>
+              <w:t xml:space="preserve">Print the cube strip at the back of the workbook; measure household objects. Each child needs a cm ruler.</w:t>
             </w:r>
           </w:p>
         </w:tc>
@@ -5946,7 +5946,7 @@
                 <w:sz w:val="20"/>
                 <w:szCs w:val="20"/>
               </w:rPr>
-              <w:t xml:space="preserve">Puzzle cards for 4 stations, play coins, cubes, certificates, stamps, mini whiteboards.</w:t>
+              <w:t xml:space="preserve">Four puzzle cards (coins, patterns, logic, measuring; printed in the workbook and shown on the Lesson 10 slide), play coins, cubes, certificates, stamps, mini whiteboards.</w:t>
             </w:r>
           </w:p>
         </w:tc>
@@ -5979,7 +5979,7 @@
                 <w:sz w:val="20"/>
                 <w:szCs w:val="20"/>
               </w:rPr>
-              <w:t xml:space="preserve">Breakout pairs work on one puzzle card each, then report back to the group.</w:t>
+              <w:t xml:space="preserve">One puzzle card per breakout room (the tutor pastes the card into the room chat). Pairs swap cards at minute 20 and report back to the group in 30 seconds each.</w:t>
             </w:r>
           </w:p>
         </w:tc>
@@ -9276,7 +9276,7 @@
           <w:sz w:val="22"/>
           <w:szCs w:val="22"/>
         </w:rPr>
-        <w:t xml:space="preserve">40–70 min   </w:t>
+        <w:t xml:space="preserve">40–72 min   </w:t>
       </w:r>
       <w:r>
         <w:rPr>
@@ -9287,7 +9287,7 @@
           <w:sz w:val="22"/>
           <w:szCs w:val="22"/>
         </w:rPr>
-        <w:t xml:space="preserve">Worksheet (pairs, then alone, then stretch)</w:t>
+        <w:t xml:space="preserve">Worksheet (pairs, then alone, then check together)</w:t>
       </w:r>
     </w:p>
     <w:p>
@@ -9339,7 +9339,7 @@
           <w:sz w:val="21"/>
           <w:szCs w:val="21"/>
         </w:rPr>
-        <w:t xml:space="preserve">Minutes 40 to 52: pairs work together on the first page. Minutes 52 to 62: each child works alone on the second page. Minutes 62 to 70: stretch and challenge.</w:t>
+        <w:t xml:space="preserve">About minutes 40 to 55: pairs work together on the first page, with a short teaching slide before it and a check-together slide after it. About minutes 55 to 68: each child works alone on the second page (a short teaching slide first, then 10 minutes of work; the exact times are on each slide). Minutes 68 to 72: everyone stands up and stretches for a minute, then check the second page together. Think Harder (T1 to T4) and Challenge (C1 to C3) are not a timed part of the lesson: they are for children who finish early, or for home.</w:t>
       </w:r>
     </w:p>
     <w:p>
@@ -9566,7 +9566,7 @@
           <w:sz w:val="21"/>
           <w:szCs w:val="21"/>
         </w:rPr>
-        <w:t xml:space="preserve">Early finishers: give the stretch question first, then the challenge.</w:t>
+        <w:t xml:space="preserve">Early finishers: give Think Harder T1 first (it is in the workbook), then the Stretch slide, then the Challenge.</w:t>
       </w:r>
     </w:p>
     <w:p>
@@ -9713,7 +9713,7 @@
                 <w:sz w:val="20"/>
                 <w:szCs w:val="20"/>
               </w:rPr>
-              <w:t xml:space="preserve">Workbook Think Harder 1: Fill in the missing numbers: 3, 8, __, 18, __, 28</w:t>
+              <w:t xml:space="preserve">Workbook Think Harder T1: Fill in the missing numbers: 3, 8, __, 18, __, 28</w:t>
             </w:r>
           </w:p>
         </w:tc>
@@ -9784,7 +9784,7 @@
                 <w:sz w:val="20"/>
                 <w:szCs w:val="20"/>
               </w:rPr>
-              <w:t xml:space="preserve">Workbook Think Harder 2: Fill in the missing numbers: 40, __, 28, __, 16, 10</w:t>
+              <w:t xml:space="preserve">Workbook Think Harder T2: Fill in the missing numbers: 40, __, 28, __, 16, 10</w:t>
             </w:r>
           </w:p>
         </w:tc>
@@ -9855,7 +9855,7 @@
                 <w:sz w:val="20"/>
                 <w:szCs w:val="20"/>
               </w:rPr>
-              <w:t xml:space="preserve">Workbook Think Harder 3: A pattern starts at 3 and adds 5 each time. What is the 8th number?</w:t>
+              <w:t xml:space="preserve">Workbook Think Harder T3: A pattern starts at 3 and adds 5 each time. What is the 8th number?</w:t>
             </w:r>
           </w:p>
         </w:tc>
@@ -9926,7 +9926,7 @@
                 <w:sz w:val="20"/>
                 <w:szCs w:val="20"/>
               </w:rPr>
-              <w:t xml:space="preserve">Workbook Think Harder 4: A pattern starts at 2 and adds 4 each time. What is the 7th number?</w:t>
+              <w:t xml:space="preserve">Workbook Think Harder T4: A pattern starts at 2 and adds 4 each time. What is the 7th number?</w:t>
             </w:r>
           </w:p>
         </w:tc>
@@ -9997,7 +9997,7 @@
                 <w:sz w:val="20"/>
                 <w:szCs w:val="20"/>
               </w:rPr>
-              <w:t xml:space="preserve">Workbook Challenge 5: Frog A starts at 3 and jumps 4 each time. Frog B starts at 5 and jumps 3 each time. Which numbers up to 40 do both frogs land on?</w:t>
+              <w:t xml:space="preserve">Workbook Challenge C1: Frog A starts at 3 and jumps 4 each time. Frog B starts at 5 and jumps 3 each time. Which numbers up to 40 do both frogs land on?</w:t>
             </w:r>
           </w:p>
         </w:tc>
@@ -10068,7 +10068,7 @@
                 <w:sz w:val="20"/>
                 <w:szCs w:val="20"/>
               </w:rPr>
-              <w:t xml:space="preserve">Workbook Challenge 6: 1, 2, 4, 7, 11, 16 … What is the 8th number? Explain how the pattern grows.</w:t>
+              <w:t xml:space="preserve">Workbook Challenge C2: 1, 2, 4, 7, 11, 16 … What is the 8th number? Explain how the pattern grows.</w:t>
             </w:r>
           </w:p>
         </w:tc>
@@ -10139,7 +10139,7 @@
                 <w:sz w:val="20"/>
                 <w:szCs w:val="20"/>
               </w:rPr>
-              <w:t xml:space="preserve">Workbook Challenge 7: Ali counts up from 2 in 3s. Mei counts up from 1 in 4s. Which numbers up to 50 are in both patterns?</w:t>
+              <w:t xml:space="preserve">Workbook Challenge C3: Ali counts up from 2 in 3s. Mei counts up from 1 in 4s. Which numbers up to 50 are in both patterns?</w:t>
             </w:r>
           </w:p>
         </w:tc>
@@ -10204,7 +10204,7 @@
           <w:sz w:val="19"/>
           <w:szCs w:val="19"/>
         </w:rPr>
-        <w:t xml:space="preserve">These are the questions on the two Think Harder pages in the workbook. More are in the separate Question Bank.</w:t>
+        <w:t xml:space="preserve">These are the questions on the two Think Harder pages in the workbook (T1 to T4 and C1 to C3). The Stretch slide has three more questions; their answers are in the answer key below. More are in the separate Question Bank.</w:t>
       </w:r>
     </w:p>
     <w:p>
@@ -10223,7 +10223,7 @@
           <w:sz w:val="22"/>
           <w:szCs w:val="22"/>
         </w:rPr>
-        <w:t xml:space="preserve">70–80 min   </w:t>
+        <w:t xml:space="preserve">72–80 min   </w:t>
       </w:r>
       <w:r>
         <w:rPr>
@@ -10992,6 +10992,31 @@
     </w:p>
     <w:p>
       <w:pPr>
+        <w:keepLines/>
+        <w:spacing w:after="50" w:before="0" w:line="270" w:lineRule="auto"/>
+        <w:ind w:left="240"/>
+      </w:pPr>
+      <w:r>
+        <w:rPr>
+          <w:rFonts w:ascii="Arial" w:cs="Arial" w:eastAsia="Arial" w:hAnsi="Arial"/>
+          <w:b/>
+          <w:bCs/>
+          <w:sz w:val="20"/>
+          <w:szCs w:val="20"/>
+        </w:rPr>
+        <w:t xml:space="preserve">Stretch slide  </w:t>
+      </w:r>
+      <w:r>
+        <w:rPr>
+          <w:rFonts w:ascii="Arial" w:cs="Arial" w:eastAsia="Arial" w:hAnsi="Arial"/>
+          <w:sz w:val="20"/>
+          <w:szCs w:val="20"/>
+        </w:rPr>
+        <w:t xml:space="preserve">1) Yes to 39, no to 40  2) 6  3) Add 4; the 1st number is 3</w:t>
+      </w:r>
+    </w:p>
+    <w:p>
+      <w:pPr>
         <w:keepNext/>
         <w:keepLines/>
         <w:pageBreakBefore/>
@@ -13364,7 +13389,7 @@
           <w:sz w:val="22"/>
           <w:szCs w:val="22"/>
         </w:rPr>
-        <w:t xml:space="preserve">40–70 min   </w:t>
+        <w:t xml:space="preserve">40–72 min   </w:t>
       </w:r>
       <w:r>
         <w:rPr>
@@ -13375,7 +13400,7 @@
           <w:sz w:val="22"/>
           <w:szCs w:val="22"/>
         </w:rPr>
-        <w:t xml:space="preserve">Worksheet (pairs, then alone, then stretch)</w:t>
+        <w:t xml:space="preserve">Worksheet (pairs, then alone, then check together)</w:t>
       </w:r>
     </w:p>
     <w:p>
@@ -13427,7 +13452,7 @@
           <w:sz w:val="21"/>
           <w:szCs w:val="21"/>
         </w:rPr>
-        <w:t xml:space="preserve">Minutes 40 to 52: pairs work together on the first page. Minutes 52 to 62: each child works alone on the second page. Minutes 62 to 70: stretch and challenge.</w:t>
+        <w:t xml:space="preserve">About minutes 40 to 55: pairs work together on the first page, with a short teaching slide before it and a check-together slide after it. About minutes 55 to 68: each child works alone on the second page (a short teaching slide first, then 10 minutes of work; the exact times are on each slide). Minutes 68 to 72: everyone stands up and stretches for a minute, then check the second page together. Think Harder (T1 to T4) and Challenge (C1 to C3) are not a timed part of the lesson: they are for children who finish early, or for home.</w:t>
       </w:r>
     </w:p>
     <w:p>
@@ -13654,7 +13679,7 @@
           <w:sz w:val="21"/>
           <w:szCs w:val="21"/>
         </w:rPr>
-        <w:t xml:space="preserve">Early finishers: give the stretch question first, then the challenge.</w:t>
+        <w:t xml:space="preserve">Early finishers: give Think Harder T1 first (it is in the workbook), then the Stretch slide, then the Challenge.</w:t>
       </w:r>
     </w:p>
     <w:p>
@@ -13801,7 +13826,7 @@
                 <w:sz w:val="20"/>
                 <w:szCs w:val="20"/>
               </w:rPr>
-              <w:t xml:space="preserve">Workbook Think Harder 1: 5 + 4 = 6 + __</w:t>
+              <w:t xml:space="preserve">Workbook Think Harder T1: 5 + 4 = 6 + __</w:t>
             </w:r>
           </w:p>
         </w:tc>
@@ -13872,7 +13897,7 @@
                 <w:sz w:val="20"/>
                 <w:szCs w:val="20"/>
               </w:rPr>
-              <w:t xml:space="preserve">Workbook Think Harder 2: 8 + 2 = 7 + __</w:t>
+              <w:t xml:space="preserve">Workbook Think Harder T2: 8 + 2 = 7 + __</w:t>
             </w:r>
           </w:p>
         </w:tc>
@@ -13943,7 +13968,7 @@
                 <w:sz w:val="20"/>
                 <w:szCs w:val="20"/>
               </w:rPr>
-              <w:t xml:space="preserve">Workbook Think Harder 3: 9 + 6 = __ + 10</w:t>
+              <w:t xml:space="preserve">Workbook Think Harder T3: 9 + 6 = __ + 10</w:t>
             </w:r>
           </w:p>
         </w:tc>
@@ -14014,7 +14039,7 @@
                 <w:sz w:val="20"/>
                 <w:szCs w:val="20"/>
               </w:rPr>
-              <w:t xml:space="preserve">Workbook Think Harder 4: 12 + 3 = 10 + __</w:t>
+              <w:t xml:space="preserve">Workbook Think Harder T4: 12 + 3 = 10 + __</w:t>
             </w:r>
           </w:p>
         </w:tc>
@@ -14085,7 +14110,7 @@
                 <w:sz w:val="20"/>
                 <w:szCs w:val="20"/>
               </w:rPr>
-              <w:t xml:space="preserve">Workbook Challenge 5: Three different numbers from 1 to 7 add up to 10. Find every set of three.</w:t>
+              <w:t xml:space="preserve">Workbook Challenge C1: Three different numbers from 1 to 7 add up to 10. Find every set of three.</w:t>
             </w:r>
           </w:p>
         </w:tc>
@@ -14156,7 +14181,7 @@
                 <w:sz w:val="20"/>
                 <w:szCs w:val="20"/>
               </w:rPr>
-              <w:t xml:space="preserve">Workbook Challenge 6: Put 1 to 6 in the magic triangle so each side adds to 11. What goes in the corners and middles?</w:t>
+              <w:t xml:space="preserve">Workbook Challenge C2: Put 1 to 6 in the magic triangle so each side adds to 11. What goes in the corners and middles?</w:t>
             </w:r>
           </w:p>
         </w:tc>
@@ -14227,7 +14252,7 @@
                 <w:sz w:val="20"/>
                 <w:szCs w:val="20"/>
               </w:rPr>
-              <w:t xml:space="preserve">Workbook Challenge 7: Ali has 20 stickers. He keeps 9 and shares the rest between Ben and Mei. Ben gets 3 more than Mei. How many does each get?</w:t>
+              <w:t xml:space="preserve">Workbook Challenge C3: Ali has 20 stickers. He keeps 9 and shares the rest between Ben and Mei. Ben gets 3 more than Mei. How many does each get?</w:t>
             </w:r>
           </w:p>
         </w:tc>
@@ -14292,7 +14317,7 @@
           <w:sz w:val="19"/>
           <w:szCs w:val="19"/>
         </w:rPr>
-        <w:t xml:space="preserve">These are the questions on the two Think Harder pages in the workbook. More are in the separate Question Bank.</w:t>
+        <w:t xml:space="preserve">These are the questions on the two Think Harder pages in the workbook (T1 to T4 and C1 to C3). The Stretch slide has three more questions; their answers are in the answer key below. More are in the separate Question Bank.</w:t>
       </w:r>
     </w:p>
     <w:p>
@@ -14311,7 +14336,7 @@
           <w:sz w:val="22"/>
           <w:szCs w:val="22"/>
         </w:rPr>
-        <w:t xml:space="preserve">70–80 min   </w:t>
+        <w:t xml:space="preserve">72–80 min   </w:t>
       </w:r>
       <w:r>
         <w:rPr>
@@ -15077,6 +15102,31 @@
     </w:p>
     <w:p>
       <w:pPr>
+        <w:keepLines/>
+        <w:spacing w:after="50" w:before="0" w:line="270" w:lineRule="auto"/>
+        <w:ind w:left="240"/>
+      </w:pPr>
+      <w:r>
+        <w:rPr>
+          <w:rFonts w:ascii="Arial" w:cs="Arial" w:eastAsia="Arial" w:hAnsi="Arial"/>
+          <w:b/>
+          <w:bCs/>
+          <w:sz w:val="20"/>
+          <w:szCs w:val="20"/>
+        </w:rPr>
+        <w:t xml:space="preserve">Stretch slide  </w:t>
+      </w:r>
+      <w:r>
+        <w:rPr>
+          <w:rFonts w:ascii="Arial" w:cs="Arial" w:eastAsia="Arial" w:hAnsi="Arial"/>
+          <w:sz w:val="20"/>
+          <w:szCs w:val="20"/>
+        </w:rPr>
+        <w:t xml:space="preserve">1) 10 and 16  2) 8  3) 6 pairs</w:t>
+      </w:r>
+    </w:p>
+    <w:p>
+      <w:pPr>
         <w:keepNext/>
         <w:keepLines/>
         <w:pageBreakBefore/>
@@ -17350,7 +17400,7 @@
           <w:sz w:val="22"/>
           <w:szCs w:val="22"/>
         </w:rPr>
-        <w:t xml:space="preserve">40–70 min   </w:t>
+        <w:t xml:space="preserve">40–72 min   </w:t>
       </w:r>
       <w:r>
         <w:rPr>
@@ -17361,7 +17411,7 @@
           <w:sz w:val="22"/>
           <w:szCs w:val="22"/>
         </w:rPr>
-        <w:t xml:space="preserve">Worksheet (pairs, then alone, then stretch)</w:t>
+        <w:t xml:space="preserve">Worksheet (pairs, then alone, then check together)</w:t>
       </w:r>
     </w:p>
     <w:p>
@@ -17413,7 +17463,7 @@
           <w:sz w:val="21"/>
           <w:szCs w:val="21"/>
         </w:rPr>
-        <w:t xml:space="preserve">Minutes 40 to 52: pairs work together on the first page. Minutes 52 to 62: each child works alone on the second page. Minutes 62 to 70: stretch and challenge.</w:t>
+        <w:t xml:space="preserve">About minutes 40 to 55: pairs work together on the first page, with a short teaching slide before it and a check-together slide after it. About minutes 55 to 68: each child works alone on the second page (a short teaching slide first, then 10 minutes of work; the exact times are on each slide). Minutes 68 to 72: everyone stands up and stretches for a minute, then check the second page together. Think Harder (T1 to T4) and Challenge (C1 to C3) are not a timed part of the lesson: they are for children who finish early, or for home.</w:t>
       </w:r>
     </w:p>
     <w:p>
@@ -17640,7 +17690,7 @@
           <w:sz w:val="21"/>
           <w:szCs w:val="21"/>
         </w:rPr>
-        <w:t xml:space="preserve">Early finishers: give the stretch question first, then the challenge.</w:t>
+        <w:t xml:space="preserve">Early finishers: give Think Harder T1 first (it is in the workbook), then the Stretch slide, then the Challenge.</w:t>
       </w:r>
     </w:p>
     <w:p>
@@ -17787,7 +17837,7 @@
                 <w:sz w:val="20"/>
                 <w:szCs w:val="20"/>
               </w:rPr>
-              <w:t xml:space="preserve">Workbook Think Harder 1: 1 picture = 2 children. Red has 3 pictures, blue has 5 and green has 4. How many children chose blue?</w:t>
+              <w:t xml:space="preserve">Workbook Think Harder T1: 1 picture = 2 children. Red has 3 pictures, blue has 5 and green has 4. How many children chose blue?</w:t>
             </w:r>
           </w:p>
         </w:tc>
@@ -17858,7 +17908,7 @@
                 <w:sz w:val="20"/>
                 <w:szCs w:val="20"/>
               </w:rPr>
-              <w:t xml:space="preserve">Workbook Think Harder 2: 1 picture = 2 children. Red has 3 pictures, blue has 5 and green has 4. How many children voted altogether?</w:t>
+              <w:t xml:space="preserve">Workbook Think Harder T2: 1 picture = 2 children. Red has 3 pictures, blue has 5 and green has 4. How many children voted altogether?</w:t>
             </w:r>
           </w:p>
         </w:tc>
@@ -17929,7 +17979,7 @@
                 <w:sz w:val="20"/>
                 <w:szCs w:val="20"/>
               </w:rPr>
-              <w:t xml:space="preserve">Workbook Think Harder 3: 1 picture = 2 children. Red has 3 pictures and blue has 5. How many more children chose blue than red?</w:t>
+              <w:t xml:space="preserve">Workbook Think Harder T3: 1 picture = 2 children. Red has 3 pictures and blue has 5. How many more children chose blue than red?</w:t>
             </w:r>
           </w:p>
         </w:tc>
@@ -18000,7 +18050,7 @@
                 <w:sz w:val="20"/>
                 <w:szCs w:val="20"/>
               </w:rPr>
-              <w:t xml:space="preserve">Workbook Think Harder 4: 1 picture = 2 children. Six children chose pizza. How many pictures should we draw?</w:t>
+              <w:t xml:space="preserve">Workbook Think Harder T4: 1 picture = 2 children. Six children chose pizza. How many pictures should we draw?</w:t>
             </w:r>
           </w:p>
         </w:tc>
@@ -18071,7 +18121,7 @@
                 <w:sz w:val="20"/>
                 <w:szCs w:val="20"/>
               </w:rPr>
-              <w:t xml:space="preserve">Workbook Challenge 5: 1 picture = 3 children. Apple has 4 pictures, banana 2 and orange 5. Then 7 more children join and all choose banana. Which fruit wins now, and by how many votes?</w:t>
+              <w:t xml:space="preserve">Workbook Challenge C1: 1 picture = 3 children. Apple has 4 pictures, banana 2 and orange 5. Then 7 more children join and all choose banana. Which fruit wins now, and by how many votes?</w:t>
             </w:r>
           </w:p>
         </w:tc>
@@ -18142,7 +18192,7 @@
                 <w:sz w:val="20"/>
                 <w:szCs w:val="20"/>
               </w:rPr>
-              <w:t xml:space="preserve">Workbook Challenge 6: 24 children voted. Apple got 6 votes. Orange got twice as many as banana. How many votes did banana and orange get?</w:t>
+              <w:t xml:space="preserve">Workbook Challenge C2: 24 children voted. Apple got 6 votes. Orange got 6 more votes than banana. How many votes did banana and orange get?</w:t>
             </w:r>
           </w:p>
         </w:tc>
@@ -18175,7 +18225,7 @@
                 <w:sz w:val="20"/>
                 <w:szCs w:val="20"/>
               </w:rPr>
-              <w:t xml:space="preserve">Banana 6 and orange 12.</w:t>
+              <w:t xml:space="preserve">Banana 6 and orange 12. (24 − 6 = 18 for banana and orange; take away the extra 6: 12, share: 6 each; give orange the 6 back.)</w:t>
             </w:r>
           </w:p>
         </w:tc>
@@ -18213,7 +18263,7 @@
                 <w:sz w:val="20"/>
                 <w:szCs w:val="20"/>
               </w:rPr>
-              <w:t xml:space="preserve">Workbook Challenge 7: 1 picture = 4 children. 40 children voted for three fruits. A has 3 pictures. B has 2 more pictures than A. How many children chose C?</w:t>
+              <w:t xml:space="preserve">Workbook Challenge C3: 1 picture = 2 children. 20 children voted for three fruits. A has 3 pictures. B has 2 more pictures than A. How many children chose C?</w:t>
             </w:r>
           </w:p>
         </w:tc>
@@ -18246,7 +18296,7 @@
                 <w:sz w:val="20"/>
                 <w:szCs w:val="20"/>
               </w:rPr>
-              <w:t xml:space="preserve">8 children (10 pictures in all; A 3 + B 5 = 8, so C has 2 pictures).</w:t>
+              <w:t xml:space="preserve">4 children (20 ÷ 2 = 10 pictures in all, counting in 2s to 20; A 3 + B 5 = 8, so C has 2 pictures = 4 children).</w:t>
             </w:r>
           </w:p>
         </w:tc>
@@ -18278,7 +18328,7 @@
           <w:sz w:val="19"/>
           <w:szCs w:val="19"/>
         </w:rPr>
-        <w:t xml:space="preserve">These are the questions on the two Think Harder pages in the workbook. More are in the separate Question Bank.</w:t>
+        <w:t xml:space="preserve">These are the questions on the two Think Harder pages in the workbook (T1 to T4 and C1 to C3). The Stretch slide has three more questions; their answers are in the answer key below. More are in the separate Question Bank.</w:t>
       </w:r>
     </w:p>
     <w:p>
@@ -18297,7 +18347,7 @@
           <w:sz w:val="22"/>
           <w:szCs w:val="22"/>
         </w:rPr>
-        <w:t xml:space="preserve">70–80 min   </w:t>
+        <w:t xml:space="preserve">72–80 min   </w:t>
       </w:r>
       <w:r>
         <w:rPr>
@@ -19113,6 +19163,31 @@
     </w:p>
     <w:p>
       <w:pPr>
+        <w:keepLines/>
+        <w:spacing w:after="50" w:before="0" w:line="270" w:lineRule="auto"/>
+        <w:ind w:left="240"/>
+      </w:pPr>
+      <w:r>
+        <w:rPr>
+          <w:rFonts w:ascii="Arial" w:cs="Arial" w:eastAsia="Arial" w:hAnsi="Arial"/>
+          <w:b/>
+          <w:bCs/>
+          <w:sz w:val="20"/>
+          <w:szCs w:val="20"/>
+        </w:rPr>
+        <w:t xml:space="preserve">Stretch slide  </w:t>
+      </w:r>
+      <w:r>
+        <w:rPr>
+          <w:rFonts w:ascii="Arial" w:cs="Arial" w:eastAsia="Arial" w:hAnsi="Arial"/>
+          <w:sz w:val="20"/>
+          <w:szCs w:val="20"/>
+        </w:rPr>
+        <w:t xml:space="preserve">1) 6 more  2) Orange 7, apple wins with 8  3) 9</w:t>
+      </w:r>
+    </w:p>
+    <w:p>
+      <w:pPr>
         <w:keepNext/>
         <w:keepLines/>
         <w:pageBreakBefore/>
@@ -19230,7 +19305,7 @@
                 <w:sz w:val="20"/>
                 <w:szCs w:val="20"/>
               </w:rPr>
-              <w:t xml:space="preserve">Extend a repeating pattern and predict far places using the pattern core; extend a growing matchstick pattern and work backwards from a total.</w:t>
+              <w:t xml:space="preserve">Extend a repeating pattern and predict far places using the pattern core; extend a growing stick pattern and work backwards from a total.</w:t>
             </w:r>
           </w:p>
         </w:tc>
@@ -19378,7 +19453,7 @@
                 <w:sz w:val="20"/>
                 <w:szCs w:val="20"/>
               </w:rPr>
-              <w:t xml:space="preserve">21 matchsticks or straws per pair, shape cut-outs.</w:t>
+              <w:t xml:space="preserve">21 straws, lolly sticks or paper strips per pair (never real matches), shape cut-outs.</w:t>
             </w:r>
           </w:p>
         </w:tc>
@@ -19452,7 +19527,7 @@
                 <w:sz w:val="20"/>
                 <w:szCs w:val="20"/>
               </w:rPr>
-              <w:t xml:space="preserve">Drawing on paper or screen; children use straws, toothpicks or pencils at home.</w:t>
+              <w:t xml:space="preserve">Drawing on paper or screen; children use straws, lolly sticks, paper strips or pencils at home (never real matches or toothpicks).</w:t>
             </w:r>
           </w:p>
         </w:tc>
@@ -21358,7 +21433,7 @@
           <w:sz w:val="22"/>
           <w:szCs w:val="22"/>
         </w:rPr>
-        <w:t xml:space="preserve">40–70 min   </w:t>
+        <w:t xml:space="preserve">40–72 min   </w:t>
       </w:r>
       <w:r>
         <w:rPr>
@@ -21369,7 +21444,7 @@
           <w:sz w:val="22"/>
           <w:szCs w:val="22"/>
         </w:rPr>
-        <w:t xml:space="preserve">Worksheet (pairs, then alone, then stretch)</w:t>
+        <w:t xml:space="preserve">Worksheet (pairs, then alone, then check together)</w:t>
       </w:r>
     </w:p>
     <w:p>
@@ -21421,7 +21496,7 @@
           <w:sz w:val="21"/>
           <w:szCs w:val="21"/>
         </w:rPr>
-        <w:t xml:space="preserve">Minutes 40 to 52: pairs work together on the first page. Minutes 52 to 62: each child works alone on the second page. Minutes 62 to 70: stretch and challenge.</w:t>
+        <w:t xml:space="preserve">About minutes 40 to 55: pairs work together on the first page, with a short teaching slide before it and a check-together slide after it. About minutes 55 to 68: each child works alone on the second page (a short teaching slide first, then 10 minutes of work; the exact times are on each slide). Minutes 68 to 72: everyone stands up and stretches for a minute, then check the second page together. Think Harder (T1 to T4) and Challenge (C1 to C3) are not a timed part of the lesson: they are for children who finish early, or for home.</w:t>
       </w:r>
     </w:p>
     <w:p>
@@ -21648,7 +21723,7 @@
           <w:sz w:val="21"/>
           <w:szCs w:val="21"/>
         </w:rPr>
-        <w:t xml:space="preserve">Early finishers: give the stretch question first, then the challenge.</w:t>
+        <w:t xml:space="preserve">Early finishers: give Think Harder T1 first (it is in the workbook), then the Stretch slide, then the Challenge.</w:t>
       </w:r>
     </w:p>
     <w:p>
@@ -21795,7 +21870,7 @@
                 <w:sz w:val="20"/>
                 <w:szCs w:val="20"/>
               </w:rPr>
-              <w:t xml:space="preserve">Workbook Think Harder 1: Pattern: circle, triangle, triangle, square, circle, triangle, triangle, square … What is the 14th shape?</w:t>
+              <w:t xml:space="preserve">Workbook Think Harder T1: Pattern: circle, triangle, triangle, square, circle, triangle, triangle, square … What is the 14th shape?</w:t>
             </w:r>
           </w:p>
         </w:tc>
@@ -21866,7 +21941,7 @@
                 <w:sz w:val="20"/>
                 <w:szCs w:val="20"/>
               </w:rPr>
-              <w:t xml:space="preserve">Workbook Think Harder 2: Same pattern: how many triangles are in the first 20 shapes?</w:t>
+              <w:t xml:space="preserve">Workbook Think Harder T2: Same pattern: how many triangles are in the first 20 shapes?</w:t>
             </w:r>
           </w:p>
         </w:tc>
@@ -21937,7 +22012,7 @@
                 <w:sz w:val="20"/>
                 <w:szCs w:val="20"/>
               </w:rPr>
-              <w:t xml:space="preserve">Workbook Think Harder 3: Same pattern: in which places do the squares come? Write the first five.</w:t>
+              <w:t xml:space="preserve">Workbook Think Harder T3: Same pattern: in which places do the squares come? Write the first five.</w:t>
             </w:r>
           </w:p>
         </w:tc>
@@ -22008,7 +22083,7 @@
                 <w:sz w:val="20"/>
                 <w:szCs w:val="20"/>
               </w:rPr>
-              <w:t xml:space="preserve">Workbook Think Harder 4: Red, blue, blue, red, blue, blue … What colour is the 20th bead?</w:t>
+              <w:t xml:space="preserve">Workbook Think Harder T4: Red, blue, blue, red, blue, blue … What colour is the 20th bead?</w:t>
             </w:r>
           </w:p>
         </w:tc>
@@ -22079,7 +22154,7 @@
                 <w:sz w:val="20"/>
                 <w:szCs w:val="20"/>
               </w:rPr>
-              <w:t xml:space="preserve">Workbook Challenge 5: Squares in a row use 4, 7, 10 … sticks. Ben has 50 sticks. How many squares can he make? How many sticks are left?</w:t>
+              <w:t xml:space="preserve">Workbook Challenge C1: Squares in a row use 4, 7, 10 … sticks. Ben has 50 sticks. How many squares can he make? How many sticks are left?</w:t>
             </w:r>
           </w:p>
         </w:tc>
@@ -22150,7 +22225,7 @@
                 <w:sz w:val="20"/>
                 <w:szCs w:val="20"/>
               </w:rPr>
-              <w:t xml:space="preserve">Workbook Challenge 6: Beads repeat in a pattern of 5: red, red, blue, blue, green. How many green beads are in the first 47 beads?</w:t>
+              <w:t xml:space="preserve">Workbook Challenge C2: Beads repeat in a pattern of 5: red, red, blue, blue, green. How many green beads are in the first 47 beads?</w:t>
             </w:r>
           </w:p>
         </w:tc>
@@ -22221,7 +22296,7 @@
                 <w:sz w:val="20"/>
                 <w:szCs w:val="20"/>
               </w:rPr>
-              <w:t xml:space="preserve">Workbook Challenge 7: Dots: 1, 3, 6, 10, 15 … What are the next two numbers? What is the 10th number?</w:t>
+              <w:t xml:space="preserve">Workbook Challenge C3: Dots: 1, 3, 6, 10, 15 … What are the next two numbers? What is the 10th number?</w:t>
             </w:r>
           </w:p>
         </w:tc>
@@ -22286,7 +22361,7 @@
           <w:sz w:val="19"/>
           <w:szCs w:val="19"/>
         </w:rPr>
-        <w:t xml:space="preserve">These are the questions on the two Think Harder pages in the workbook. More are in the separate Question Bank.</w:t>
+        <w:t xml:space="preserve">These are the questions on the two Think Harder pages in the workbook (T1 to T4 and C1 to C3). The Stretch slide has three more questions; their answers are in the answer key below. More are in the separate Question Bank.</w:t>
       </w:r>
     </w:p>
     <w:p>
@@ -22305,7 +22380,7 @@
           <w:sz w:val="22"/>
           <w:szCs w:val="22"/>
         </w:rPr>
-        <w:t xml:space="preserve">70–80 min   </w:t>
+        <w:t xml:space="preserve">72–80 min   </w:t>
       </w:r>
       <w:r>
         <w:rPr>
@@ -23021,6 +23096,31 @@
     </w:p>
     <w:p>
       <w:pPr>
+        <w:keepLines/>
+        <w:spacing w:after="50" w:before="0" w:line="270" w:lineRule="auto"/>
+        <w:ind w:left="240"/>
+      </w:pPr>
+      <w:r>
+        <w:rPr>
+          <w:rFonts w:ascii="Arial" w:cs="Arial" w:eastAsia="Arial" w:hAnsi="Arial"/>
+          <w:b/>
+          <w:bCs/>
+          <w:sz w:val="20"/>
+          <w:szCs w:val="20"/>
+        </w:rPr>
+        <w:t xml:space="preserve">Stretch slide  </w:t>
+      </w:r>
+      <w:r>
+        <w:rPr>
+          <w:rFonts w:ascii="Arial" w:cs="Arial" w:eastAsia="Arial" w:hAnsi="Arial"/>
+          <w:sz w:val="20"/>
+          <w:szCs w:val="20"/>
+        </w:rPr>
+        <w:t xml:space="preserve">1) circle  2) 6 squares and 1 stick left over  3) 9 Bs</w:t>
+      </w:r>
+    </w:p>
+    <w:p>
+      <w:pPr>
         <w:keepNext/>
         <w:keepLines/>
         <w:pageBreakBefore/>
@@ -25294,7 +25394,7 @@
           <w:sz w:val="22"/>
           <w:szCs w:val="22"/>
         </w:rPr>
-        <w:t xml:space="preserve">40–70 min   </w:t>
+        <w:t xml:space="preserve">40–72 min   </w:t>
       </w:r>
       <w:r>
         <w:rPr>
@@ -25305,7 +25405,7 @@
           <w:sz w:val="22"/>
           <w:szCs w:val="22"/>
         </w:rPr>
-        <w:t xml:space="preserve">Worksheet (pairs, then alone, then stretch)</w:t>
+        <w:t xml:space="preserve">Worksheet (pairs, then alone, then check together)</w:t>
       </w:r>
     </w:p>
     <w:p>
@@ -25357,7 +25457,7 @@
           <w:sz w:val="21"/>
           <w:szCs w:val="21"/>
         </w:rPr>
-        <w:t xml:space="preserve">Minutes 40 to 52: pairs work together on the first page. Minutes 52 to 62: each child works alone on the second page. Minutes 62 to 70: stretch and challenge.</w:t>
+        <w:t xml:space="preserve">About minutes 40 to 55: pairs work together on the first page, with a short teaching slide before it and a check-together slide after it. About minutes 55 to 68: each child works alone on the second page (a short teaching slide first, then 10 minutes of work; the exact times are on each slide). Minutes 68 to 72: everyone stands up and stretches for a minute, then check the second page together. Think Harder (T1 to T4) and Challenge (C1 to C3) are not a timed part of the lesson: they are for children who finish early, or for home.</w:t>
       </w:r>
     </w:p>
     <w:p>
@@ -25584,7 +25684,7 @@
           <w:sz w:val="21"/>
           <w:szCs w:val="21"/>
         </w:rPr>
-        <w:t xml:space="preserve">Early finishers: give the stretch question first, then the challenge.</w:t>
+        <w:t xml:space="preserve">Early finishers: give Think Harder T1 first (it is in the workbook), then the Stretch slide, then the Challenge.</w:t>
       </w:r>
     </w:p>
     <w:p>
@@ -25731,7 +25831,7 @@
                 <w:sz w:val="20"/>
                 <w:szCs w:val="20"/>
               </w:rPr>
-              <w:t xml:space="preserve">Workbook Think Harder 1: I think of a number. I add 5, then I take away 3. I get 9. What is my number?</w:t>
+              <w:t xml:space="preserve">Workbook Think Harder T1: Ben had some marbles. He gave 5 to Mei, then won 3. Now he has 12. How many did he start with?</w:t>
             </w:r>
           </w:p>
         </w:tc>
@@ -25764,7 +25864,7 @@
                 <w:sz w:val="20"/>
                 <w:szCs w:val="20"/>
               </w:rPr>
-              <w:t xml:space="preserve">7</w:t>
+              <w:t xml:space="preserve">14 (12 − 3 + 5)</w:t>
             </w:r>
           </w:p>
         </w:tc>
@@ -25802,7 +25902,7 @@
                 <w:sz w:val="20"/>
                 <w:szCs w:val="20"/>
               </w:rPr>
-              <w:t xml:space="preserve">Workbook Think Harder 2: I think of a number. I add 6, then I take away 2. I get 10. What is my number?</w:t>
+              <w:t xml:space="preserve">Workbook Think Harder T2: Ben had some stickers. He gave away 6, got 4, then gave away 3. Now he has 10. How many did he have at first?</w:t>
             </w:r>
           </w:p>
         </w:tc>
@@ -25835,7 +25935,7 @@
                 <w:sz w:val="20"/>
                 <w:szCs w:val="20"/>
               </w:rPr>
-              <w:t xml:space="preserve">6</w:t>
+              <w:t xml:space="preserve">15 (work backwards: 10 + 3 = 13, 13 − 4 = 9, 9 + 6 = 15; check 15 − 6 + 4 − 3 = 10)</w:t>
             </w:r>
           </w:p>
         </w:tc>
@@ -25873,7 +25973,7 @@
                 <w:sz w:val="20"/>
                 <w:szCs w:val="20"/>
               </w:rPr>
-              <w:t xml:space="preserve">Workbook Think Harder 3: I think of a number. I add 4, then I take away 7. I get 8. What is my number?</w:t>
+              <w:t xml:space="preserve">Workbook Think Harder T3: A number machine adds the same number each time. IN 4 gives OUT 9. What is the rule? What is OUT when IN is 12? What is IN when OUT is 20?</w:t>
             </w:r>
           </w:p>
         </w:tc>
@@ -25906,7 +26006,7 @@
                 <w:sz w:val="20"/>
                 <w:szCs w:val="20"/>
               </w:rPr>
-              <w:t xml:space="preserve">11</w:t>
+              <w:t xml:space="preserve">Add 5. OUT is 17 when IN is 12. IN is 15 when OUT is 20.</w:t>
             </w:r>
           </w:p>
         </w:tc>
@@ -25944,7 +26044,7 @@
                 <w:sz w:val="20"/>
                 <w:szCs w:val="20"/>
               </w:rPr>
-              <w:t xml:space="preserve">Workbook Think Harder 4: I think of a number. I add 9, then I take away 4. I get 12. What is my number?</w:t>
+              <w:t xml:space="preserve">Workbook Think Harder T4: I think of a number. I add 4, then I take away 7. I get 8. What is my number?</w:t>
             </w:r>
           </w:p>
         </w:tc>
@@ -25977,7 +26077,7 @@
                 <w:sz w:val="20"/>
                 <w:szCs w:val="20"/>
               </w:rPr>
-              <w:t xml:space="preserve">7</w:t>
+              <w:t xml:space="preserve">11</w:t>
             </w:r>
           </w:p>
         </w:tc>
@@ -26015,7 +26115,7 @@
                 <w:sz w:val="20"/>
                 <w:szCs w:val="20"/>
               </w:rPr>
-              <w:t xml:space="preserve">Workbook Challenge 5: I think of a number. I add 7, take away 3, add 5, then take away 8. I get 14. What is my number?</w:t>
+              <w:t xml:space="preserve">Workbook Challenge C1: I think of a number. I add 7, take away 3, add 5, then take away 8. I get 14. What is my number?</w:t>
             </w:r>
           </w:p>
         </w:tc>
@@ -26086,7 +26186,7 @@
                 <w:sz w:val="20"/>
                 <w:szCs w:val="20"/>
               </w:rPr>
-              <w:t xml:space="preserve">Workbook Challenge 6: Ali is 5 years older than Ben. In 3 years’ time their ages will add up to 25. How old is each now?</w:t>
+              <w:t xml:space="preserve">Workbook Challenge C2: Ali and Ben have 20 marbles together. Ali has 4 more than Ben. How many marbles does each have?</w:t>
             </w:r>
           </w:p>
         </w:tc>
@@ -26119,7 +26219,7 @@
                 <w:sz w:val="20"/>
                 <w:szCs w:val="20"/>
               </w:rPr>
-              <w:t xml:space="preserve">Ben 7 and Ali 12.</w:t>
+              <w:t xml:space="preserve">Ben 8 and Ali 12. (Take away the extra 4: 16 left, share: 8 and 8, give Ali the 4 back: 12.)</w:t>
             </w:r>
           </w:p>
         </w:tc>
@@ -26157,7 +26257,7 @@
                 <w:sz w:val="20"/>
                 <w:szCs w:val="20"/>
               </w:rPr>
-              <w:t xml:space="preserve">Workbook Challenge 7: A snail climbs 3 cm each day and slides back 1 cm each night. It starts at the bottom of a 9 cm wall. On which day does it reach the top?</w:t>
+              <w:t xml:space="preserve">Workbook Challenge C3: A snail climbs 3 cm each day and slides back 1 cm each night. It starts at the bottom of a 9 cm wall. On which day does it reach the top?</w:t>
             </w:r>
           </w:p>
         </w:tc>
@@ -26222,7 +26322,7 @@
           <w:sz w:val="19"/>
           <w:szCs w:val="19"/>
         </w:rPr>
-        <w:t xml:space="preserve">These are the questions on the two Think Harder pages in the workbook. More are in the separate Question Bank.</w:t>
+        <w:t xml:space="preserve">These are the questions on the two Think Harder pages in the workbook (T1 to T4 and C1 to C3). The Stretch slide has three more questions; their answers are in the answer key below. More are in the separate Question Bank.</w:t>
       </w:r>
     </w:p>
     <w:p>
@@ -26241,7 +26341,7 @@
           <w:sz w:val="22"/>
           <w:szCs w:val="22"/>
         </w:rPr>
-        <w:t xml:space="preserve">70–80 min   </w:t>
+        <w:t xml:space="preserve">72–80 min   </w:t>
       </w:r>
       <w:r>
         <w:rPr>
@@ -26982,6 +27082,31 @@
     </w:p>
     <w:p>
       <w:pPr>
+        <w:keepLines/>
+        <w:spacing w:after="50" w:before="0" w:line="270" w:lineRule="auto"/>
+        <w:ind w:left="240"/>
+      </w:pPr>
+      <w:r>
+        <w:rPr>
+          <w:rFonts w:ascii="Arial" w:cs="Arial" w:eastAsia="Arial" w:hAnsi="Arial"/>
+          <w:b/>
+          <w:bCs/>
+          <w:sz w:val="20"/>
+          <w:szCs w:val="20"/>
+        </w:rPr>
+        <w:t xml:space="preserve">Stretch slide  </w:t>
+      </w:r>
+      <w:r>
+        <w:rPr>
+          <w:rFonts w:ascii="Arial" w:cs="Arial" w:eastAsia="Arial" w:hAnsi="Arial"/>
+          <w:sz w:val="20"/>
+          <w:szCs w:val="20"/>
+        </w:rPr>
+        <w:t xml:space="preserve">1) Ben 8, Ali 12  2) 15  3) 10</w:t>
+      </w:r>
+    </w:p>
+    <w:p>
+      <w:pPr>
         <w:keepNext/>
         <w:keepLines/>
         <w:pageBreakBefore/>
@@ -29154,7 +29279,7 @@
           <w:sz w:val="21"/>
           <w:szCs w:val="21"/>
         </w:rPr>
-        <w:t xml:space="preserve">Stopping at the first set in Q4 instead of checking for all of them.</w:t>
+        <w:t xml:space="preserve">Stopping at the first set in Think Harder T2 instead of checking for all of them.</w:t>
       </w:r>
     </w:p>
     <w:p>
@@ -29255,7 +29380,7 @@
           <w:sz w:val="22"/>
           <w:szCs w:val="22"/>
         </w:rPr>
-        <w:t xml:space="preserve">40–70 min   </w:t>
+        <w:t xml:space="preserve">40–72 min   </w:t>
       </w:r>
       <w:r>
         <w:rPr>
@@ -29266,7 +29391,7 @@
           <w:sz w:val="22"/>
           <w:szCs w:val="22"/>
         </w:rPr>
-        <w:t xml:space="preserve">Worksheet (pairs, then alone, then stretch)</w:t>
+        <w:t xml:space="preserve">Worksheet (pairs, then alone, then check together)</w:t>
       </w:r>
     </w:p>
     <w:p>
@@ -29318,7 +29443,7 @@
           <w:sz w:val="21"/>
           <w:szCs w:val="21"/>
         </w:rPr>
-        <w:t xml:space="preserve">Minutes 40 to 52: pairs work together on the first page. Minutes 52 to 62: each child works alone on the second page. Minutes 62 to 70: stretch and challenge.</w:t>
+        <w:t xml:space="preserve">About minutes 40 to 55: pairs work together on the first page, with a short teaching slide before it and a check-together slide after it. About minutes 55 to 68: each child works alone on the second page (a short teaching slide first, then 10 minutes of work; the exact times are on each slide). Minutes 68 to 72: everyone stands up and stretches for a minute, then check the second page together. Think Harder (T1 to T4) and Challenge (C1 to C3) are not a timed part of the lesson: they are for children who finish early, or for home.</w:t>
       </w:r>
     </w:p>
     <w:p>
@@ -29545,7 +29670,7 @@
           <w:sz w:val="21"/>
           <w:szCs w:val="21"/>
         </w:rPr>
-        <w:t xml:space="preserve">Early finishers: give the stretch question first, then the challenge.</w:t>
+        <w:t xml:space="preserve">Early finishers: give Think Harder T1 first (it is in the workbook), then the Stretch slide, then the Challenge.</w:t>
       </w:r>
     </w:p>
     <w:p>
@@ -29692,7 +29817,7 @@
                 <w:sz w:val="20"/>
                 <w:szCs w:val="20"/>
               </w:rPr>
-              <w:t xml:space="preserve">Workbook Think Harder 1: How many ways can you make 25¢ using 20¢, 10¢ and 5¢ coins?</w:t>
+              <w:t xml:space="preserve">Workbook Think Harder T1: A bag costs $34. Ali pays with a $50 note. How much change does he get?</w:t>
             </w:r>
           </w:p>
         </w:tc>
@@ -29725,7 +29850,7 @@
                 <w:sz w:val="20"/>
                 <w:szCs w:val="20"/>
               </w:rPr>
-              <w:t xml:space="preserve">4 ways. (20+5; 10+10+5; 10+5+5+5; 5+5+5+5+5)</w:t>
+              <w:t xml:space="preserve">$16. Count on from $34: $36, $40, $50. That is $2 + $4 + $10 = $16.</w:t>
             </w:r>
           </w:p>
         </w:tc>
@@ -29763,7 +29888,7 @@
                 <w:sz w:val="20"/>
                 <w:szCs w:val="20"/>
               </w:rPr>
-              <w:t xml:space="preserve">Workbook Think Harder 2: How many ways can you make 30¢ using 20¢, 10¢ and 5¢ coins?</w:t>
+              <w:t xml:space="preserve">Workbook Think Harder T2: Make 70¢ using exactly 4 coins from 5¢, 10¢, 20¢ and 50¢. Find every set.</w:t>
             </w:r>
           </w:p>
         </w:tc>
@@ -29796,7 +29921,7 @@
                 <w:sz w:val="20"/>
                 <w:szCs w:val="20"/>
               </w:rPr>
-              <w:t xml:space="preserve">6 ways.</w:t>
+              <w:t xml:space="preserve">2 sets: 50¢ + 10¢ + 5¢ + 5¢, and 20¢ + 20¢ + 20¢ + 10¢.</w:t>
             </w:r>
           </w:p>
         </w:tc>
@@ -29834,7 +29959,7 @@
                 <w:sz w:val="20"/>
                 <w:szCs w:val="20"/>
               </w:rPr>
-              <w:t xml:space="preserve">Workbook Think Harder 3: How many ways can you make 20¢ using only 10¢ and 5¢ coins?</w:t>
+              <w:t xml:space="preserve">Workbook Think Harder T3: Sam has only 10¢ and 20¢ coins. He pays exactly 90¢ using 6 coins. How many of each coin does he use?</w:t>
             </w:r>
           </w:p>
         </w:tc>
@@ -29867,7 +29992,7 @@
                 <w:sz w:val="20"/>
                 <w:szCs w:val="20"/>
               </w:rPr>
-              <w:t xml:space="preserve">3 ways. (10+10; 10+5+5; 5+5+5+5)</w:t>
+              <w:t xml:space="preserve">Three 10¢ and three 20¢ (30 + 60 = 90).</w:t>
             </w:r>
           </w:p>
         </w:tc>
@@ -29905,7 +30030,7 @@
                 <w:sz w:val="20"/>
                 <w:szCs w:val="20"/>
               </w:rPr>
-              <w:t xml:space="preserve">Workbook Think Harder 4: A bag costs $34. Ali pays with a $50 note. How much change does he get?</w:t>
+              <w:t xml:space="preserve">Workbook Think Harder T4: What is the fewest number of coins to make 45¢?</w:t>
             </w:r>
           </w:p>
         </w:tc>
@@ -29938,7 +30063,7 @@
                 <w:sz w:val="20"/>
                 <w:szCs w:val="20"/>
               </w:rPr>
-              <w:t xml:space="preserve">$16. Count on from $34: $36, $40, $50. That is $2 + $4 + $10 = $16.</w:t>
+              <w:t xml:space="preserve">3 coins (20¢ + 20¢ + 5¢)</w:t>
             </w:r>
           </w:p>
         </w:tc>
@@ -29976,7 +30101,7 @@
                 <w:sz w:val="20"/>
                 <w:szCs w:val="20"/>
               </w:rPr>
-              <w:t xml:space="preserve">Workbook Challenge 5: Ali pays 55¢ with exactly 5 coins. He uses at least one 5¢, one 10¢ and one 20¢ coin. Which coins does he use?</w:t>
+              <w:t xml:space="preserve">Workbook Challenge C1: Ali pays 55¢ with exactly 5 coins. He uses at least one 5¢, one 10¢ and one 20¢ coin. Which coins does he use?</w:t>
             </w:r>
           </w:p>
         </w:tc>
@@ -30047,7 +30172,7 @@
                 <w:sz w:val="20"/>
                 <w:szCs w:val="20"/>
               </w:rPr>
-              <w:t xml:space="preserve">Workbook Challenge 6: You have one 5¢, one 10¢, one 20¢ and one 50¢ coin. How many different amounts can you make using any of them?</w:t>
+              <w:t xml:space="preserve">Workbook Challenge C2: You have one 5¢, one 10¢, one 20¢ and one 50¢ coin. How many different amounts can you make using any of them?</w:t>
             </w:r>
           </w:p>
         </w:tc>
@@ -30118,7 +30243,7 @@
                 <w:sz w:val="20"/>
                 <w:szCs w:val="20"/>
               </w:rPr>
-              <w:t xml:space="preserve">Workbook Challenge 7: A sweet costs 15¢ and a biscuit costs 20¢. Ben spends exactly 90¢ and buys some of each. How many sweets and biscuits does he buy?</w:t>
+              <w:t xml:space="preserve">Workbook Challenge C3: A sweet costs 15¢ and a biscuit costs 20¢. Ben spends exactly 90¢ and buys some of each. How many sweets and biscuits does he buy?</w:t>
             </w:r>
           </w:p>
         </w:tc>
@@ -30183,7 +30308,7 @@
           <w:sz w:val="19"/>
           <w:szCs w:val="19"/>
         </w:rPr>
-        <w:t xml:space="preserve">These are the questions on the two Think Harder pages in the workbook. More are in the separate Question Bank.</w:t>
+        <w:t xml:space="preserve">These are the questions on the two Think Harder pages in the workbook (T1 to T4 and C1 to C3). The Stretch slide has three more questions; their answers are in the answer key below. More are in the separate Question Bank.</w:t>
       </w:r>
     </w:p>
     <w:p>
@@ -30202,7 +30327,7 @@
           <w:sz w:val="22"/>
           <w:szCs w:val="22"/>
         </w:rPr>
-        <w:t xml:space="preserve">70–80 min   </w:t>
+        <w:t xml:space="preserve">72–80 min   </w:t>
       </w:r>
       <w:r>
         <w:rPr>
@@ -30913,7 +31038,7 @@
           <w:sz w:val="20"/>
           <w:szCs w:val="20"/>
         </w:rPr>
-        <w:t xml:space="preserve">Two sets: 50¢ + 10¢ + 5¢ + 5¢, and 20¢ + 20¢ + 20¢ + 10¢.</w:t>
+        <w:t xml:space="preserve">No. Two coins can total 10, 15, 20, 25, 30, 40, 55, 60, 70 or 100. 35 is not one of them.</w:t>
       </w:r>
     </w:p>
     <w:p>
@@ -30938,7 +31063,7 @@
           <w:sz w:val="20"/>
           <w:szCs w:val="20"/>
         </w:rPr>
-        <w:t xml:space="preserve">No. Two coins can total 10, 15, 20, 25, 30, 40, 55, 60, 70 or 100. 35 is not one of them.</w:t>
+        <w:t xml:space="preserve">(a) $10 + $5 + $2 (3 pieces).  (b) Any 3 ways, e.g. $10 + $10; $10 + $5 + $5; $5 + $5 + $5 + $5; $10 + $5 + $2 + $2 + $1. There is no $20 note.  (c) No. She has $50 + $10 + $10 = $70. The bicycle and helmet cost $65 + $8 = $73. She is $3 short.</w:t>
       </w:r>
     </w:p>
     <w:p>
@@ -30955,7 +31080,7 @@
           <w:sz w:val="20"/>
           <w:szCs w:val="20"/>
         </w:rPr>
-        <w:t xml:space="preserve">Q6  </w:t>
+        <w:t xml:space="preserve">Think Harder T2, T3  </w:t>
       </w:r>
       <w:r>
         <w:rPr>
@@ -30963,7 +31088,7 @@
           <w:sz w:val="20"/>
           <w:szCs w:val="20"/>
         </w:rPr>
-        <w:t xml:space="preserve">(a) Three 10¢ and three 20¢ (30 + 60 = 90).  (b) No. Four coins of 20¢ make only 80¢, which is less than 90¢.</w:t>
+        <w:t xml:space="preserve">T2: two sets, 50¢ + 10¢ + 5¢ + 5¢, and 20¢ + 20¢ + 20¢ + 10¢.  T3: three 10¢ and three 20¢ (30 + 60 = 90); four coins of 20¢ make only 80¢, so 4 coins cannot make 90¢.</w:t>
       </w:r>
     </w:p>
     <w:p>
@@ -30980,7 +31105,7 @@
           <w:sz w:val="20"/>
           <w:szCs w:val="20"/>
         </w:rPr>
-        <w:t xml:space="preserve">Q7  </w:t>
+        <w:t xml:space="preserve">Stretch slide  </w:t>
       </w:r>
       <w:r>
         <w:rPr>
@@ -30988,7 +31113,7 @@
           <w:sz w:val="20"/>
           <w:szCs w:val="20"/>
         </w:rPr>
-        <w:t xml:space="preserve">(a) $10 + $5 + $2 (3 pieces).  (b) Any 3 ways, e.g. $10 + $10; $10 + $5 + $5; $5 + $5 + $5 + $5; $10 + $5 + $2 + $2 + $1. There is no $20 note.  (c) No. She has $50 + $10 + $10 = $70. The bicycle and helmet cost $65 + $8 = $73. She is $3 short.</w:t>
+        <w:t xml:space="preserve">1) 9 ways  2) Three 10¢ and three 5¢  3) 4 coins (50¢ + 20¢ + 20¢ + 5¢)</w:t>
       </w:r>
     </w:p>
     <w:p>
@@ -32764,7 +32889,7 @@
           <w:sz w:val="21"/>
           <w:szCs w:val="21"/>
         </w:rPr>
-        <w:t xml:space="preserve">“A square is also a special rectangle. Why? It has 4 corners that are square, like a rectangle.”</w:t>
+        <w:t xml:space="preserve">“In a counting puzzle we can count a square as a special rectangle. Why? It has 4 square corners, like a rectangle. But on the house picture in Q1, a square goes in the Square column only, so we count each shape once.”</w:t>
       </w:r>
     </w:p>
     <w:tbl>
@@ -32893,7 +33018,7 @@
                 <w:sz w:val="20"/>
                 <w:szCs w:val="20"/>
               </w:rPr>
-              <w:t xml:space="preserve">Sides and corners. What do you notice? Predict: how many sides and corners has an octagon?</w:t>
+              <w:t xml:space="preserve">Squares hide inside squares. A 2 by 2 grid. How many squares can you see? Count the small ones first: 4. The whole grid is a square too: 1 more. How many squares altogether?</w:t>
             </w:r>
           </w:p>
         </w:tc>
@@ -32926,7 +33051,7 @@
                 <w:sz w:val="20"/>
                 <w:szCs w:val="20"/>
               </w:rPr>
-              <w:t xml:space="preserve">Sides = corners. Octagon: 8 and 8.</w:t>
+              <w:t xml:space="preserve">5 (4 small + 1 big).</w:t>
             </w:r>
           </w:p>
         </w:tc>
@@ -32964,7 +33089,7 @@
                 <w:sz w:val="20"/>
                 <w:szCs w:val="20"/>
               </w:rPr>
-              <w:t xml:space="preserve">Counting triangles. A big triangle has one line from the top corner down to the bottom. Count the small triangles first: 2. Then the big ones made of more than one small triangle: 1. How many triangles altogether?</w:t>
+              <w:t xml:space="preserve">A 3 by 3 grid: count by size. Small squares: 9. Squares made of 4 small ones (2 by 2): 4. The whole grid: 1. How many squares altogether?</w:t>
             </w:r>
           </w:p>
         </w:tc>
@@ -32997,7 +33122,7 @@
                 <w:sz w:val="20"/>
                 <w:szCs w:val="20"/>
               </w:rPr>
-              <w:t xml:space="preserve">3 (2 small + 1 big).</w:t>
+              <w:t xml:space="preserve">14 (9 + 4 + 1).</w:t>
             </w:r>
           </w:p>
         </w:tc>
@@ -33183,7 +33308,7 @@
           <w:sz w:val="21"/>
           <w:szCs w:val="21"/>
         </w:rPr>
-        <w:t xml:space="preserve">Saying a circle has 1 side.</w:t>
+        <w:t xml:space="preserve">Saying a circle has a straight side (it has 0 straight sides).</w:t>
       </w:r>
     </w:p>
     <w:p>
@@ -33284,7 +33409,7 @@
           <w:sz w:val="22"/>
           <w:szCs w:val="22"/>
         </w:rPr>
-        <w:t xml:space="preserve">40–70 min   </w:t>
+        <w:t xml:space="preserve">40–72 min   </w:t>
       </w:r>
       <w:r>
         <w:rPr>
@@ -33295,7 +33420,7 @@
           <w:sz w:val="22"/>
           <w:szCs w:val="22"/>
         </w:rPr>
-        <w:t xml:space="preserve">Worksheet (pairs, then alone, then stretch)</w:t>
+        <w:t xml:space="preserve">Worksheet (pairs, then alone, then check together)</w:t>
       </w:r>
     </w:p>
     <w:p>
@@ -33347,7 +33472,7 @@
           <w:sz w:val="21"/>
           <w:szCs w:val="21"/>
         </w:rPr>
-        <w:t xml:space="preserve">Minutes 40 to 52: pairs work together on the first page. Minutes 52 to 62: each child works alone on the second page. Minutes 62 to 70: stretch and challenge.</w:t>
+        <w:t xml:space="preserve">About minutes 40 to 55: pairs work together on the first page, with a short teaching slide before it and a check-together slide after it. About minutes 55 to 68: each child works alone on the second page (a short teaching slide first, then 10 minutes of work; the exact times are on each slide). Minutes 68 to 72: everyone stands up and stretches for a minute, then check the second page together. Think Harder (T1 to T4) and Challenge (C1 to C3) are not a timed part of the lesson: they are for children who finish early, or for home.</w:t>
       </w:r>
     </w:p>
     <w:p>
@@ -33574,7 +33699,7 @@
           <w:sz w:val="21"/>
           <w:szCs w:val="21"/>
         </w:rPr>
-        <w:t xml:space="preserve">Early finishers: give the stretch question first, then the challenge.</w:t>
+        <w:t xml:space="preserve">Early finishers: give Think Harder T1 first (it is in the workbook), then the Stretch slide, then the Challenge.</w:t>
       </w:r>
     </w:p>
     <w:p>
@@ -33721,7 +33846,7 @@
                 <w:sz w:val="20"/>
                 <w:szCs w:val="20"/>
               </w:rPr>
-              <w:t xml:space="preserve">Workbook Think Harder 1: I have 4 sides. All my sides are the same length. What shape am I?</w:t>
+              <w:t xml:space="preserve">Workbook Think Harder T1: Fold a square along a diagonal and cut. Which shapes do you get?</w:t>
             </w:r>
           </w:p>
         </w:tc>
@@ -33754,7 +33879,7 @@
                 <w:sz w:val="20"/>
                 <w:szCs w:val="20"/>
               </w:rPr>
-              <w:t xml:space="preserve">A square</w:t>
+              <w:t xml:space="preserve">2 triangles of the same size</w:t>
             </w:r>
           </w:p>
         </w:tc>
@@ -33792,7 +33917,7 @@
                 <w:sz w:val="20"/>
                 <w:szCs w:val="20"/>
               </w:rPr>
-              <w:t xml:space="preserve">Workbook Think Harder 2: How many sides do 3 triangles have altogether?</w:t>
+              <w:t xml:space="preserve">Workbook Think Harder T2: Two same-size triangles can make a square. Can they also make a bigger triangle? Draw how.</w:t>
             </w:r>
           </w:p>
         </w:tc>
@@ -33825,7 +33950,7 @@
                 <w:sz w:val="20"/>
                 <w:szCs w:val="20"/>
               </w:rPr>
-              <w:t xml:space="preserve">9</w:t>
+              <w:t xml:space="preserve">Yes. Join them along a short side (the two equal short sides touching) to make one bigger triangle. Joining along the long side makes a square instead.</w:t>
             </w:r>
           </w:p>
         </w:tc>
@@ -33863,7 +33988,7 @@
                 <w:sz w:val="20"/>
                 <w:szCs w:val="20"/>
               </w:rPr>
-              <w:t xml:space="preserve">Workbook Think Harder 3: How many corners do 5 squares have altogether?</w:t>
+              <w:t xml:space="preserve">Workbook Think Harder T3: How many squares are in a grid 3 squares long and 2 squares high?</w:t>
             </w:r>
           </w:p>
         </w:tc>
@@ -33896,7 +34021,7 @@
                 <w:sz w:val="20"/>
                 <w:szCs w:val="20"/>
               </w:rPr>
-              <w:t xml:space="preserve">20</w:t>
+              <w:t xml:space="preserve">8 (6 small squares + 2 squares made of 4 small ones)</w:t>
             </w:r>
           </w:p>
         </w:tc>
@@ -33934,7 +34059,7 @@
                 <w:sz w:val="20"/>
                 <w:szCs w:val="20"/>
               </w:rPr>
-              <w:t xml:space="preserve">Workbook Think Harder 4: A shape has 7 corners. How many sides has it?</w:t>
+              <w:t xml:space="preserve">Workbook Think Harder T4: Join 4 same-size squares, whole sides touching. How many different shapes can you make? (Turns and flips are the same shape.)</w:t>
             </w:r>
           </w:p>
         </w:tc>
@@ -33967,7 +34092,7 @@
                 <w:sz w:val="20"/>
                 <w:szCs w:val="20"/>
               </w:rPr>
-              <w:t xml:space="preserve">7 sides</w:t>
+              <w:t xml:space="preserve">5 shapes: a line of 4, a 2 by 2 square, an L, a T and a zigzag.</w:t>
             </w:r>
           </w:p>
         </w:tc>
@@ -34005,7 +34130,7 @@
                 <w:sz w:val="20"/>
                 <w:szCs w:val="20"/>
               </w:rPr>
-              <w:t xml:space="preserve">Workbook Challenge 5: Three squares are joined in a row to make a long rectangle. How many rectangles can you find altogether? (A square counts as a rectangle.)</w:t>
+              <w:t xml:space="preserve">Workbook Challenge C1: Three squares are joined in a row to make a long rectangle. How many rectangles can you find altogether? (A square counts as a rectangle.)</w:t>
             </w:r>
           </w:p>
         </w:tc>
@@ -34076,7 +34201,7 @@
                 <w:sz w:val="20"/>
                 <w:szCs w:val="20"/>
               </w:rPr>
-              <w:t xml:space="preserve">Workbook Challenge 6: A triangle has 4 lines drawn from the top corner to the bottom. How many triangles are there? Follow the pattern 3, 6, 10 …</w:t>
+              <w:t xml:space="preserve">Workbook Challenge C2: A triangle has 4 lines drawn from the top corner to the bottom. How many triangles are there? Follow the pattern 3, 6, 10 …</w:t>
             </w:r>
           </w:p>
         </w:tc>
@@ -34147,7 +34272,7 @@
                 <w:sz w:val="20"/>
                 <w:szCs w:val="20"/>
               </w:rPr>
-              <w:t xml:space="preserve">Workbook Challenge 7: A square is cut into 4 equal squares. One of the small squares is cut into 4 even smaller squares. How many squares can you find altogether?</w:t>
+              <w:t xml:space="preserve">Workbook Challenge C3: A square is cut into 4 equal squares. One of the small squares is cut into 4 even smaller squares. How many squares can you find altogether?</w:t>
             </w:r>
           </w:p>
         </w:tc>
@@ -34212,7 +34337,7 @@
           <w:sz w:val="19"/>
           <w:szCs w:val="19"/>
         </w:rPr>
-        <w:t xml:space="preserve">These are the questions on the two Think Harder pages in the workbook. More are in the separate Question Bank.</w:t>
+        <w:t xml:space="preserve">These are the questions on the two Think Harder pages in the workbook (T1 to T4 and C1 to C3). The Stretch slide has three more questions; their answers are in the answer key below. More are in the separate Question Bank.</w:t>
       </w:r>
     </w:p>
     <w:p>
@@ -34231,7 +34356,7 @@
           <w:sz w:val="22"/>
           <w:szCs w:val="22"/>
         </w:rPr>
-        <w:t xml:space="preserve">70–80 min   </w:t>
+        <w:t xml:space="preserve">72–80 min   </w:t>
       </w:r>
       <w:r>
         <w:rPr>
@@ -34486,7 +34611,7 @@
                 <w:sz w:val="20"/>
                 <w:szCs w:val="20"/>
               </w:rPr>
-              <w:t xml:space="preserve">A square has 4 square corners like a rectangle, so it is a special rectangle. Count small triangles first, then bigger ones made of smaller ones.</w:t>
+              <w:t xml:space="preserve">A square has 4 square corners like a rectangle, so it is a special rectangle. (On the Q1 house picture each shape goes in one column only.) Count small triangles first, then bigger ones made of smaller ones.</w:t>
             </w:r>
           </w:p>
         </w:tc>
@@ -34688,7 +34813,7 @@
                 <w:sz w:val="20"/>
                 <w:szCs w:val="20"/>
               </w:rPr>
-              <w:t xml:space="preserve">How many squares are in a grid 4 squares long and 2 squares high?</w:t>
+              <w:t xml:space="preserve">How many squares are in a 3 by 3 grid? (3 squares long and 3 squares high)</w:t>
             </w:r>
           </w:p>
         </w:tc>
@@ -34721,7 +34846,7 @@
                 <w:sz w:val="20"/>
                 <w:szCs w:val="20"/>
               </w:rPr>
-              <w:t xml:space="preserve">11 (8 small + 3 made of 4 small ones)</w:t>
+              <w:t xml:space="preserve">14 (9 small + 4 made of 4 small ones + 1 made of all 9)</w:t>
             </w:r>
           </w:p>
         </w:tc>
@@ -34824,7 +34949,7 @@
           <w:sz w:val="21"/>
           <w:szCs w:val="21"/>
         </w:rPr>
-        <w:t xml:space="preserve">How many squares in a grid 4 long and 3 high? (12 + 6 + 2 = 20)</w:t>
+        <w:t xml:space="preserve">How many squares in a grid 4 long and 2 high? (8 + 3 = 11) Then 4 long and 3 high? (12 + 6 + 2 = 20)</w:t>
       </w:r>
     </w:p>
     <w:p>
@@ -34892,7 +35017,7 @@
           <w:sz w:val="20"/>
           <w:szCs w:val="20"/>
         </w:rPr>
-        <w:t xml:space="preserve">Square 4 and 4, pentagon 5 and 5, hexagon 6 and 6, octagon 8 and 8. The number of sides equals the number of corners. 7 sides means 7 corners.</w:t>
+        <w:t xml:space="preserve">Straight sides and corners: circle 0 and 0, triangle 3 and 3, square 4 and 4, pentagon 5 and 5, hexagon 6 and 6, octagon 8 and 8. The number of straight sides equals the number of corners. 7 sides means 7 corners.</w:t>
       </w:r>
     </w:p>
     <w:p>
@@ -34968,6 +35093,56 @@
           <w:szCs w:val="20"/>
         </w:rPr>
         <w:t xml:space="preserve">Accept any correct shape with its name: rectangle, square, bigger triangle or parallelogram.</w:t>
+      </w:r>
+    </w:p>
+    <w:p>
+      <w:pPr>
+        <w:keepLines/>
+        <w:spacing w:after="50" w:before="0" w:line="270" w:lineRule="auto"/>
+        <w:ind w:left="240"/>
+      </w:pPr>
+      <w:r>
+        <w:rPr>
+          <w:rFonts w:ascii="Arial" w:cs="Arial" w:eastAsia="Arial" w:hAnsi="Arial"/>
+          <w:b/>
+          <w:bCs/>
+          <w:sz w:val="20"/>
+          <w:szCs w:val="20"/>
+        </w:rPr>
+        <w:t xml:space="preserve">Q6  </w:t>
+      </w:r>
+      <w:r>
+        <w:rPr>
+          <w:rFonts w:ascii="Arial" w:cs="Arial" w:eastAsia="Arial" w:hAnsi="Arial"/>
+          <w:sz w:val="20"/>
+          <w:szCs w:val="20"/>
+        </w:rPr>
+        <w:t xml:space="preserve">5 squares (4 small + 1 big)</w:t>
+      </w:r>
+    </w:p>
+    <w:p>
+      <w:pPr>
+        <w:keepLines/>
+        <w:spacing w:after="50" w:before="0" w:line="270" w:lineRule="auto"/>
+        <w:ind w:left="240"/>
+      </w:pPr>
+      <w:r>
+        <w:rPr>
+          <w:rFonts w:ascii="Arial" w:cs="Arial" w:eastAsia="Arial" w:hAnsi="Arial"/>
+          <w:b/>
+          <w:bCs/>
+          <w:sz w:val="20"/>
+          <w:szCs w:val="20"/>
+        </w:rPr>
+        <w:t xml:space="preserve">Stretch slide  </w:t>
+      </w:r>
+      <w:r>
+        <w:rPr>
+          <w:rFonts w:ascii="Arial" w:cs="Arial" w:eastAsia="Arial" w:hAnsi="Arial"/>
+          <w:sz w:val="20"/>
+          <w:szCs w:val="20"/>
+        </w:rPr>
+        <w:t xml:space="preserve">1) 8  2) 9  3) 5 shapes</w:t>
       </w:r>
     </w:p>
     <w:p>
@@ -35237,7 +35412,7 @@
                 <w:sz w:val="20"/>
                 <w:szCs w:val="20"/>
               </w:rPr>
-              <w:t xml:space="preserve">Two loops of string, buttons or small objects, clue cards.</w:t>
+              <w:t xml:space="preserve">Two loops of string, buttons or small objects (small objects only with a grown-up nearby), clue cards.</w:t>
             </w:r>
           </w:p>
         </w:tc>
@@ -35311,7 +35486,7 @@
                 <w:sz w:val="20"/>
                 <w:szCs w:val="20"/>
               </w:rPr>
-              <w:t xml:space="preserve">Children sort objects from home by a rule shown on the slide and explain the rule on camera.</w:t>
+              <w:t xml:space="preserve">Children sort objects from home by a rule shown on the slide and explain the rule on camera. Buttons and other small objects: only with a grown-up nearby.</w:t>
             </w:r>
           </w:p>
         </w:tc>
@@ -37174,7 +37349,7 @@
           <w:sz w:val="22"/>
           <w:szCs w:val="22"/>
         </w:rPr>
-        <w:t xml:space="preserve">40–70 min   </w:t>
+        <w:t xml:space="preserve">40–72 min   </w:t>
       </w:r>
       <w:r>
         <w:rPr>
@@ -37185,7 +37360,7 @@
           <w:sz w:val="22"/>
           <w:szCs w:val="22"/>
         </w:rPr>
-        <w:t xml:space="preserve">Worksheet (pairs, then alone, then stretch)</w:t>
+        <w:t xml:space="preserve">Worksheet (pairs, then alone, then check together)</w:t>
       </w:r>
     </w:p>
     <w:p>
@@ -37237,7 +37412,7 @@
           <w:sz w:val="21"/>
           <w:szCs w:val="21"/>
         </w:rPr>
-        <w:t xml:space="preserve">Minutes 40 to 52: pairs work together on the first page. Minutes 52 to 62: each child works alone on the second page. Minutes 62 to 70: stretch and challenge.</w:t>
+        <w:t xml:space="preserve">About minutes 40 to 55: pairs work together on the first page, with a short teaching slide before it and a check-together slide after it. About minutes 55 to 68: each child works alone on the second page (a short teaching slide first, then 10 minutes of work; the exact times are on each slide). Minutes 68 to 72: everyone stands up and stretches for a minute, then check the second page together. Think Harder (T1 to T4) and Challenge (C1 to C3) are not a timed part of the lesson: they are for children who finish early, or for home.</w:t>
       </w:r>
     </w:p>
     <w:p>
@@ -37464,7 +37639,7 @@
           <w:sz w:val="21"/>
           <w:szCs w:val="21"/>
         </w:rPr>
-        <w:t xml:space="preserve">Early finishers: give the stretch question first, then the challenge.</w:t>
+        <w:t xml:space="preserve">Early finishers: give Think Harder T1 first (it is in the workbook), then the Stretch slide, then the Challenge.</w:t>
       </w:r>
     </w:p>
     <w:p>
@@ -37611,7 +37786,7 @@
                 <w:sz w:val="20"/>
                 <w:szCs w:val="20"/>
               </w:rPr>
-              <w:t xml:space="preserve">Workbook Think Harder 1: In a race, Sam is ahead of Tia. Tia is ahead of Raj. Mei is ahead of Sam. Who is third?</w:t>
+              <w:t xml:space="preserve">Workbook Think Harder T1: In a race, Sam is ahead of Tia. Tia is ahead of Raj. Mei is ahead of Sam. Who is third?</w:t>
             </w:r>
           </w:p>
         </w:tc>
@@ -37682,7 +37857,7 @@
                 <w:sz w:val="20"/>
                 <w:szCs w:val="20"/>
               </w:rPr>
-              <w:t xml:space="preserve">Workbook Think Harder 2: Ana, Bo and Cy each have a different toy: a ball, a kite or a yo-yo. Bo does not have the kite. Cy has the ball. Who has which toy?</w:t>
+              <w:t xml:space="preserve">Workbook Think Harder T2: Ana, Bo and Cy each have a different toy: a ball, a kite or a yo-yo. Bo does not have the kite. Cy has the ball. Who has which toy?</w:t>
             </w:r>
           </w:p>
         </w:tc>
@@ -37753,7 +37928,7 @@
                 <w:sz w:val="20"/>
                 <w:szCs w:val="20"/>
               </w:rPr>
-              <w:t xml:space="preserve">Workbook Think Harder 3: Numbers 1 to 12. Which do we say when counting in 2s? Which when counting in 3s? Which in both?</w:t>
+              <w:t xml:space="preserve">Workbook Think Harder T3: Numbers 1 to 12. Which do we say when counting in 2s? Which when counting in 3s? Which in both?</w:t>
             </w:r>
           </w:p>
         </w:tc>
@@ -37824,7 +37999,7 @@
                 <w:sz w:val="20"/>
                 <w:szCs w:val="20"/>
               </w:rPr>
-              <w:t xml:space="preserve">Workbook Think Harder 4: Numbers 1 to 12. Which do we NOT say when counting in 2s or when counting in 3s?</w:t>
+              <w:t xml:space="preserve">Workbook Think Harder T4: Numbers 1 to 12. Which do we NOT say when counting in 2s or when counting in 3s?</w:t>
             </w:r>
           </w:p>
         </w:tc>
@@ -37895,7 +38070,7 @@
                 <w:sz w:val="20"/>
                 <w:szCs w:val="20"/>
               </w:rPr>
-              <w:t xml:space="preserve">Workbook Challenge 5: Five friends run a race. D is first. E is last. B finishes directly behind A. C is not second. In what order do they finish?</w:t>
+              <w:t xml:space="preserve">Workbook Challenge C1: Five friends run a race. D is first. E is last. B finishes directly behind A. C is not second. In what order do they finish?</w:t>
             </w:r>
           </w:p>
         </w:tc>
@@ -37966,7 +38141,7 @@
                 <w:sz w:val="20"/>
                 <w:szCs w:val="20"/>
               </w:rPr>
-              <w:t xml:space="preserve">Workbook Challenge 6: A secret number is between 10 and 30. It is even, and you say it when counting in 3s. It is 2 more than a number you say when counting in 5s. What is it?</w:t>
+              <w:t xml:space="preserve">Workbook Challenge C2: A secret number is between 10 and 30. It is even, and you say it when counting in 3s. It is 2 more than a number you say when counting in 5s. What is it?</w:t>
             </w:r>
           </w:p>
         </w:tc>
@@ -38037,7 +38212,7 @@
                 <w:sz w:val="20"/>
                 <w:szCs w:val="20"/>
               </w:rPr>
-              <w:t xml:space="preserve">Workbook Challenge 7: Numbers 1 to 20. How many do we say only when counting in 2s, only in 3s, in both, and in neither?</w:t>
+              <w:t xml:space="preserve">Workbook Challenge C3: Numbers 1 to 20. How many do we say only when counting in 2s, only in 3s, in both, and in neither?</w:t>
             </w:r>
           </w:p>
         </w:tc>
@@ -38102,7 +38277,7 @@
           <w:sz w:val="19"/>
           <w:szCs w:val="19"/>
         </w:rPr>
-        <w:t xml:space="preserve">These are the questions on the two Think Harder pages in the workbook. More are in the separate Question Bank.</w:t>
+        <w:t xml:space="preserve">These are the questions on the two Think Harder pages in the workbook (T1 to T4 and C1 to C3). The Stretch slide has three more questions; their answers are in the answer key below. More are in the separate Question Bank.</w:t>
       </w:r>
     </w:p>
     <w:p>
@@ -38121,7 +38296,7 @@
           <w:sz w:val="22"/>
           <w:szCs w:val="22"/>
         </w:rPr>
-        <w:t xml:space="preserve">70–80 min   </w:t>
+        <w:t xml:space="preserve">72–80 min   </w:t>
       </w:r>
       <w:r>
         <w:rPr>
@@ -38887,6 +39062,31 @@
     </w:p>
     <w:p>
       <w:pPr>
+        <w:keepLines/>
+        <w:spacing w:after="50" w:before="0" w:line="270" w:lineRule="auto"/>
+        <w:ind w:left="240"/>
+      </w:pPr>
+      <w:r>
+        <w:rPr>
+          <w:rFonts w:ascii="Arial" w:cs="Arial" w:eastAsia="Arial" w:hAnsi="Arial"/>
+          <w:b/>
+          <w:bCs/>
+          <w:sz w:val="20"/>
+          <w:szCs w:val="20"/>
+        </w:rPr>
+        <w:t xml:space="preserve">Stretch slide  </w:t>
+      </w:r>
+      <w:r>
+        <w:rPr>
+          <w:rFonts w:ascii="Arial" w:cs="Arial" w:eastAsia="Arial" w:hAnsi="Arial"/>
+          <w:sz w:val="20"/>
+          <w:szCs w:val="20"/>
+        </w:rPr>
+        <w:t xml:space="preserve">1) Ben cat, Cara fish, Dan dog, Ali rabbit  2) Eve, Ben, Ali, Dan, Cara  3) 10, 20 and 30</w:t>
+      </w:r>
+    </w:p>
+    <w:p>
+      <w:pPr>
         <w:keepNext/>
         <w:keepLines/>
         <w:pageBreakBefore/>
@@ -39226,7 +39426,7 @@
                 <w:sz w:val="20"/>
                 <w:szCs w:val="20"/>
               </w:rPr>
-              <w:t xml:space="preserve">Print the cube strip at the back of the workbook; measure household objects.</w:t>
+              <w:t xml:space="preserve">Print the cube strip at the back of the workbook; measure household objects. Each child needs a cm ruler.</w:t>
             </w:r>
           </w:p>
         </w:tc>
@@ -41084,7 +41284,7 @@
           <w:sz w:val="22"/>
           <w:szCs w:val="22"/>
         </w:rPr>
-        <w:t xml:space="preserve">40–70 min   </w:t>
+        <w:t xml:space="preserve">40–72 min   </w:t>
       </w:r>
       <w:r>
         <w:rPr>
@@ -41095,7 +41295,7 @@
           <w:sz w:val="22"/>
           <w:szCs w:val="22"/>
         </w:rPr>
-        <w:t xml:space="preserve">Worksheet (pairs, then alone, then stretch)</w:t>
+        <w:t xml:space="preserve">Worksheet (pairs, then alone, then check together)</w:t>
       </w:r>
     </w:p>
     <w:p>
@@ -41147,7 +41347,7 @@
           <w:sz w:val="21"/>
           <w:szCs w:val="21"/>
         </w:rPr>
-        <w:t xml:space="preserve">Minutes 40 to 52: pairs work together on the first page. Minutes 52 to 62: each child works alone on the second page. Minutes 62 to 70: stretch and challenge.</w:t>
+        <w:t xml:space="preserve">About minutes 40 to 55: pairs work together on the first page, with a short teaching slide before it and a check-together slide after it. About minutes 55 to 68: each child works alone on the second page (a short teaching slide first, then 10 minutes of work; the exact times are on each slide). Minutes 68 to 72: everyone stands up and stretches for a minute, then check the second page together. Think Harder (T1 to T4) and Challenge (C1 to C3) are not a timed part of the lesson: they are for children who finish early, or for home.</w:t>
       </w:r>
     </w:p>
     <w:p>
@@ -41374,7 +41574,7 @@
           <w:sz w:val="21"/>
           <w:szCs w:val="21"/>
         </w:rPr>
-        <w:t xml:space="preserve">Early finishers: give the stretch question first, then the challenge.</w:t>
+        <w:t xml:space="preserve">Early finishers: give Think Harder T1 first (it is in the workbook), then the Stretch slide, then the Challenge.</w:t>
       </w:r>
     </w:p>
     <w:p>
@@ -41521,7 +41721,7 @@
                 <w:sz w:val="20"/>
                 <w:szCs w:val="20"/>
               </w:rPr>
-              <w:t xml:space="preserve">Workbook Think Harder 1: 1 clip is as long as 3 cubes. A pen is 12 cubes long. How many clips long is the pen?</w:t>
+              <w:t xml:space="preserve">Workbook Think Harder T1: A caterpillar is 9 cubes long. It grows 2 cubes each day. How long is it after 3 days?</w:t>
             </w:r>
           </w:p>
         </w:tc>
@@ -41554,7 +41754,7 @@
                 <w:sz w:val="20"/>
                 <w:szCs w:val="20"/>
               </w:rPr>
-              <w:t xml:space="preserve">4 clips</w:t>
+              <w:t xml:space="preserve">15 cubes</w:t>
             </w:r>
           </w:p>
         </w:tc>
@@ -41592,7 +41792,7 @@
                 <w:sz w:val="20"/>
                 <w:szCs w:val="20"/>
               </w:rPr>
-              <w:t xml:space="preserve">Workbook Think Harder 2: 1 clip is as long as 3 cubes. A ruler is 5 clips long. How many cubes long is the ruler?</w:t>
+              <w:t xml:space="preserve">Workbook Think Harder T2: A string is 15 cubes long. A rope is 8 cubes longer. How long is the rope?</w:t>
             </w:r>
           </w:p>
         </w:tc>
@@ -41625,7 +41825,7 @@
                 <w:sz w:val="20"/>
                 <w:szCs w:val="20"/>
               </w:rPr>
-              <w:t xml:space="preserve">15 cubes</w:t>
+              <w:t xml:space="preserve">23 cubes</w:t>
             </w:r>
           </w:p>
         </w:tc>
@@ -41663,7 +41863,7 @@
                 <w:sz w:val="20"/>
                 <w:szCs w:val="20"/>
               </w:rPr>
-              <w:t xml:space="preserve">Workbook Think Harder 3: Ali’s desk is 6 spans long. Mei’s desk is 9 spans long, but they measured the same desk. Whose hand is bigger?</w:t>
+              <w:t xml:space="preserve">Workbook Think Harder T3: A ribbon lies from the 3 cm mark to the 11 cm mark. How long is it?</w:t>
             </w:r>
           </w:p>
         </w:tc>
@@ -41696,7 +41896,7 @@
                 <w:sz w:val="20"/>
                 <w:szCs w:val="20"/>
               </w:rPr>
-              <w:t xml:space="preserve">Ali’s. A bigger span needs fewer spans to cover the same desk.</w:t>
+              <w:t xml:space="preserve">8 cm (count the spaces from 3 to 11, or 11 − 3)</w:t>
             </w:r>
           </w:p>
         </w:tc>
@@ -41734,7 +41934,7 @@
                 <w:sz w:val="20"/>
                 <w:szCs w:val="20"/>
               </w:rPr>
-              <w:t xml:space="preserve">Workbook Think Harder 4: A caterpillar is 9 cubes long. It grows 2 cubes each day. How long is it after 3 days?</w:t>
+              <w:t xml:space="preserve">Workbook Think Harder T4: A pencil is 3 erasers long. A ruler is 2 pencils long. A desk is 4 rulers long. How many erasers long is the desk?</w:t>
             </w:r>
           </w:p>
         </w:tc>
@@ -41767,7 +41967,7 @@
                 <w:sz w:val="20"/>
                 <w:szCs w:val="20"/>
               </w:rPr>
-              <w:t xml:space="preserve">15 cubes</w:t>
+              <w:t xml:space="preserve">24 erasers (a ruler is 3 + 3 = 6 erasers; a desk is 6 + 6 + 6 + 6 = 24)</w:t>
             </w:r>
           </w:p>
         </w:tc>
@@ -41805,7 +42005,7 @@
                 <w:sz w:val="20"/>
                 <w:szCs w:val="20"/>
               </w:rPr>
-              <w:t xml:space="preserve">Workbook Challenge 5: A ruler is 12 cubes long. Ali measures a desk by laying the ruler end to end 4 times and then 5 more cubes. How long is the desk in cubes?</w:t>
+              <w:t xml:space="preserve">Workbook Challenge C1: A stick is 12 cubes long. Ali measures a desk by laying the stick end to end 4 times and then 5 more cubes. How long is the desk in cubes?</w:t>
             </w:r>
           </w:p>
         </w:tc>
@@ -41876,7 +42076,7 @@
                 <w:sz w:val="20"/>
                 <w:szCs w:val="20"/>
               </w:rPr>
-              <w:t xml:space="preserve">Workbook Challenge 6: Ali’s pencil is 9 cubes. Mei’s is 2 cubes shorter than Ali’s. Ben’s is 3 cubes longer than Mei’s. How long are all three pencils together?</w:t>
+              <w:t xml:space="preserve">Workbook Challenge C2: Ali’s pencil is 9 cubes. Mei’s is 2 cubes shorter than Ali’s. Ben’s is 3 cubes longer than Mei’s. How long are all three pencils together?</w:t>
             </w:r>
           </w:p>
         </w:tc>
@@ -41947,7 +42147,7 @@
                 <w:sz w:val="20"/>
                 <w:szCs w:val="20"/>
               </w:rPr>
-              <w:t xml:space="preserve">Workbook Challenge 7: A ribbon 30 cubes long is cut into three pieces. The first is 4 cubes longer than the second. The third is 4 cubes shorter than the second. How long is each piece?</w:t>
+              <w:t xml:space="preserve">Workbook Challenge C3: A ribbon 30 cubes long is cut into three pieces. The first is 4 cubes longer than the second. The third is 4 cubes shorter than the second. How long is each piece?</w:t>
             </w:r>
           </w:p>
         </w:tc>
@@ -42012,7 +42212,7 @@
           <w:sz w:val="19"/>
           <w:szCs w:val="19"/>
         </w:rPr>
-        <w:t xml:space="preserve">These are the questions on the two Think Harder pages in the workbook. More are in the separate Question Bank.</w:t>
+        <w:t xml:space="preserve">These are the questions on the two Think Harder pages in the workbook (T1 to T4 and C1 to C3). The Stretch slide has three more questions; their answers are in the answer key below. More are in the separate Question Bank.</w:t>
       </w:r>
     </w:p>
     <w:p>
@@ -42031,7 +42231,7 @@
           <w:sz w:val="22"/>
           <w:szCs w:val="22"/>
         </w:rPr>
-        <w:t xml:space="preserve">70–80 min   </w:t>
+        <w:t xml:space="preserve">72–80 min   </w:t>
       </w:r>
       <w:r>
         <w:rPr>
@@ -42692,7 +42892,7 @@
           <w:sz w:val="20"/>
           <w:szCs w:val="20"/>
         </w:rPr>
-        <w:t xml:space="preserve">Open. Check guesses are close. Equal units are needed so the measures can be compared fairly.</w:t>
+        <w:t xml:space="preserve">Open. Check guesses are close. The Difference column is how far off the guess was. Equal units are needed so the measures can be compared fairly.</w:t>
       </w:r>
     </w:p>
     <w:p>
@@ -42768,6 +42968,56 @@
           <w:szCs w:val="20"/>
         </w:rPr>
         <w:t xml:space="preserve">Ali 11 cubes, Ben 6 cubes. All three together: 25 cubes.</w:t>
+      </w:r>
+    </w:p>
+    <w:p>
+      <w:pPr>
+        <w:keepLines/>
+        <w:spacing w:after="50" w:before="0" w:line="270" w:lineRule="auto"/>
+        <w:ind w:left="240"/>
+      </w:pPr>
+      <w:r>
+        <w:rPr>
+          <w:rFonts w:ascii="Arial" w:cs="Arial" w:eastAsia="Arial" w:hAnsi="Arial"/>
+          <w:b/>
+          <w:bCs/>
+          <w:sz w:val="20"/>
+          <w:szCs w:val="20"/>
+        </w:rPr>
+        <w:t xml:space="preserve">Q6  </w:t>
+      </w:r>
+      <w:r>
+        <w:rPr>
+          <w:rFonts w:ascii="Arial" w:cs="Arial" w:eastAsia="Arial" w:hAnsi="Arial"/>
+          <w:sz w:val="20"/>
+          <w:szCs w:val="20"/>
+        </w:rPr>
+        <w:t xml:space="preserve">(a) 12 cm  (b) 5 cm (8 − 3)  (c) Open: check the child started at the 0 mark and compared with 10 cm.</w:t>
+      </w:r>
+    </w:p>
+    <w:p>
+      <w:pPr>
+        <w:keepLines/>
+        <w:spacing w:after="50" w:before="0" w:line="270" w:lineRule="auto"/>
+        <w:ind w:left="240"/>
+      </w:pPr>
+      <w:r>
+        <w:rPr>
+          <w:rFonts w:ascii="Arial" w:cs="Arial" w:eastAsia="Arial" w:hAnsi="Arial"/>
+          <w:b/>
+          <w:bCs/>
+          <w:sz w:val="20"/>
+          <w:szCs w:val="20"/>
+        </w:rPr>
+        <w:t xml:space="preserve">Stretch slide  </w:t>
+      </w:r>
+      <w:r>
+        <w:rPr>
+          <w:rFonts w:ascii="Arial" w:cs="Arial" w:eastAsia="Arial" w:hAnsi="Arial"/>
+          <w:sz w:val="20"/>
+          <w:szCs w:val="20"/>
+        </w:rPr>
+        <w:t xml:space="preserve">1) 8 cm  2) 24 erasers  3) 5 cubes each and 2 cuts</w:t>
       </w:r>
     </w:p>
     <w:p>
@@ -43037,7 +43287,7 @@
                 <w:sz w:val="20"/>
                 <w:szCs w:val="20"/>
               </w:rPr>
-              <w:t xml:space="preserve">Puzzle cards for 4 stations, play coins, cubes, certificates, stamps, mini whiteboards.</w:t>
+              <w:t xml:space="preserve">Four puzzle cards (coins, patterns, logic, measuring; printed in the workbook and shown on the Lesson 10 slide), play coins, cubes, certificates, stamps, mini whiteboards.</w:t>
             </w:r>
           </w:p>
         </w:tc>
@@ -43111,7 +43361,7 @@
                 <w:sz w:val="20"/>
                 <w:szCs w:val="20"/>
               </w:rPr>
-              <w:t xml:space="preserve">Breakout pairs work on one puzzle card each, then report back to the group.</w:t>
+              <w:t xml:space="preserve">One puzzle card per breakout room (the tutor pastes the card into the room chat). Pairs swap cards at minute 20 and report back to the group in 30 seconds each.</w:t>
             </w:r>
           </w:p>
         </w:tc>
@@ -43260,7 +43510,7 @@
           <w:sz w:val="21"/>
           <w:szCs w:val="21"/>
         </w:rPr>
-        <w:t xml:space="preserve">“Welcome to challenge day! There are four stations: coins, patterns, logic and measuring. At each one we use the four inquirer rules: notice, test, check, explain.”</w:t>
+        <w:t xml:space="preserve">“Welcome to challenge day! There are four puzzle cards: coins, patterns, logic and measuring. With every card we use the four inquirer rules: notice, test, check, explain.”</w:t>
       </w:r>
     </w:p>
     <w:p>
@@ -43917,7 +44167,7 @@
           <w:sz w:val="21"/>
           <w:szCs w:val="21"/>
         </w:rPr>
-        <w:t xml:space="preserve">“Look at the four stations. Which do you think will be hardest? Write your guess.”</w:t>
+        <w:t xml:space="preserve">“Look at the four puzzle cards. Which do you think will be hardest? Write your guess. Each pair gets ONE card for 10 minutes, then you swap with another pair.”</w:t>
       </w:r>
     </w:p>
     <w:p>
@@ -43943,7 +44193,7 @@
           <w:sz w:val="21"/>
           <w:szCs w:val="21"/>
         </w:rPr>
-        <w:t xml:space="preserve">1. Four stations, eight minutes at each: coins, patterns, logic, measuring.</w:t>
+        <w:t xml:space="preserve">1. Four puzzle cards: coins, patterns, logic, measuring. Pairs get ONE card for 10 minutes.</w:t>
       </w:r>
     </w:p>
     <w:p>
@@ -43969,7 +44219,7 @@
           <w:sz w:val="21"/>
           <w:szCs w:val="21"/>
         </w:rPr>
-        <w:t xml:space="preserve">2. Work in pairs. Read the puzzle card aloud.</w:t>
+        <w:t xml:space="preserve">2. Read the card aloud and test your idea with objects.</w:t>
       </w:r>
     </w:p>
     <w:p>
@@ -43995,7 +44245,7 @@
           <w:sz w:val="21"/>
           <w:szCs w:val="21"/>
         </w:rPr>
-        <w:t xml:space="preserve">3. Test your idea with objects.</w:t>
+        <w:t xml:space="preserve">3. Then swap cards with another pair for a second 4-minute round.</w:t>
       </w:r>
     </w:p>
     <w:p>
@@ -44021,7 +44271,7 @@
           <w:sz w:val="21"/>
           <w:szCs w:val="21"/>
         </w:rPr>
-        <w:t xml:space="preserve">4. Write your answer and why you know.</w:t>
+        <w:t xml:space="preserve">4. Write your answer and why you know. Online: one card per breakout room; each pair reports in 30 seconds.</w:t>
       </w:r>
     </w:p>
     <w:p>
@@ -44127,7 +44377,7 @@
           <w:sz w:val="21"/>
           <w:szCs w:val="21"/>
         </w:rPr>
-        <w:t xml:space="preserve">Finished early: make a puzzle for the next station.</w:t>
+        <w:t xml:space="preserve">Finished early: make a puzzle for the other pair, then swap.</w:t>
       </w:r>
     </w:p>
     <w:p>
@@ -44153,7 +44403,7 @@
           <w:sz w:val="21"/>
           <w:szCs w:val="21"/>
         </w:rPr>
-        <w:t xml:space="preserve">At about minute 22, say “Pencils down” and bring the group back together. Take the three questions below, one at a time.</w:t>
+        <w:t xml:space="preserve">Print the Puzzle cards page from the back of the workbook (or show the Lesson 10 cards slide). Pairs get ONE card for 10 minutes, then swap with another pair for 4 minutes. Answers:</w:t>
       </w:r>
     </w:p>
     <w:tbl>
@@ -44208,7 +44458,7 @@
                 <w:sz w:val="20"/>
                 <w:szCs w:val="20"/>
               </w:rPr>
-              <w:t xml:space="preserve">Ask</w:t>
+              <w:t xml:space="preserve">Puzzle card</w:t>
             </w:r>
           </w:p>
         </w:tc>
@@ -44244,7 +44494,7 @@
                 <w:sz w:val="20"/>
                 <w:szCs w:val="20"/>
               </w:rPr>
-              <w:t xml:space="preserve">Expect</w:t>
+              <w:t xml:space="preserve">Answer</w:t>
             </w:r>
           </w:p>
         </w:tc>
@@ -44282,7 +44532,7 @@
                 <w:sz w:val="20"/>
                 <w:szCs w:val="20"/>
               </w:rPr>
-              <w:t xml:space="preserve">What did you do first at each station?</w:t>
+              <w:t xml:space="preserve">Coins: Make 45¢ with exactly 3 coins from 5¢, 10¢, 20¢ and 50¢.</w:t>
             </w:r>
           </w:p>
         </w:tc>
@@ -44315,7 +44565,7 @@
                 <w:sz w:val="20"/>
                 <w:szCs w:val="20"/>
               </w:rPr>
-              <w:t xml:space="preserve">Open answers.</w:t>
+              <w:t xml:space="preserve">20¢ + 20¢ + 5¢ (the only way).</w:t>
             </w:r>
           </w:p>
         </w:tc>
@@ -44353,7 +44603,7 @@
                 <w:sz w:val="20"/>
                 <w:szCs w:val="20"/>
               </w:rPr>
-              <w:t xml:space="preserve">Which station was hardest? Why?</w:t>
+              <w:t xml:space="preserve">Patterns: 5, 8, 11, 14 … What is the 10th number? Show how you know.</w:t>
             </w:r>
           </w:p>
         </w:tc>
@@ -44386,7 +44636,7 @@
                 <w:sz w:val="20"/>
                 <w:szCs w:val="20"/>
               </w:rPr>
-              <w:t xml:space="preserve">Open answers.</w:t>
+              <w:t xml:space="preserve">32. Add 3 each time: 5, 8, 11, 14, 17, 20, 23, 26, 29, 32.</w:t>
             </w:r>
           </w:p>
         </w:tc>
@@ -44424,7 +44674,7 @@
                 <w:sz w:val="20"/>
                 <w:szCs w:val="20"/>
               </w:rPr>
-              <w:t xml:space="preserve">What helped you when you were stuck?</w:t>
+              <w:t xml:space="preserve">Logic: Mei is taller than Ben. Ben is taller than Sam. Ali is shorter than Sam. Put them in order, tallest first.</w:t>
             </w:r>
           </w:p>
         </w:tc>
@@ -44457,7 +44707,78 @@
                 <w:sz w:val="20"/>
                 <w:szCs w:val="20"/>
               </w:rPr>
-              <w:t xml:space="preserve">An inquirer rule: notice, test, check, explain.</w:t>
+              <w:t xml:space="preserve">Mei, Ben, Sam, Ali.</w:t>
+            </w:r>
+          </w:p>
+        </w:tc>
+      </w:tr>
+      <w:tr>
+        <w:trPr>
+          <w:cantSplit/>
+        </w:trPr>
+        <w:tc>
+          <w:tcPr>
+            <w:tcW w:type="dxa" w:w="4600"/>
+            <w:tcBorders>
+              <w:top w:val="single" w:color="000000" w:sz="8"/>
+              <w:left w:val="single" w:color="000000" w:sz="8"/>
+              <w:bottom w:val="single" w:color="000000" w:sz="8"/>
+              <w:right w:val="single" w:color="000000" w:sz="8"/>
+            </w:tcBorders>
+            <w:tcMar>
+              <w:top w:type="dxa" w:w="70"/>
+              <w:left w:type="dxa" w:w="100"/>
+              <w:bottom w:type="dxa" w:w="70"/>
+              <w:right w:type="dxa" w:w="100"/>
+            </w:tcMar>
+            <w:vAlign w:val="center"/>
+          </w:tcPr>
+          <w:p>
+            <w:pPr>
+              <w:keepLines/>
+              <w:spacing w:after="0" w:before="0" w:line="320" w:lineRule="auto"/>
+              <w:jc w:val="left"/>
+            </w:pPr>
+            <w:r>
+              <w:rPr>
+                <w:rFonts w:ascii="Arial" w:cs="Arial" w:eastAsia="Arial" w:hAnsi="Arial"/>
+                <w:sz w:val="20"/>
+                <w:szCs w:val="20"/>
+              </w:rPr>
+              <w:t xml:space="preserve">Measuring: A pencil is 6 cubes long. A pen is 4 cubes longer than the pencil. Put them end to end. How many cubes long is that?</w:t>
+            </w:r>
+          </w:p>
+        </w:tc>
+        <w:tc>
+          <w:tcPr>
+            <w:tcW w:type="dxa" w:w="5300"/>
+            <w:tcBorders>
+              <w:top w:val="single" w:color="000000" w:sz="8"/>
+              <w:left w:val="single" w:color="000000" w:sz="8"/>
+              <w:bottom w:val="single" w:color="000000" w:sz="8"/>
+              <w:right w:val="single" w:color="000000" w:sz="8"/>
+            </w:tcBorders>
+            <w:tcMar>
+              <w:top w:type="dxa" w:w="70"/>
+              <w:left w:type="dxa" w:w="100"/>
+              <w:bottom w:type="dxa" w:w="70"/>
+              <w:right w:type="dxa" w:w="100"/>
+            </w:tcMar>
+            <w:vAlign w:val="center"/>
+          </w:tcPr>
+          <w:p>
+            <w:pPr>
+              <w:keepLines/>
+              <w:spacing w:after="0" w:before="0" w:line="320" w:lineRule="auto"/>
+              <w:jc w:val="left"/>
+            </w:pPr>
+            <w:r>
+              <w:rPr>
+                <w:rFonts w:ascii="Arial" w:cs="Arial" w:eastAsia="Arial" w:hAnsi="Arial"/>
+                <w:sz w:val="20"/>
+                <w:szCs w:val="20"/>
+              </w:rPr>
+              <w:t xml:space="preserve">16 cubes (the pen is 10 cubes; 6 + 10 = 16).</w:t>
             </w:r>
           </w:p>
         </w:tc>
@@ -44475,36 +44796,6 @@
           <w:szCs w:val="26"/>
         </w:rPr>
         <w:t xml:space="preserve"/>
-      </w:r>
-    </w:p>
-    <w:p>
-      <w:pPr>
-        <w:keepNext/>
-        <w:keepLines/>
-        <w:shd w:fill="1F3864" w:color="auto" w:val="clear"/>
-        <w:spacing w:after="60" w:before="160" w:line="320" w:lineRule="auto"/>
-      </w:pPr>
-      <w:r>
-        <w:rPr>
-          <w:rFonts w:ascii="Arial" w:cs="Arial" w:eastAsia="Arial" w:hAnsi="Arial"/>
-          <w:b/>
-          <w:bCs/>
-          <w:color w:val="FFFFFF"/>
-          <w:sz w:val="22"/>
-          <w:szCs w:val="22"/>
-        </w:rPr>
-        <w:t xml:space="preserve">25–35 min   </w:t>
-      </w:r>
-      <w:r>
-        <w:rPr>
-          <w:rFonts w:ascii="Arial" w:cs="Arial" w:eastAsia="Arial" w:hAnsi="Arial"/>
-          <w:b/>
-          <w:bCs/>
-          <w:color w:val="FFFFFF"/>
-          <w:sz w:val="22"/>
-          <w:szCs w:val="22"/>
-        </w:rPr>
-        <w:t xml:space="preserve">Mini-lesson (you teach, they join in)</w:t>
       </w:r>
     </w:p>
     <w:p>
@@ -44530,119 +44821,7 @@
           <w:sz w:val="21"/>
           <w:szCs w:val="21"/>
         </w:rPr>
-        <w:t xml:space="preserve">Show the mini-lesson slides. Think aloud as you work. Say what you notice, what you test and how you check. Children copy how you think.</w:t>
-      </w:r>
-    </w:p>
-    <w:p>
-      <w:pPr>
-        <w:keepLines/>
-        <w:spacing w:after="50" w:before="0" w:line="280" w:lineRule="auto"/>
-        <w:ind w:left="900" w:hanging="900"/>
-      </w:pPr>
-      <w:r>
-        <w:rPr>
-          <w:rFonts w:ascii="Arial" w:cs="Arial" w:eastAsia="Arial" w:hAnsi="Arial"/>
-          <w:b/>
-          <w:bCs/>
-          <w:color w:val="1F6F5C"/>
-          <w:sz w:val="19"/>
-          <w:szCs w:val="19"/>
-        </w:rPr>
-        <w:t xml:space="preserve">SAY   </w:t>
-      </w:r>
-      <w:r>
-        <w:rPr>
-          <w:rFonts w:ascii="Arial" w:cs="Arial" w:eastAsia="Arial" w:hAnsi="Arial"/>
-          <w:i/>
-          <w:iCs/>
-          <w:sz w:val="21"/>
-          <w:szCs w:val="21"/>
-        </w:rPr>
-        <w:t xml:space="preserve">“Coins: make 45¢ using exactly 3 coins from 5¢, 10¢, 20¢ and 50¢. I try 20 + 20 + 5 = 45. ✓ Three coins.”</w:t>
-      </w:r>
-    </w:p>
-    <w:p>
-      <w:pPr>
-        <w:keepLines/>
-        <w:spacing w:after="50" w:before="0" w:line="280" w:lineRule="auto"/>
-        <w:ind w:left="900" w:hanging="900"/>
-      </w:pPr>
-      <w:r>
-        <w:rPr>
-          <w:rFonts w:ascii="Arial" w:cs="Arial" w:eastAsia="Arial" w:hAnsi="Arial"/>
-          <w:b/>
-          <w:bCs/>
-          <w:color w:val="1F6F5C"/>
-          <w:sz w:val="19"/>
-          <w:szCs w:val="19"/>
-        </w:rPr>
-        <w:t xml:space="preserve">          </w:t>
-      </w:r>
-      <w:r>
-        <w:rPr>
-          <w:rFonts w:ascii="Arial" w:cs="Arial" w:eastAsia="Arial" w:hAnsi="Arial"/>
-          <w:i/>
-          <w:iCs/>
-          <w:sz w:val="21"/>
-          <w:szCs w:val="21"/>
-        </w:rPr>
-        <w:t xml:space="preserve">“Pattern: 5, 8, 11, 14 … The rule is add 3. I make a table of places 1 to 10 and keep adding 3: 5, 8, 11, 14, 17, 20, 23, 26, 29, 32. The 10th number is 32.”</w:t>
-      </w:r>
-    </w:p>
-    <w:p>
-      <w:pPr>
-        <w:keepLines/>
-        <w:spacing w:after="50" w:before="0" w:line="280" w:lineRule="auto"/>
-        <w:ind w:left="900" w:hanging="900"/>
-      </w:pPr>
-      <w:r>
-        <w:rPr>
-          <w:rFonts w:ascii="Arial" w:cs="Arial" w:eastAsia="Arial" w:hAnsi="Arial"/>
-          <w:b/>
-          <w:bCs/>
-          <w:color w:val="1F6F5C"/>
-          <w:sz w:val="19"/>
-          <w:szCs w:val="19"/>
-        </w:rPr>
-        <w:t xml:space="preserve">          </w:t>
-      </w:r>
-      <w:r>
-        <w:rPr>
-          <w:rFonts w:ascii="Arial" w:cs="Arial" w:eastAsia="Arial" w:hAnsi="Arial"/>
-          <w:i/>
-          <w:iCs/>
-          <w:sz w:val="21"/>
-          <w:szCs w:val="21"/>
-        </w:rPr>
-        <w:t xml:space="preserve">“Logic: Mei is taller than Ben. Ben is taller than Sam. Ali is shorter than Sam. Order from tallest: Mei, Ben, Sam, Ali. Ali is shortest.”</w:t>
-      </w:r>
-    </w:p>
-    <w:p>
-      <w:pPr>
-        <w:keepLines/>
-        <w:spacing w:after="50" w:before="0" w:line="280" w:lineRule="auto"/>
-        <w:ind w:left="900" w:hanging="900"/>
-      </w:pPr>
-      <w:r>
-        <w:rPr>
-          <w:rFonts w:ascii="Arial" w:cs="Arial" w:eastAsia="Arial" w:hAnsi="Arial"/>
-          <w:b/>
-          <w:bCs/>
-          <w:color w:val="1F6F5C"/>
-          <w:sz w:val="19"/>
-          <w:szCs w:val="19"/>
-        </w:rPr>
-        <w:t xml:space="preserve">          </w:t>
-      </w:r>
-      <w:r>
-        <w:rPr>
-          <w:rFonts w:ascii="Arial" w:cs="Arial" w:eastAsia="Arial" w:hAnsi="Arial"/>
-          <w:i/>
-          <w:iCs/>
-          <w:sz w:val="21"/>
-          <w:szCs w:val="21"/>
-        </w:rPr>
-        <w:t xml:space="preserve">“Measure: a ribbon is 12 cubes long. A string is 5 cubes shorter. 12 − 5 = 7 cubes.”</w:t>
+        <w:t xml:space="preserve">At about minute 22, say “Pencils down” and bring the group back together. Take the three questions below, one at a time.</w:t>
       </w:r>
     </w:p>
     <w:tbl>
@@ -44697,7 +44876,7 @@
                 <w:sz w:val="20"/>
                 <w:szCs w:val="20"/>
               </w:rPr>
-              <w:t xml:space="preserve">Worked example on the slides</w:t>
+              <w:t xml:space="preserve">Ask</w:t>
             </w:r>
           </w:p>
         </w:tc>
@@ -44733,7 +44912,7 @@
                 <w:sz w:val="20"/>
                 <w:szCs w:val="20"/>
               </w:rPr>
-              <w:t xml:space="preserve">Answer</w:t>
+              <w:t xml:space="preserve">Expect</w:t>
             </w:r>
           </w:p>
         </w:tc>
@@ -44771,7 +44950,7 @@
                 <w:sz w:val="20"/>
                 <w:szCs w:val="20"/>
               </w:rPr>
-              <w:t xml:space="preserve">Station A: coins and patterns. Coins: make 45¢ using exactly 3 coins from 5¢, 10¢, 20¢ and 50¢. Pattern: 5, 8, 11, 14 … What is the 10th number?</w:t>
+              <w:t xml:space="preserve">What did you do first with each card?</w:t>
             </w:r>
           </w:p>
         </w:tc>
@@ -44804,7 +44983,7 @@
                 <w:sz w:val="20"/>
                 <w:szCs w:val="20"/>
               </w:rPr>
-              <w:t xml:space="preserve">Coins: 20¢ + 20¢ + 5¢. Pattern: add 3. Count on: 5, 8, 11, 14, 17, 20, 23, 26, 29, 32, so the 10th is 32.</w:t>
+              <w:t xml:space="preserve">Open answers.</w:t>
             </w:r>
           </w:p>
         </w:tc>
@@ -44842,7 +45021,7 @@
                 <w:sz w:val="20"/>
                 <w:szCs w:val="20"/>
               </w:rPr>
-              <w:t xml:space="preserve">Station B: logic and measuring. Logic: Mei is taller than Ben. Ben is taller than Sam. Ali is shorter than Sam. Who is the shortest? Measure: a ribbon is 12 cubes long. A string is 5 cubes shorter. How long is the string?</w:t>
+              <w:t xml:space="preserve">Which puzzle was hardest? Why?</w:t>
             </w:r>
           </w:p>
         </w:tc>
@@ -44875,7 +45054,78 @@
                 <w:sz w:val="20"/>
                 <w:szCs w:val="20"/>
               </w:rPr>
-              <w:t xml:space="preserve">Logic: Ali. Measure: 7 cubes.</w:t>
+              <w:t xml:space="preserve">Open answers.</w:t>
+            </w:r>
+          </w:p>
+        </w:tc>
+      </w:tr>
+      <w:tr>
+        <w:trPr>
+          <w:cantSplit/>
+        </w:trPr>
+        <w:tc>
+          <w:tcPr>
+            <w:tcW w:type="dxa" w:w="4600"/>
+            <w:tcBorders>
+              <w:top w:val="single" w:color="000000" w:sz="8"/>
+              <w:left w:val="single" w:color="000000" w:sz="8"/>
+              <w:bottom w:val="single" w:color="000000" w:sz="8"/>
+              <w:right w:val="single" w:color="000000" w:sz="8"/>
+            </w:tcBorders>
+            <w:tcMar>
+              <w:top w:type="dxa" w:w="70"/>
+              <w:left w:type="dxa" w:w="100"/>
+              <w:bottom w:type="dxa" w:w="70"/>
+              <w:right w:type="dxa" w:w="100"/>
+            </w:tcMar>
+            <w:vAlign w:val="center"/>
+          </w:tcPr>
+          <w:p>
+            <w:pPr>
+              <w:keepLines/>
+              <w:spacing w:after="0" w:before="0" w:line="320" w:lineRule="auto"/>
+              <w:jc w:val="left"/>
+            </w:pPr>
+            <w:r>
+              <w:rPr>
+                <w:rFonts w:ascii="Arial" w:cs="Arial" w:eastAsia="Arial" w:hAnsi="Arial"/>
+                <w:sz w:val="20"/>
+                <w:szCs w:val="20"/>
+              </w:rPr>
+              <w:t xml:space="preserve">What helped you when you were stuck?</w:t>
+            </w:r>
+          </w:p>
+        </w:tc>
+        <w:tc>
+          <w:tcPr>
+            <w:tcW w:type="dxa" w:w="5300"/>
+            <w:tcBorders>
+              <w:top w:val="single" w:color="000000" w:sz="8"/>
+              <w:left w:val="single" w:color="000000" w:sz="8"/>
+              <w:bottom w:val="single" w:color="000000" w:sz="8"/>
+              <w:right w:val="single" w:color="000000" w:sz="8"/>
+            </w:tcBorders>
+            <w:tcMar>
+              <w:top w:type="dxa" w:w="70"/>
+              <w:left w:type="dxa" w:w="100"/>
+              <w:bottom w:type="dxa" w:w="70"/>
+              <w:right w:type="dxa" w:w="100"/>
+            </w:tcMar>
+            <w:vAlign w:val="center"/>
+          </w:tcPr>
+          <w:p>
+            <w:pPr>
+              <w:keepLines/>
+              <w:spacing w:after="0" w:before="0" w:line="320" w:lineRule="auto"/>
+              <w:jc w:val="left"/>
+            </w:pPr>
+            <w:r>
+              <w:rPr>
+                <w:rFonts w:ascii="Arial" w:cs="Arial" w:eastAsia="Arial" w:hAnsi="Arial"/>
+                <w:sz w:val="20"/>
+                <w:szCs w:val="20"/>
+              </w:rPr>
+              <w:t xml:space="preserve">An inquirer rule: notice, test, check, explain.</w:t>
             </w:r>
           </w:p>
         </w:tc>
@@ -44893,6 +45143,62 @@
           <w:szCs w:val="26"/>
         </w:rPr>
         <w:t xml:space="preserve"/>
+      </w:r>
+    </w:p>
+    <w:p>
+      <w:pPr>
+        <w:keepNext/>
+        <w:keepLines/>
+        <w:shd w:fill="1F3864" w:color="auto" w:val="clear"/>
+        <w:spacing w:after="60" w:before="160" w:line="320" w:lineRule="auto"/>
+      </w:pPr>
+      <w:r>
+        <w:rPr>
+          <w:rFonts w:ascii="Arial" w:cs="Arial" w:eastAsia="Arial" w:hAnsi="Arial"/>
+          <w:b/>
+          <w:bCs/>
+          <w:color w:val="FFFFFF"/>
+          <w:sz w:val="22"/>
+          <w:szCs w:val="22"/>
+        </w:rPr>
+        <w:t xml:space="preserve">25–35 min   </w:t>
+      </w:r>
+      <w:r>
+        <w:rPr>
+          <w:rFonts w:ascii="Arial" w:cs="Arial" w:eastAsia="Arial" w:hAnsi="Arial"/>
+          <w:b/>
+          <w:bCs/>
+          <w:color w:val="FFFFFF"/>
+          <w:sz w:val="22"/>
+          <w:szCs w:val="22"/>
+        </w:rPr>
+        <w:t xml:space="preserve">Mini-lesson (you teach, they join in)</w:t>
+      </w:r>
+    </w:p>
+    <w:p>
+      <w:pPr>
+        <w:keepLines/>
+        <w:spacing w:after="40" w:before="0" w:line="280" w:lineRule="auto"/>
+        <w:ind w:left="900" w:hanging="900"/>
+      </w:pPr>
+      <w:r>
+        <w:rPr>
+          <w:rFonts w:ascii="Arial" w:cs="Arial" w:eastAsia="Arial" w:hAnsi="Arial"/>
+          <w:b/>
+          <w:bCs/>
+          <w:color w:val="7F6000"/>
+          <w:sz w:val="19"/>
+          <w:szCs w:val="19"/>
+        </w:rPr>
+        <w:t xml:space="preserve">DO     </w:t>
+      </w:r>
+      <w:r>
+        <w:rPr>
+          <w:rFonts w:ascii="Arial" w:cs="Arial" w:eastAsia="Arial" w:hAnsi="Arial"/>
+          <w:sz w:val="21"/>
+          <w:szCs w:val="21"/>
+        </w:rPr>
+        <w:t xml:space="preserve">Show the mini-lesson slides. Think aloud as you work. Say what you notice, what you test and how you check. Children copy how you think.</w:t>
       </w:r>
     </w:p>
     <w:p>
@@ -44920,243 +45226,7 @@
           <w:sz w:val="21"/>
           <w:szCs w:val="21"/>
         </w:rPr>
-        <w:t xml:space="preserve">“The key idea today is: the inquirer rules. Notice the pattern. Test it with objects. Check your answer. Explain why. Say it with me.”</w:t>
-      </w:r>
-    </w:p>
-    <w:p>
-      <w:pPr>
-        <w:keepLines/>
-        <w:spacing w:after="40" w:before="0" w:line="280" w:lineRule="auto"/>
-        <w:ind w:left="900" w:hanging="900"/>
-      </w:pPr>
-      <w:r>
-        <w:rPr>
-          <w:rFonts w:ascii="Arial" w:cs="Arial" w:eastAsia="Arial" w:hAnsi="Arial"/>
-          <w:b/>
-          <w:bCs/>
-          <w:color w:val="7F6000"/>
-          <w:sz w:val="19"/>
-          <w:szCs w:val="19"/>
-        </w:rPr>
-        <w:t xml:space="preserve">DO     </w:t>
-      </w:r>
-      <w:r>
-        <w:rPr>
-          <w:rFonts w:ascii="Arial" w:cs="Arial" w:eastAsia="Arial" w:hAnsi="Arial"/>
-          <w:sz w:val="21"/>
-          <w:szCs w:val="21"/>
-        </w:rPr>
-        <w:t xml:space="preserve">Show the key idea slide at minutes 33 to 35. The “common mistakes” on that slide are for you, not the children. Watch for them during the worksheet:</w:t>
-      </w:r>
-    </w:p>
-    <w:p>
-      <w:pPr>
-        <w:keepLines/>
-        <w:spacing w:after="40" w:before="0" w:line="280" w:lineRule="auto"/>
-        <w:ind w:left="420" w:hanging="220"/>
-      </w:pPr>
-      <w:r>
-        <w:rPr>
-          <w:rFonts w:ascii="Arial" w:cs="Arial" w:eastAsia="Arial" w:hAnsi="Arial"/>
-          <w:sz w:val="21"/>
-          <w:szCs w:val="21"/>
-        </w:rPr>
-        <w:t xml:space="preserve">•  </w:t>
-      </w:r>
-      <w:r>
-        <w:rPr>
-          <w:rFonts w:ascii="Arial" w:cs="Arial" w:eastAsia="Arial" w:hAnsi="Arial"/>
-          <w:sz w:val="21"/>
-          <w:szCs w:val="21"/>
-        </w:rPr>
-        <w:t xml:space="preserve">Rushing: not checking an answer.</w:t>
-      </w:r>
-    </w:p>
-    <w:p>
-      <w:pPr>
-        <w:keepLines/>
-        <w:spacing w:after="40" w:before="0" w:line="280" w:lineRule="auto"/>
-        <w:ind w:left="420" w:hanging="220"/>
-      </w:pPr>
-      <w:r>
-        <w:rPr>
-          <w:rFonts w:ascii="Arial" w:cs="Arial" w:eastAsia="Arial" w:hAnsi="Arial"/>
-          <w:sz w:val="21"/>
-          <w:szCs w:val="21"/>
-        </w:rPr>
-        <w:t xml:space="preserve">•  </w:t>
-      </w:r>
-      <w:r>
-        <w:rPr>
-          <w:rFonts w:ascii="Arial" w:cs="Arial" w:eastAsia="Arial" w:hAnsi="Arial"/>
-          <w:sz w:val="21"/>
-          <w:szCs w:val="21"/>
-        </w:rPr>
-        <w:t xml:space="preserve">Not showing how they know.</w:t>
-      </w:r>
-    </w:p>
-    <w:p>
-      <w:pPr>
-        <w:keepNext/>
-        <w:keepLines/>
-        <w:shd w:fill="1F3864" w:color="auto" w:val="clear"/>
-        <w:spacing w:after="60" w:before="160" w:line="320" w:lineRule="auto"/>
-      </w:pPr>
-      <w:r>
-        <w:rPr>
-          <w:rFonts w:ascii="Arial" w:cs="Arial" w:eastAsia="Arial" w:hAnsi="Arial"/>
-          <w:b/>
-          <w:bCs/>
-          <w:color w:val="FFFFFF"/>
-          <w:sz w:val="22"/>
-          <w:szCs w:val="22"/>
-        </w:rPr>
-        <w:t xml:space="preserve">35–40 min   </w:t>
-      </w:r>
-      <w:r>
-        <w:rPr>
-          <w:rFonts w:ascii="Arial" w:cs="Arial" w:eastAsia="Arial" w:hAnsi="Arial"/>
-          <w:b/>
-          <w:bCs/>
-          <w:color w:val="FFFFFF"/>
-          <w:sz w:val="22"/>
-          <w:szCs w:val="22"/>
-        </w:rPr>
-        <w:t xml:space="preserve">Brain break</w:t>
-      </w:r>
-    </w:p>
-    <w:p>
-      <w:pPr>
-        <w:keepLines/>
-        <w:spacing w:after="40" w:before="0" w:line="280" w:lineRule="auto"/>
-        <w:ind w:left="900" w:hanging="900"/>
-      </w:pPr>
-      <w:r>
-        <w:rPr>
-          <w:rFonts w:ascii="Arial" w:cs="Arial" w:eastAsia="Arial" w:hAnsi="Arial"/>
-          <w:b/>
-          <w:bCs/>
-          <w:color w:val="7F6000"/>
-          <w:sz w:val="19"/>
-          <w:szCs w:val="19"/>
-        </w:rPr>
-        <w:t xml:space="preserve">DO     </w:t>
-      </w:r>
-      <w:r>
-        <w:rPr>
-          <w:rFonts w:ascii="Arial" w:cs="Arial" w:eastAsia="Arial" w:hAnsi="Arial"/>
-          <w:sz w:val="21"/>
-          <w:szCs w:val="21"/>
-        </w:rPr>
-        <w:t xml:space="preserve">Freeze dance with maths. When the music stops, the tutor shows a number; make that many with your body.</w:t>
-      </w:r>
-    </w:p>
-    <w:p>
-      <w:pPr>
-        <w:keepLines/>
-        <w:spacing w:after="40" w:before="0" w:line="280" w:lineRule="auto"/>
-        <w:ind w:left="900" w:hanging="900"/>
-      </w:pPr>
-      <w:r>
-        <w:rPr>
-          <w:rFonts w:ascii="Arial" w:cs="Arial" w:eastAsia="Arial" w:hAnsi="Arial"/>
-          <w:b/>
-          <w:bCs/>
-          <w:color w:val="7F6000"/>
-          <w:sz w:val="19"/>
-          <w:szCs w:val="19"/>
-        </w:rPr>
-        <w:t xml:space="preserve">          </w:t>
-      </w:r>
-      <w:r>
-        <w:rPr>
-          <w:rFonts w:ascii="Arial" w:cs="Arial" w:eastAsia="Arial" w:hAnsi="Arial"/>
-          <w:sz w:val="21"/>
-          <w:szCs w:val="21"/>
-        </w:rPr>
-        <w:t xml:space="preserve">Water. Toilet break for anyone who needs it. Keep it to five minutes.</w:t>
-      </w:r>
-    </w:p>
-    <w:p>
-      <w:pPr>
-        <w:keepNext/>
-        <w:keepLines/>
-        <w:shd w:fill="1F3864" w:color="auto" w:val="clear"/>
-        <w:spacing w:after="60" w:before="160" w:line="320" w:lineRule="auto"/>
-      </w:pPr>
-      <w:r>
-        <w:rPr>
-          <w:rFonts w:ascii="Arial" w:cs="Arial" w:eastAsia="Arial" w:hAnsi="Arial"/>
-          <w:b/>
-          <w:bCs/>
-          <w:color w:val="FFFFFF"/>
-          <w:sz w:val="22"/>
-          <w:szCs w:val="22"/>
-        </w:rPr>
-        <w:t xml:space="preserve">40–70 min   </w:t>
-      </w:r>
-      <w:r>
-        <w:rPr>
-          <w:rFonts w:ascii="Arial" w:cs="Arial" w:eastAsia="Arial" w:hAnsi="Arial"/>
-          <w:b/>
-          <w:bCs/>
-          <w:color w:val="FFFFFF"/>
-          <w:sz w:val="22"/>
-          <w:szCs w:val="22"/>
-        </w:rPr>
-        <w:t xml:space="preserve">Worksheet (pairs, then alone, then stretch)</w:t>
-      </w:r>
-    </w:p>
-    <w:p>
-      <w:pPr>
-        <w:keepLines/>
-        <w:spacing w:after="40" w:before="0" w:line="280" w:lineRule="auto"/>
-        <w:ind w:left="900" w:hanging="900"/>
-      </w:pPr>
-      <w:r>
-        <w:rPr>
-          <w:rFonts w:ascii="Arial" w:cs="Arial" w:eastAsia="Arial" w:hAnsi="Arial"/>
-          <w:b/>
-          <w:bCs/>
-          <w:color w:val="7F6000"/>
-          <w:sz w:val="19"/>
-          <w:szCs w:val="19"/>
-        </w:rPr>
-        <w:t xml:space="preserve">DO     </w:t>
-      </w:r>
-      <w:r>
-        <w:rPr>
-          <w:rFonts w:ascii="Arial" w:cs="Arial" w:eastAsia="Arial" w:hAnsi="Arial"/>
-          <w:sz w:val="21"/>
-          <w:szCs w:val="21"/>
-        </w:rPr>
-        <w:t xml:space="preserve">Minute 40: give out the workbook. Read the title of Lesson 10 aloud. Say “Pairs first. Talk before you write.”</w:t>
-      </w:r>
-    </w:p>
-    <w:p>
-      <w:pPr>
-        <w:keepLines/>
-        <w:spacing w:after="40" w:before="0" w:line="280" w:lineRule="auto"/>
-        <w:ind w:left="900" w:hanging="900"/>
-      </w:pPr>
-      <w:r>
-        <w:rPr>
-          <w:rFonts w:ascii="Arial" w:cs="Arial" w:eastAsia="Arial" w:hAnsi="Arial"/>
-          <w:b/>
-          <w:bCs/>
-          <w:color w:val="7F6000"/>
-          <w:sz w:val="19"/>
-          <w:szCs w:val="19"/>
-        </w:rPr>
-        <w:t xml:space="preserve">          </w:t>
-      </w:r>
-      <w:r>
-        <w:rPr>
-          <w:rFonts w:ascii="Arial" w:cs="Arial" w:eastAsia="Arial" w:hAnsi="Arial"/>
-          <w:sz w:val="21"/>
-          <w:szCs w:val="21"/>
-        </w:rPr>
-        <w:t xml:space="preserve">Minutes 40 to 52: pairs work together on the first page. Minutes 52 to 62: each child works alone on the second page. Minutes 62 to 70: stretch and challenge.</w:t>
+        <w:t xml:space="preserve">“Coins: make 45¢ using exactly 3 coins from 5¢, 10¢, 20¢ and 50¢. I try 20 + 20 + 5 = 45. ✓ Three coins.”</w:t>
       </w:r>
     </w:p>
     <w:p>
@@ -45174,7 +45244,7 @@
           <w:sz w:val="19"/>
           <w:szCs w:val="19"/>
         </w:rPr>
-        <w:t xml:space="preserve">SAY   </w:t>
+        <w:t xml:space="preserve">          </w:t>
       </w:r>
       <w:r>
         <w:rPr>
@@ -45184,13 +45254,13 @@
           <w:sz w:val="21"/>
           <w:szCs w:val="21"/>
         </w:rPr>
-        <w:t xml:space="preserve">“Pairs first. Read each question aloud and talk about it before you write. I am not looking for speed. I am looking for good thinking.”</w:t>
-      </w:r>
-    </w:p>
-    <w:p>
-      <w:pPr>
-        <w:keepLines/>
-        <w:spacing w:after="40" w:before="0" w:line="280" w:lineRule="auto"/>
+        <w:t xml:space="preserve">“Pattern: 5, 8, 11, 14 … The rule is add 3. I make a table of places 1 to 10 and keep adding 3: 5, 8, 11, 14, 17, 20, 23, 26, 29, 32. The 10th number is 32.”</w:t>
+      </w:r>
+    </w:p>
+    <w:p>
+      <w:pPr>
+        <w:keepLines/>
+        <w:spacing w:after="50" w:before="0" w:line="280" w:lineRule="auto"/>
         <w:ind w:left="900" w:hanging="900"/>
       </w:pPr>
       <w:r>
@@ -45198,210 +45268,49 @@
           <w:rFonts w:ascii="Arial" w:cs="Arial" w:eastAsia="Arial" w:hAnsi="Arial"/>
           <w:b/>
           <w:bCs/>
-          <w:color w:val="7F6000"/>
+          <w:color w:val="1F6F5C"/>
           <w:sz w:val="19"/>
           <w:szCs w:val="19"/>
         </w:rPr>
-        <w:t xml:space="preserve">DO     </w:t>
-      </w:r>
-      <w:r>
-        <w:rPr>
-          <w:rFonts w:ascii="Arial" w:cs="Arial" w:eastAsia="Arial" w:hAnsi="Arial"/>
-          <w:sz w:val="21"/>
-          <w:szCs w:val="21"/>
-        </w:rPr>
-        <w:t xml:space="preserve">Circulate and ask:</w:t>
-      </w:r>
-    </w:p>
-    <w:p>
-      <w:pPr>
-        <w:keepLines/>
-        <w:spacing w:after="40" w:before="0" w:line="280" w:lineRule="auto"/>
-        <w:ind w:left="420" w:hanging="220"/>
-      </w:pPr>
-      <w:r>
-        <w:rPr>
-          <w:rFonts w:ascii="Arial" w:cs="Arial" w:eastAsia="Arial" w:hAnsi="Arial"/>
-          <w:sz w:val="21"/>
-          <w:szCs w:val="21"/>
-        </w:rPr>
-        <w:t xml:space="preserve">•  </w:t>
-      </w:r>
-      <w:r>
-        <w:rPr>
-          <w:rFonts w:ascii="Arial" w:cs="Arial" w:eastAsia="Arial" w:hAnsi="Arial"/>
-          <w:sz w:val="21"/>
-          <w:szCs w:val="21"/>
-        </w:rPr>
-        <w:t xml:space="preserve">Ask: “Which inquirer rule helps you here?”</w:t>
-      </w:r>
-    </w:p>
-    <w:p>
-      <w:pPr>
-        <w:keepLines/>
-        <w:spacing w:after="40" w:before="0" w:line="280" w:lineRule="auto"/>
-        <w:ind w:left="420" w:hanging="220"/>
-      </w:pPr>
-      <w:r>
-        <w:rPr>
-          <w:rFonts w:ascii="Arial" w:cs="Arial" w:eastAsia="Arial" w:hAnsi="Arial"/>
-          <w:sz w:val="21"/>
-          <w:szCs w:val="21"/>
-        </w:rPr>
-        <w:t xml:space="preserve">•  </w:t>
-      </w:r>
-      <w:r>
-        <w:rPr>
-          <w:rFonts w:ascii="Arial" w:cs="Arial" w:eastAsia="Arial" w:hAnsi="Arial"/>
-          <w:sz w:val="21"/>
-          <w:szCs w:val="21"/>
-        </w:rPr>
-        <w:t xml:space="preserve">Ask: “How do you know your answer is right? Show me.”</w:t>
-      </w:r>
-    </w:p>
-    <w:p>
-      <w:pPr>
-        <w:keepLines/>
-        <w:spacing w:after="40" w:before="0" w:line="280" w:lineRule="auto"/>
-        <w:ind w:left="420" w:hanging="220"/>
-      </w:pPr>
-      <w:r>
-        <w:rPr>
-          <w:rFonts w:ascii="Arial" w:cs="Arial" w:eastAsia="Arial" w:hAnsi="Arial"/>
-          <w:sz w:val="21"/>
-          <w:szCs w:val="21"/>
-        </w:rPr>
-        <w:t xml:space="preserve">•  </w:t>
-      </w:r>
-      <w:r>
-        <w:rPr>
-          <w:rFonts w:ascii="Arial" w:cs="Arial" w:eastAsia="Arial" w:hAnsi="Arial"/>
-          <w:sz w:val="21"/>
-          <w:szCs w:val="21"/>
-        </w:rPr>
-        <w:t xml:space="preserve">Ask: “What would you do differently next time?”</w:t>
-      </w:r>
-    </w:p>
-    <w:p>
-      <w:pPr>
-        <w:keepLines/>
-        <w:spacing w:after="40" w:before="0" w:line="280" w:lineRule="auto"/>
-        <w:ind w:left="1300" w:hanging="1300"/>
-      </w:pPr>
-      <w:r>
-        <w:rPr>
-          <w:rFonts w:ascii="Arial" w:cs="Arial" w:eastAsia="Arial" w:hAnsi="Arial"/>
-          <w:b/>
-          <w:bCs/>
-          <w:color w:val="A61C00"/>
+        <w:t xml:space="preserve">          </w:t>
+      </w:r>
+      <w:r>
+        <w:rPr>
+          <w:rFonts w:ascii="Arial" w:cs="Arial" w:eastAsia="Arial" w:hAnsi="Arial"/>
+          <w:i/>
+          <w:iCs/>
+          <w:sz w:val="21"/>
+          <w:szCs w:val="21"/>
+        </w:rPr>
+        <w:t xml:space="preserve">“Logic: Mei is taller than Ben. Ben is taller than Sam. Ali is shorter than Sam. Order from tallest: Mei, Ben, Sam, Ali. Ali is shortest.”</w:t>
+      </w:r>
+    </w:p>
+    <w:p>
+      <w:pPr>
+        <w:keepLines/>
+        <w:spacing w:after="50" w:before="0" w:line="280" w:lineRule="auto"/>
+        <w:ind w:left="900" w:hanging="900"/>
+      </w:pPr>
+      <w:r>
+        <w:rPr>
+          <w:rFonts w:ascii="Arial" w:cs="Arial" w:eastAsia="Arial" w:hAnsi="Arial"/>
+          <w:b/>
+          <w:bCs/>
+          <w:color w:val="1F6F5C"/>
           <w:sz w:val="19"/>
           <w:szCs w:val="19"/>
         </w:rPr>
-        <w:t xml:space="preserve">IF STUCK   </w:t>
-      </w:r>
-      <w:r>
-        <w:rPr>
-          <w:rFonts w:ascii="Arial" w:cs="Arial" w:eastAsia="Arial" w:hAnsi="Arial"/>
-          <w:sz w:val="21"/>
-          <w:szCs w:val="21"/>
-        </w:rPr>
-        <w:t xml:space="preserve">Hint 1: “Which lesson does this remind you of?”</w:t>
-      </w:r>
-    </w:p>
-    <w:p>
-      <w:pPr>
-        <w:keepLines/>
-        <w:spacing w:after="40" w:before="0" w:line="280" w:lineRule="auto"/>
-        <w:ind w:left="1300" w:hanging="1300"/>
-      </w:pPr>
-      <w:r>
-        <w:rPr>
-          <w:rFonts w:ascii="Arial" w:cs="Arial" w:eastAsia="Arial" w:hAnsi="Arial"/>
-          <w:b/>
-          <w:bCs/>
-          <w:color w:val="A61C00"/>
-          <w:sz w:val="19"/>
-          <w:szCs w:val="19"/>
-        </w:rPr>
-        <w:t xml:space="preserve">                </w:t>
-      </w:r>
-      <w:r>
-        <w:rPr>
-          <w:rFonts w:ascii="Arial" w:cs="Arial" w:eastAsia="Arial" w:hAnsi="Arial"/>
-          <w:sz w:val="21"/>
-          <w:szCs w:val="21"/>
-        </w:rPr>
-        <w:t xml:space="preserve">Hint 2: “Test it with objects.”</w:t>
-      </w:r>
-    </w:p>
-    <w:p>
-      <w:pPr>
-        <w:keepLines/>
-        <w:spacing w:after="40" w:before="0" w:line="280" w:lineRule="auto"/>
-        <w:ind w:left="1300" w:hanging="1300"/>
-      </w:pPr>
-      <w:r>
-        <w:rPr>
-          <w:rFonts w:ascii="Arial" w:cs="Arial" w:eastAsia="Arial" w:hAnsi="Arial"/>
-          <w:b/>
-          <w:bCs/>
-          <w:color w:val="A61C00"/>
-          <w:sz w:val="19"/>
-          <w:szCs w:val="19"/>
-        </w:rPr>
-        <w:t xml:space="preserve">                </w:t>
-      </w:r>
-      <w:r>
-        <w:rPr>
-          <w:rFonts w:ascii="Arial" w:cs="Arial" w:eastAsia="Arial" w:hAnsi="Arial"/>
-          <w:sz w:val="21"/>
-          <w:szCs w:val="21"/>
-        </w:rPr>
-        <w:t xml:space="preserve">Hint 3: “Explain it to your partner out loud.”</w:t>
-      </w:r>
-    </w:p>
-    <w:p>
-      <w:pPr>
-        <w:keepLines/>
-        <w:spacing w:after="40" w:before="0" w:line="280" w:lineRule="auto"/>
-        <w:ind w:left="900" w:hanging="900"/>
-      </w:pPr>
-      <w:r>
-        <w:rPr>
-          <w:rFonts w:ascii="Arial" w:cs="Arial" w:eastAsia="Arial" w:hAnsi="Arial"/>
-          <w:b/>
-          <w:bCs/>
-          <w:color w:val="7F6000"/>
-          <w:sz w:val="19"/>
-          <w:szCs w:val="19"/>
-        </w:rPr>
-        <w:t xml:space="preserve">DO     </w:t>
-      </w:r>
-      <w:r>
-        <w:rPr>
-          <w:rFonts w:ascii="Arial" w:cs="Arial" w:eastAsia="Arial" w:hAnsi="Arial"/>
-          <w:sz w:val="21"/>
-          <w:szCs w:val="21"/>
-        </w:rPr>
-        <w:t xml:space="preserve">Early finishers: give the stretch question first, then the challenge.</w:t>
-      </w:r>
-    </w:p>
-    <w:p>
-      <w:pPr>
-        <w:keepNext/>
-        <w:keepLines/>
-        <w:spacing w:after="60" w:before="160" w:line="320" w:lineRule="auto"/>
-      </w:pPr>
-      <w:r>
-        <w:rPr>
-          <w:rFonts w:ascii="Arial" w:cs="Arial" w:eastAsia="Arial" w:hAnsi="Arial"/>
-          <w:b/>
-          <w:bCs/>
-          <w:color w:val="1F3864"/>
-          <w:sz w:val="24"/>
-          <w:szCs w:val="24"/>
-        </w:rPr>
-        <w:t xml:space="preserve">Stretch and challenge questions</w:t>
+        <w:t xml:space="preserve">          </w:t>
+      </w:r>
+      <w:r>
+        <w:rPr>
+          <w:rFonts w:ascii="Arial" w:cs="Arial" w:eastAsia="Arial" w:hAnsi="Arial"/>
+          <w:i/>
+          <w:iCs/>
+          <w:sz w:val="21"/>
+          <w:szCs w:val="21"/>
+        </w:rPr>
+        <w:t xml:space="preserve">“Measure: a pencil is 6 cubes long. A pen is 4 cubes longer, so the pen is 6 + 4 = 10 cubes. End to end they are 6 + 10 = 16 cubes. (Not 6 + 4: the 4 is only the extra bit.)”</w:t>
       </w:r>
     </w:p>
     <w:tbl>
@@ -45456,7 +45365,7 @@
                 <w:sz w:val="20"/>
                 <w:szCs w:val="20"/>
               </w:rPr>
-              <w:t xml:space="preserve">Question</w:t>
+              <w:t xml:space="preserve">Worked example on the slides</w:t>
             </w:r>
           </w:p>
         </w:tc>
@@ -45530,7 +45439,7 @@
                 <w:sz w:val="20"/>
                 <w:szCs w:val="20"/>
               </w:rPr>
-              <w:t xml:space="preserve">Workbook Think Harder 1: A pattern starts at 5 and adds 3 each time. What is the 10th number?</w:t>
+              <w:t xml:space="preserve">Cards 1 and 2: coins and patterns. Coins: make 45¢ using exactly 3 coins from 5¢, 10¢, 20¢ and 50¢. Pattern: 5, 8, 11, 14 … What is the 10th number?</w:t>
             </w:r>
           </w:p>
         </w:tc>
@@ -45563,7 +45472,7 @@
                 <w:sz w:val="20"/>
                 <w:szCs w:val="20"/>
               </w:rPr>
-              <w:t xml:space="preserve">32</w:t>
+              <w:t xml:space="preserve">Coins: 20¢ + 20¢ + 5¢. Pattern: add 3. Count on: 5, 8, 11, 14, 17, 20, 23, 26, 29, 32, so the 10th is 32.</w:t>
             </w:r>
           </w:p>
         </w:tc>
@@ -45601,7 +45510,7 @@
                 <w:sz w:val="20"/>
                 <w:szCs w:val="20"/>
               </w:rPr>
-              <w:t xml:space="preserve">Workbook Think Harder 2: Ali has 12 stickers. He gives 5 to Mei and then gets 3 more. How many does he have now?</w:t>
+              <w:t xml:space="preserve">Cards 3 and 4: logic and measuring. Logic: Mei is taller than Ben. Ben is taller than Sam. Ali is shorter than Sam. Who is the shortest? Measure: a pencil is 6 cubes long. A pen is 4 cubes longer. Put them end to end. How long is that?</w:t>
             </w:r>
           </w:p>
         </w:tc>
@@ -45634,362 +45543,7 @@
                 <w:sz w:val="20"/>
                 <w:szCs w:val="20"/>
               </w:rPr>
-              <w:t xml:space="preserve">10</w:t>
-            </w:r>
-          </w:p>
-        </w:tc>
-      </w:tr>
-      <w:tr>
-        <w:trPr>
-          <w:cantSplit/>
-        </w:trPr>
-        <w:tc>
-          <w:tcPr>
-            <w:tcW w:type="dxa" w:w="4600"/>
-            <w:tcBorders>
-              <w:top w:val="single" w:color="000000" w:sz="8"/>
-              <w:left w:val="single" w:color="000000" w:sz="8"/>
-              <w:bottom w:val="single" w:color="000000" w:sz="8"/>
-              <w:right w:val="single" w:color="000000" w:sz="8"/>
-            </w:tcBorders>
-            <w:tcMar>
-              <w:top w:type="dxa" w:w="70"/>
-              <w:left w:type="dxa" w:w="100"/>
-              <w:bottom w:type="dxa" w:w="70"/>
-              <w:right w:type="dxa" w:w="100"/>
-            </w:tcMar>
-            <w:vAlign w:val="center"/>
-          </w:tcPr>
-          <w:p>
-            <w:pPr>
-              <w:keepLines/>
-              <w:spacing w:after="0" w:before="0" w:line="320" w:lineRule="auto"/>
-              <w:jc w:val="left"/>
-            </w:pPr>
-            <w:r>
-              <w:rPr>
-                <w:rFonts w:ascii="Arial" w:cs="Arial" w:eastAsia="Arial" w:hAnsi="Arial"/>
-                <w:sz w:val="20"/>
-                <w:szCs w:val="20"/>
-              </w:rPr>
-              <w:t xml:space="preserve">Workbook Think Harder 3: Which three coins from 5¢, 10¢, 20¢ and 50¢ make 45¢?</w:t>
-            </w:r>
-          </w:p>
-        </w:tc>
-        <w:tc>
-          <w:tcPr>
-            <w:tcW w:type="dxa" w:w="5300"/>
-            <w:tcBorders>
-              <w:top w:val="single" w:color="000000" w:sz="8"/>
-              <w:left w:val="single" w:color="000000" w:sz="8"/>
-              <w:bottom w:val="single" w:color="000000" w:sz="8"/>
-              <w:right w:val="single" w:color="000000" w:sz="8"/>
-            </w:tcBorders>
-            <w:tcMar>
-              <w:top w:type="dxa" w:w="70"/>
-              <w:left w:type="dxa" w:w="100"/>
-              <w:bottom w:type="dxa" w:w="70"/>
-              <w:right w:type="dxa" w:w="100"/>
-            </w:tcMar>
-            <w:vAlign w:val="center"/>
-          </w:tcPr>
-          <w:p>
-            <w:pPr>
-              <w:keepLines/>
-              <w:spacing w:after="0" w:before="0" w:line="320" w:lineRule="auto"/>
-              <w:jc w:val="left"/>
-            </w:pPr>
-            <w:r>
-              <w:rPr>
-                <w:rFonts w:ascii="Arial" w:cs="Arial" w:eastAsia="Arial" w:hAnsi="Arial"/>
-                <w:sz w:val="20"/>
-                <w:szCs w:val="20"/>
-              </w:rPr>
-              <w:t xml:space="preserve">20¢ + 20¢ + 5¢</w:t>
-            </w:r>
-          </w:p>
-        </w:tc>
-      </w:tr>
-      <w:tr>
-        <w:trPr>
-          <w:cantSplit/>
-        </w:trPr>
-        <w:tc>
-          <w:tcPr>
-            <w:tcW w:type="dxa" w:w="4600"/>
-            <w:tcBorders>
-              <w:top w:val="single" w:color="000000" w:sz="8"/>
-              <w:left w:val="single" w:color="000000" w:sz="8"/>
-              <w:bottom w:val="single" w:color="000000" w:sz="8"/>
-              <w:right w:val="single" w:color="000000" w:sz="8"/>
-            </w:tcBorders>
-            <w:tcMar>
-              <w:top w:type="dxa" w:w="70"/>
-              <w:left w:type="dxa" w:w="100"/>
-              <w:bottom w:type="dxa" w:w="70"/>
-              <w:right w:type="dxa" w:w="100"/>
-            </w:tcMar>
-            <w:vAlign w:val="center"/>
-          </w:tcPr>
-          <w:p>
-            <w:pPr>
-              <w:keepLines/>
-              <w:spacing w:after="0" w:before="0" w:line="320" w:lineRule="auto"/>
-              <w:jc w:val="left"/>
-            </w:pPr>
-            <w:r>
-              <w:rPr>
-                <w:rFonts w:ascii="Arial" w:cs="Arial" w:eastAsia="Arial" w:hAnsi="Arial"/>
-                <w:sz w:val="20"/>
-                <w:szCs w:val="20"/>
-              </w:rPr>
-              <w:t xml:space="preserve">Workbook Think Harder 4: A ribbon is 12 cubes. A string is 5 cubes shorter. How long is the string?</w:t>
-            </w:r>
-          </w:p>
-        </w:tc>
-        <w:tc>
-          <w:tcPr>
-            <w:tcW w:type="dxa" w:w="5300"/>
-            <w:tcBorders>
-              <w:top w:val="single" w:color="000000" w:sz="8"/>
-              <w:left w:val="single" w:color="000000" w:sz="8"/>
-              <w:bottom w:val="single" w:color="000000" w:sz="8"/>
-              <w:right w:val="single" w:color="000000" w:sz="8"/>
-            </w:tcBorders>
-            <w:tcMar>
-              <w:top w:type="dxa" w:w="70"/>
-              <w:left w:type="dxa" w:w="100"/>
-              <w:bottom w:type="dxa" w:w="70"/>
-              <w:right w:type="dxa" w:w="100"/>
-            </w:tcMar>
-            <w:vAlign w:val="center"/>
-          </w:tcPr>
-          <w:p>
-            <w:pPr>
-              <w:keepLines/>
-              <w:spacing w:after="0" w:before="0" w:line="320" w:lineRule="auto"/>
-              <w:jc w:val="left"/>
-            </w:pPr>
-            <w:r>
-              <w:rPr>
-                <w:rFonts w:ascii="Arial" w:cs="Arial" w:eastAsia="Arial" w:hAnsi="Arial"/>
-                <w:sz w:val="20"/>
-                <w:szCs w:val="20"/>
-              </w:rPr>
-              <w:t xml:space="preserve">7 cubes</w:t>
-            </w:r>
-          </w:p>
-        </w:tc>
-      </w:tr>
-      <w:tr>
-        <w:trPr>
-          <w:cantSplit/>
-        </w:trPr>
-        <w:tc>
-          <w:tcPr>
-            <w:tcW w:type="dxa" w:w="4600"/>
-            <w:tcBorders>
-              <w:top w:val="single" w:color="000000" w:sz="8"/>
-              <w:left w:val="single" w:color="000000" w:sz="8"/>
-              <w:bottom w:val="single" w:color="000000" w:sz="8"/>
-              <w:right w:val="single" w:color="000000" w:sz="8"/>
-            </w:tcBorders>
-            <w:tcMar>
-              <w:top w:type="dxa" w:w="70"/>
-              <w:left w:type="dxa" w:w="100"/>
-              <w:bottom w:type="dxa" w:w="70"/>
-              <w:right w:type="dxa" w:w="100"/>
-            </w:tcMar>
-            <w:vAlign w:val="center"/>
-          </w:tcPr>
-          <w:p>
-            <w:pPr>
-              <w:keepLines/>
-              <w:spacing w:after="0" w:before="0" w:line="320" w:lineRule="auto"/>
-              <w:jc w:val="left"/>
-            </w:pPr>
-            <w:r>
-              <w:rPr>
-                <w:rFonts w:ascii="Arial" w:cs="Arial" w:eastAsia="Arial" w:hAnsi="Arial"/>
-                <w:sz w:val="20"/>
-                <w:szCs w:val="20"/>
-              </w:rPr>
-              <w:t xml:space="preserve">Workbook Challenge 5: Frog A jumps in 3s from 0 and frog B jumps in 5s from 0. Which numbers up to 60 do both land on?</w:t>
-            </w:r>
-          </w:p>
-        </w:tc>
-        <w:tc>
-          <w:tcPr>
-            <w:tcW w:type="dxa" w:w="5300"/>
-            <w:tcBorders>
-              <w:top w:val="single" w:color="000000" w:sz="8"/>
-              <w:left w:val="single" w:color="000000" w:sz="8"/>
-              <w:bottom w:val="single" w:color="000000" w:sz="8"/>
-              <w:right w:val="single" w:color="000000" w:sz="8"/>
-            </w:tcBorders>
-            <w:tcMar>
-              <w:top w:type="dxa" w:w="70"/>
-              <w:left w:type="dxa" w:w="100"/>
-              <w:bottom w:type="dxa" w:w="70"/>
-              <w:right w:type="dxa" w:w="100"/>
-            </w:tcMar>
-            <w:vAlign w:val="center"/>
-          </w:tcPr>
-          <w:p>
-            <w:pPr>
-              <w:keepLines/>
-              <w:spacing w:after="0" w:before="0" w:line="320" w:lineRule="auto"/>
-              <w:jc w:val="left"/>
-            </w:pPr>
-            <w:r>
-              <w:rPr>
-                <w:rFonts w:ascii="Arial" w:cs="Arial" w:eastAsia="Arial" w:hAnsi="Arial"/>
-                <w:sz w:val="20"/>
-                <w:szCs w:val="20"/>
-              </w:rPr>
-              <w:t xml:space="preserve">15, 30, 45 and 60.</w:t>
-            </w:r>
-          </w:p>
-        </w:tc>
-      </w:tr>
-      <w:tr>
-        <w:trPr>
-          <w:cantSplit/>
-        </w:trPr>
-        <w:tc>
-          <w:tcPr>
-            <w:tcW w:type="dxa" w:w="4600"/>
-            <w:tcBorders>
-              <w:top w:val="single" w:color="000000" w:sz="8"/>
-              <w:left w:val="single" w:color="000000" w:sz="8"/>
-              <w:bottom w:val="single" w:color="000000" w:sz="8"/>
-              <w:right w:val="single" w:color="000000" w:sz="8"/>
-            </w:tcBorders>
-            <w:tcMar>
-              <w:top w:type="dxa" w:w="70"/>
-              <w:left w:type="dxa" w:w="100"/>
-              <w:bottom w:type="dxa" w:w="70"/>
-              <w:right w:type="dxa" w:w="100"/>
-            </w:tcMar>
-            <w:vAlign w:val="center"/>
-          </w:tcPr>
-          <w:p>
-            <w:pPr>
-              <w:keepLines/>
-              <w:spacing w:after="0" w:before="0" w:line="320" w:lineRule="auto"/>
-              <w:jc w:val="left"/>
-            </w:pPr>
-            <w:r>
-              <w:rPr>
-                <w:rFonts w:ascii="Arial" w:cs="Arial" w:eastAsia="Arial" w:hAnsi="Arial"/>
-                <w:sz w:val="20"/>
-                <w:szCs w:val="20"/>
-              </w:rPr>
-              <w:t xml:space="preserve">Workbook Challenge 6: Ali has some stickers. Ben has 4 more than Ali. Mei has 3 fewer than Ben. Together they have 29. How many does each have?</w:t>
-            </w:r>
-          </w:p>
-        </w:tc>
-        <w:tc>
-          <w:tcPr>
-            <w:tcW w:type="dxa" w:w="5300"/>
-            <w:tcBorders>
-              <w:top w:val="single" w:color="000000" w:sz="8"/>
-              <w:left w:val="single" w:color="000000" w:sz="8"/>
-              <w:bottom w:val="single" w:color="000000" w:sz="8"/>
-              <w:right w:val="single" w:color="000000" w:sz="8"/>
-            </w:tcBorders>
-            <w:tcMar>
-              <w:top w:type="dxa" w:w="70"/>
-              <w:left w:type="dxa" w:w="100"/>
-              <w:bottom w:type="dxa" w:w="70"/>
-              <w:right w:type="dxa" w:w="100"/>
-            </w:tcMar>
-            <w:vAlign w:val="center"/>
-          </w:tcPr>
-          <w:p>
-            <w:pPr>
-              <w:keepLines/>
-              <w:spacing w:after="0" w:before="0" w:line="320" w:lineRule="auto"/>
-              <w:jc w:val="left"/>
-            </w:pPr>
-            <w:r>
-              <w:rPr>
-                <w:rFonts w:ascii="Arial" w:cs="Arial" w:eastAsia="Arial" w:hAnsi="Arial"/>
-                <w:sz w:val="20"/>
-                <w:szCs w:val="20"/>
-              </w:rPr>
-              <w:t xml:space="preserve">Ali 8, Ben 12, Mei 9.</w:t>
-            </w:r>
-          </w:p>
-        </w:tc>
-      </w:tr>
-      <w:tr>
-        <w:trPr>
-          <w:cantSplit/>
-        </w:trPr>
-        <w:tc>
-          <w:tcPr>
-            <w:tcW w:type="dxa" w:w="4600"/>
-            <w:tcBorders>
-              <w:top w:val="single" w:color="000000" w:sz="8"/>
-              <w:left w:val="single" w:color="000000" w:sz="8"/>
-              <w:bottom w:val="single" w:color="000000" w:sz="8"/>
-              <w:right w:val="single" w:color="000000" w:sz="8"/>
-            </w:tcBorders>
-            <w:tcMar>
-              <w:top w:type="dxa" w:w="70"/>
-              <w:left w:type="dxa" w:w="100"/>
-              <w:bottom w:type="dxa" w:w="70"/>
-              <w:right w:type="dxa" w:w="100"/>
-            </w:tcMar>
-            <w:vAlign w:val="center"/>
-          </w:tcPr>
-          <w:p>
-            <w:pPr>
-              <w:keepLines/>
-              <w:spacing w:after="0" w:before="0" w:line="320" w:lineRule="auto"/>
-              <w:jc w:val="left"/>
-            </w:pPr>
-            <w:r>
-              <w:rPr>
-                <w:rFonts w:ascii="Arial" w:cs="Arial" w:eastAsia="Arial" w:hAnsi="Arial"/>
-                <w:sz w:val="20"/>
-                <w:szCs w:val="20"/>
-              </w:rPr>
-              <w:t xml:space="preserve">Workbook Challenge 7: Make 70¢ using exactly 4 coins from 5¢, 10¢, 20¢ and 50¢. How many ways are there?</w:t>
-            </w:r>
-          </w:p>
-        </w:tc>
-        <w:tc>
-          <w:tcPr>
-            <w:tcW w:type="dxa" w:w="5300"/>
-            <w:tcBorders>
-              <w:top w:val="single" w:color="000000" w:sz="8"/>
-              <w:left w:val="single" w:color="000000" w:sz="8"/>
-              <w:bottom w:val="single" w:color="000000" w:sz="8"/>
-              <w:right w:val="single" w:color="000000" w:sz="8"/>
-            </w:tcBorders>
-            <w:tcMar>
-              <w:top w:type="dxa" w:w="70"/>
-              <w:left w:type="dxa" w:w="100"/>
-              <w:bottom w:type="dxa" w:w="70"/>
-              <w:right w:type="dxa" w:w="100"/>
-            </w:tcMar>
-            <w:vAlign w:val="center"/>
-          </w:tcPr>
-          <w:p>
-            <w:pPr>
-              <w:keepLines/>
-              <w:spacing w:after="0" w:before="0" w:line="320" w:lineRule="auto"/>
-              <w:jc w:val="left"/>
-            </w:pPr>
-            <w:r>
-              <w:rPr>
-                <w:rFonts w:ascii="Arial" w:cs="Arial" w:eastAsia="Arial" w:hAnsi="Arial"/>
-                <w:sz w:val="20"/>
-                <w:szCs w:val="20"/>
-              </w:rPr>
-              <w:t xml:space="preserve">2 ways: 50¢ + 10¢ + 5¢ + 5¢ and 20¢ + 20¢ + 20¢ + 10¢.</w:t>
+              <w:t xml:space="preserve">Logic: Ali (order Mei, Ben, Sam, Ali). Measure: pen 10 cubes, end to end 16 cubes.</w:t>
             </w:r>
           </w:p>
         </w:tc>
@@ -46012,16 +45566,101 @@
     <w:p>
       <w:pPr>
         <w:keepLines/>
-        <w:spacing w:after="80" w:before="0" w:line="280" w:lineRule="auto"/>
-      </w:pPr>
-      <w:r>
-        <w:rPr>
-          <w:rFonts w:ascii="Arial" w:cs="Arial" w:eastAsia="Arial" w:hAnsi="Arial"/>
-          <w:color w:val="666666"/>
+        <w:spacing w:after="50" w:before="0" w:line="280" w:lineRule="auto"/>
+        <w:ind w:left="900" w:hanging="900"/>
+      </w:pPr>
+      <w:r>
+        <w:rPr>
+          <w:rFonts w:ascii="Arial" w:cs="Arial" w:eastAsia="Arial" w:hAnsi="Arial"/>
+          <w:b/>
+          <w:bCs/>
+          <w:color w:val="1F6F5C"/>
           <w:sz w:val="19"/>
           <w:szCs w:val="19"/>
         </w:rPr>
-        <w:t xml:space="preserve">These are the questions on the two Think Harder pages in the workbook. More are in the separate Question Bank.</w:t>
+        <w:t xml:space="preserve">SAY   </w:t>
+      </w:r>
+      <w:r>
+        <w:rPr>
+          <w:rFonts w:ascii="Arial" w:cs="Arial" w:eastAsia="Arial" w:hAnsi="Arial"/>
+          <w:i/>
+          <w:iCs/>
+          <w:sz w:val="21"/>
+          <w:szCs w:val="21"/>
+        </w:rPr>
+        <w:t xml:space="preserve">“The key idea today is: the inquirer rules. Notice the pattern. Test it with objects. Check your answer. Explain why. Say it with me.”</w:t>
+      </w:r>
+    </w:p>
+    <w:p>
+      <w:pPr>
+        <w:keepLines/>
+        <w:spacing w:after="40" w:before="0" w:line="280" w:lineRule="auto"/>
+        <w:ind w:left="900" w:hanging="900"/>
+      </w:pPr>
+      <w:r>
+        <w:rPr>
+          <w:rFonts w:ascii="Arial" w:cs="Arial" w:eastAsia="Arial" w:hAnsi="Arial"/>
+          <w:b/>
+          <w:bCs/>
+          <w:color w:val="7F6000"/>
+          <w:sz w:val="19"/>
+          <w:szCs w:val="19"/>
+        </w:rPr>
+        <w:t xml:space="preserve">DO     </w:t>
+      </w:r>
+      <w:r>
+        <w:rPr>
+          <w:rFonts w:ascii="Arial" w:cs="Arial" w:eastAsia="Arial" w:hAnsi="Arial"/>
+          <w:sz w:val="21"/>
+          <w:szCs w:val="21"/>
+        </w:rPr>
+        <w:t xml:space="preserve">Show the key idea slide at minutes 33 to 35. The “common mistakes” on that slide are for you, not the children. Watch for them during the worksheet:</w:t>
+      </w:r>
+    </w:p>
+    <w:p>
+      <w:pPr>
+        <w:keepLines/>
+        <w:spacing w:after="40" w:before="0" w:line="280" w:lineRule="auto"/>
+        <w:ind w:left="420" w:hanging="220"/>
+      </w:pPr>
+      <w:r>
+        <w:rPr>
+          <w:rFonts w:ascii="Arial" w:cs="Arial" w:eastAsia="Arial" w:hAnsi="Arial"/>
+          <w:sz w:val="21"/>
+          <w:szCs w:val="21"/>
+        </w:rPr>
+        <w:t xml:space="preserve">•  </w:t>
+      </w:r>
+      <w:r>
+        <w:rPr>
+          <w:rFonts w:ascii="Arial" w:cs="Arial" w:eastAsia="Arial" w:hAnsi="Arial"/>
+          <w:sz w:val="21"/>
+          <w:szCs w:val="21"/>
+        </w:rPr>
+        <w:t xml:space="preserve">Rushing: not checking an answer.</w:t>
+      </w:r>
+    </w:p>
+    <w:p>
+      <w:pPr>
+        <w:keepLines/>
+        <w:spacing w:after="40" w:before="0" w:line="280" w:lineRule="auto"/>
+        <w:ind w:left="420" w:hanging="220"/>
+      </w:pPr>
+      <w:r>
+        <w:rPr>
+          <w:rFonts w:ascii="Arial" w:cs="Arial" w:eastAsia="Arial" w:hAnsi="Arial"/>
+          <w:sz w:val="21"/>
+          <w:szCs w:val="21"/>
+        </w:rPr>
+        <w:t xml:space="preserve">•  </w:t>
+      </w:r>
+      <w:r>
+        <w:rPr>
+          <w:rFonts w:ascii="Arial" w:cs="Arial" w:eastAsia="Arial" w:hAnsi="Arial"/>
+          <w:sz w:val="21"/>
+          <w:szCs w:val="21"/>
+        </w:rPr>
+        <w:t xml:space="preserve">Not showing how they know.</w:t>
       </w:r>
     </w:p>
     <w:p>
@@ -46040,7 +45679,7 @@
           <w:sz w:val="22"/>
           <w:szCs w:val="22"/>
         </w:rPr>
-        <w:t xml:space="preserve">70–80 min   </w:t>
+        <w:t xml:space="preserve">35–40 min   </w:t>
       </w:r>
       <w:r>
         <w:rPr>
@@ -46051,7 +45690,7 @@
           <w:sz w:val="22"/>
           <w:szCs w:val="22"/>
         </w:rPr>
-        <w:t xml:space="preserve">Talk time</w:t>
+        <w:t xml:space="preserve">Brain break</w:t>
       </w:r>
     </w:p>
     <w:p>
@@ -46077,7 +45716,115 @@
           <w:sz w:val="21"/>
           <w:szCs w:val="21"/>
         </w:rPr>
-        <w:t xml:space="preserve">Bring the group back to a circle (or camera on, mics on). Ask two or three children to share, not only the fastest.</w:t>
+        <w:t xml:space="preserve">Freeze dance with maths. When the music stops, the tutor shows a number; make that many with your body.</w:t>
+      </w:r>
+    </w:p>
+    <w:p>
+      <w:pPr>
+        <w:keepLines/>
+        <w:spacing w:after="40" w:before="0" w:line="280" w:lineRule="auto"/>
+        <w:ind w:left="900" w:hanging="900"/>
+      </w:pPr>
+      <w:r>
+        <w:rPr>
+          <w:rFonts w:ascii="Arial" w:cs="Arial" w:eastAsia="Arial" w:hAnsi="Arial"/>
+          <w:b/>
+          <w:bCs/>
+          <w:color w:val="7F6000"/>
+          <w:sz w:val="19"/>
+          <w:szCs w:val="19"/>
+        </w:rPr>
+        <w:t xml:space="preserve">          </w:t>
+      </w:r>
+      <w:r>
+        <w:rPr>
+          <w:rFonts w:ascii="Arial" w:cs="Arial" w:eastAsia="Arial" w:hAnsi="Arial"/>
+          <w:sz w:val="21"/>
+          <w:szCs w:val="21"/>
+        </w:rPr>
+        <w:t xml:space="preserve">Water. Toilet break for anyone who needs it. Keep it to five minutes.</w:t>
+      </w:r>
+    </w:p>
+    <w:p>
+      <w:pPr>
+        <w:keepNext/>
+        <w:keepLines/>
+        <w:shd w:fill="1F3864" w:color="auto" w:val="clear"/>
+        <w:spacing w:after="60" w:before="160" w:line="320" w:lineRule="auto"/>
+      </w:pPr>
+      <w:r>
+        <w:rPr>
+          <w:rFonts w:ascii="Arial" w:cs="Arial" w:eastAsia="Arial" w:hAnsi="Arial"/>
+          <w:b/>
+          <w:bCs/>
+          <w:color w:val="FFFFFF"/>
+          <w:sz w:val="22"/>
+          <w:szCs w:val="22"/>
+        </w:rPr>
+        <w:t xml:space="preserve">40–72 min   </w:t>
+      </w:r>
+      <w:r>
+        <w:rPr>
+          <w:rFonts w:ascii="Arial" w:cs="Arial" w:eastAsia="Arial" w:hAnsi="Arial"/>
+          <w:b/>
+          <w:bCs/>
+          <w:color w:val="FFFFFF"/>
+          <w:sz w:val="22"/>
+          <w:szCs w:val="22"/>
+        </w:rPr>
+        <w:t xml:space="preserve">Worksheet (pairs, then alone, then check together)</w:t>
+      </w:r>
+    </w:p>
+    <w:p>
+      <w:pPr>
+        <w:keepLines/>
+        <w:spacing w:after="40" w:before="0" w:line="280" w:lineRule="auto"/>
+        <w:ind w:left="900" w:hanging="900"/>
+      </w:pPr>
+      <w:r>
+        <w:rPr>
+          <w:rFonts w:ascii="Arial" w:cs="Arial" w:eastAsia="Arial" w:hAnsi="Arial"/>
+          <w:b/>
+          <w:bCs/>
+          <w:color w:val="7F6000"/>
+          <w:sz w:val="19"/>
+          <w:szCs w:val="19"/>
+        </w:rPr>
+        <w:t xml:space="preserve">DO     </w:t>
+      </w:r>
+      <w:r>
+        <w:rPr>
+          <w:rFonts w:ascii="Arial" w:cs="Arial" w:eastAsia="Arial" w:hAnsi="Arial"/>
+          <w:sz w:val="21"/>
+          <w:szCs w:val="21"/>
+        </w:rPr>
+        <w:t xml:space="preserve">Minute 40: give out the workbook. Read the title of Lesson 10 aloud. Say “Pairs first. Talk before you write.”</w:t>
+      </w:r>
+    </w:p>
+    <w:p>
+      <w:pPr>
+        <w:keepLines/>
+        <w:spacing w:after="40" w:before="0" w:line="280" w:lineRule="auto"/>
+        <w:ind w:left="900" w:hanging="900"/>
+      </w:pPr>
+      <w:r>
+        <w:rPr>
+          <w:rFonts w:ascii="Arial" w:cs="Arial" w:eastAsia="Arial" w:hAnsi="Arial"/>
+          <w:b/>
+          <w:bCs/>
+          <w:color w:val="7F6000"/>
+          <w:sz w:val="19"/>
+          <w:szCs w:val="19"/>
+        </w:rPr>
+        <w:t xml:space="preserve">          </w:t>
+      </w:r>
+      <w:r>
+        <w:rPr>
+          <w:rFonts w:ascii="Arial" w:cs="Arial" w:eastAsia="Arial" w:hAnsi="Arial"/>
+          <w:sz w:val="21"/>
+          <w:szCs w:val="21"/>
+        </w:rPr>
+        <w:t xml:space="preserve">About minutes 40 to 55: pairs work together on the first page, with a short teaching slide before it and a check-together slide after it. About minutes 55 to 68: each child works alone on the second page (a short teaching slide first, then 10 minutes of work; the exact times are on each slide). Minutes 68 to 72: everyone stands up and stretches for a minute, then check the second page together. Think Harder (T1 to T4) and Challenge (C1 to C3) are not a timed part of the lesson: they are for children who finish early, or for home.</w:t>
       </w:r>
     </w:p>
     <w:p>
@@ -46105,13 +45852,13 @@
           <w:sz w:val="21"/>
           <w:szCs w:val="21"/>
         </w:rPr>
-        <w:t xml:space="preserve">“Which station was hardest? Why?”</w:t>
-      </w:r>
-    </w:p>
-    <w:p>
-      <w:pPr>
-        <w:keepLines/>
-        <w:spacing w:after="50" w:before="0" w:line="280" w:lineRule="auto"/>
+        <w:t xml:space="preserve">“Pairs first. Read each question aloud and talk about it before you write. I am not looking for speed. I am looking for good thinking.”</w:t>
+      </w:r>
+    </w:p>
+    <w:p>
+      <w:pPr>
+        <w:keepLines/>
+        <w:spacing w:after="40" w:before="0" w:line="280" w:lineRule="auto"/>
         <w:ind w:left="900" w:hanging="900"/>
       </w:pPr>
       <w:r>
@@ -46119,21 +45866,210 @@
           <w:rFonts w:ascii="Arial" w:cs="Arial" w:eastAsia="Arial" w:hAnsi="Arial"/>
           <w:b/>
           <w:bCs/>
-          <w:color w:val="1F6F5C"/>
+          <w:color w:val="7F6000"/>
           <w:sz w:val="19"/>
           <w:szCs w:val="19"/>
         </w:rPr>
-        <w:t xml:space="preserve">          </w:t>
-      </w:r>
-      <w:r>
-        <w:rPr>
-          <w:rFonts w:ascii="Arial" w:cs="Arial" w:eastAsia="Arial" w:hAnsi="Arial"/>
-          <w:i/>
-          <w:iCs/>
-          <w:sz w:val="21"/>
-          <w:szCs w:val="21"/>
-        </w:rPr>
-        <w:t xml:space="preserve">“What helped you when you were stuck?”</w:t>
+        <w:t xml:space="preserve">DO     </w:t>
+      </w:r>
+      <w:r>
+        <w:rPr>
+          <w:rFonts w:ascii="Arial" w:cs="Arial" w:eastAsia="Arial" w:hAnsi="Arial"/>
+          <w:sz w:val="21"/>
+          <w:szCs w:val="21"/>
+        </w:rPr>
+        <w:t xml:space="preserve">Circulate and ask:</w:t>
+      </w:r>
+    </w:p>
+    <w:p>
+      <w:pPr>
+        <w:keepLines/>
+        <w:spacing w:after="40" w:before="0" w:line="280" w:lineRule="auto"/>
+        <w:ind w:left="420" w:hanging="220"/>
+      </w:pPr>
+      <w:r>
+        <w:rPr>
+          <w:rFonts w:ascii="Arial" w:cs="Arial" w:eastAsia="Arial" w:hAnsi="Arial"/>
+          <w:sz w:val="21"/>
+          <w:szCs w:val="21"/>
+        </w:rPr>
+        <w:t xml:space="preserve">•  </w:t>
+      </w:r>
+      <w:r>
+        <w:rPr>
+          <w:rFonts w:ascii="Arial" w:cs="Arial" w:eastAsia="Arial" w:hAnsi="Arial"/>
+          <w:sz w:val="21"/>
+          <w:szCs w:val="21"/>
+        </w:rPr>
+        <w:t xml:space="preserve">Ask: “Which inquirer rule helps you here?”</w:t>
+      </w:r>
+    </w:p>
+    <w:p>
+      <w:pPr>
+        <w:keepLines/>
+        <w:spacing w:after="40" w:before="0" w:line="280" w:lineRule="auto"/>
+        <w:ind w:left="420" w:hanging="220"/>
+      </w:pPr>
+      <w:r>
+        <w:rPr>
+          <w:rFonts w:ascii="Arial" w:cs="Arial" w:eastAsia="Arial" w:hAnsi="Arial"/>
+          <w:sz w:val="21"/>
+          <w:szCs w:val="21"/>
+        </w:rPr>
+        <w:t xml:space="preserve">•  </w:t>
+      </w:r>
+      <w:r>
+        <w:rPr>
+          <w:rFonts w:ascii="Arial" w:cs="Arial" w:eastAsia="Arial" w:hAnsi="Arial"/>
+          <w:sz w:val="21"/>
+          <w:szCs w:val="21"/>
+        </w:rPr>
+        <w:t xml:space="preserve">Ask: “How do you know your answer is right? Show me.”</w:t>
+      </w:r>
+    </w:p>
+    <w:p>
+      <w:pPr>
+        <w:keepLines/>
+        <w:spacing w:after="40" w:before="0" w:line="280" w:lineRule="auto"/>
+        <w:ind w:left="420" w:hanging="220"/>
+      </w:pPr>
+      <w:r>
+        <w:rPr>
+          <w:rFonts w:ascii="Arial" w:cs="Arial" w:eastAsia="Arial" w:hAnsi="Arial"/>
+          <w:sz w:val="21"/>
+          <w:szCs w:val="21"/>
+        </w:rPr>
+        <w:t xml:space="preserve">•  </w:t>
+      </w:r>
+      <w:r>
+        <w:rPr>
+          <w:rFonts w:ascii="Arial" w:cs="Arial" w:eastAsia="Arial" w:hAnsi="Arial"/>
+          <w:sz w:val="21"/>
+          <w:szCs w:val="21"/>
+        </w:rPr>
+        <w:t xml:space="preserve">Ask: “What would you do differently next time?”</w:t>
+      </w:r>
+    </w:p>
+    <w:p>
+      <w:pPr>
+        <w:keepLines/>
+        <w:spacing w:after="40" w:before="0" w:line="280" w:lineRule="auto"/>
+        <w:ind w:left="1300" w:hanging="1300"/>
+      </w:pPr>
+      <w:r>
+        <w:rPr>
+          <w:rFonts w:ascii="Arial" w:cs="Arial" w:eastAsia="Arial" w:hAnsi="Arial"/>
+          <w:b/>
+          <w:bCs/>
+          <w:color w:val="A61C00"/>
+          <w:sz w:val="19"/>
+          <w:szCs w:val="19"/>
+        </w:rPr>
+        <w:t xml:space="preserve">IF STUCK   </w:t>
+      </w:r>
+      <w:r>
+        <w:rPr>
+          <w:rFonts w:ascii="Arial" w:cs="Arial" w:eastAsia="Arial" w:hAnsi="Arial"/>
+          <w:sz w:val="21"/>
+          <w:szCs w:val="21"/>
+        </w:rPr>
+        <w:t xml:space="preserve">Hint 1: “Which lesson does this remind you of?”</w:t>
+      </w:r>
+    </w:p>
+    <w:p>
+      <w:pPr>
+        <w:keepLines/>
+        <w:spacing w:after="40" w:before="0" w:line="280" w:lineRule="auto"/>
+        <w:ind w:left="1300" w:hanging="1300"/>
+      </w:pPr>
+      <w:r>
+        <w:rPr>
+          <w:rFonts w:ascii="Arial" w:cs="Arial" w:eastAsia="Arial" w:hAnsi="Arial"/>
+          <w:b/>
+          <w:bCs/>
+          <w:color w:val="A61C00"/>
+          <w:sz w:val="19"/>
+          <w:szCs w:val="19"/>
+        </w:rPr>
+        <w:t xml:space="preserve">                </w:t>
+      </w:r>
+      <w:r>
+        <w:rPr>
+          <w:rFonts w:ascii="Arial" w:cs="Arial" w:eastAsia="Arial" w:hAnsi="Arial"/>
+          <w:sz w:val="21"/>
+          <w:szCs w:val="21"/>
+        </w:rPr>
+        <w:t xml:space="preserve">Hint 2: “Test it with objects.”</w:t>
+      </w:r>
+    </w:p>
+    <w:p>
+      <w:pPr>
+        <w:keepLines/>
+        <w:spacing w:after="40" w:before="0" w:line="280" w:lineRule="auto"/>
+        <w:ind w:left="1300" w:hanging="1300"/>
+      </w:pPr>
+      <w:r>
+        <w:rPr>
+          <w:rFonts w:ascii="Arial" w:cs="Arial" w:eastAsia="Arial" w:hAnsi="Arial"/>
+          <w:b/>
+          <w:bCs/>
+          <w:color w:val="A61C00"/>
+          <w:sz w:val="19"/>
+          <w:szCs w:val="19"/>
+        </w:rPr>
+        <w:t xml:space="preserve">                </w:t>
+      </w:r>
+      <w:r>
+        <w:rPr>
+          <w:rFonts w:ascii="Arial" w:cs="Arial" w:eastAsia="Arial" w:hAnsi="Arial"/>
+          <w:sz w:val="21"/>
+          <w:szCs w:val="21"/>
+        </w:rPr>
+        <w:t xml:space="preserve">Hint 3: “Explain it to your partner out loud.”</w:t>
+      </w:r>
+    </w:p>
+    <w:p>
+      <w:pPr>
+        <w:keepLines/>
+        <w:spacing w:after="40" w:before="0" w:line="280" w:lineRule="auto"/>
+        <w:ind w:left="900" w:hanging="900"/>
+      </w:pPr>
+      <w:r>
+        <w:rPr>
+          <w:rFonts w:ascii="Arial" w:cs="Arial" w:eastAsia="Arial" w:hAnsi="Arial"/>
+          <w:b/>
+          <w:bCs/>
+          <w:color w:val="7F6000"/>
+          <w:sz w:val="19"/>
+          <w:szCs w:val="19"/>
+        </w:rPr>
+        <w:t xml:space="preserve">DO     </w:t>
+      </w:r>
+      <w:r>
+        <w:rPr>
+          <w:rFonts w:ascii="Arial" w:cs="Arial" w:eastAsia="Arial" w:hAnsi="Arial"/>
+          <w:sz w:val="21"/>
+          <w:szCs w:val="21"/>
+        </w:rPr>
+        <w:t xml:space="preserve">Early finishers: give Think Harder T1 first (it is in the workbook), then the Stretch slide, then the Challenge.</w:t>
+      </w:r>
+    </w:p>
+    <w:p>
+      <w:pPr>
+        <w:keepNext/>
+        <w:keepLines/>
+        <w:spacing w:after="60" w:before="160" w:line="320" w:lineRule="auto"/>
+      </w:pPr>
+      <w:r>
+        <w:rPr>
+          <w:rFonts w:ascii="Arial" w:cs="Arial" w:eastAsia="Arial" w:hAnsi="Arial"/>
+          <w:b/>
+          <w:bCs/>
+          <w:color w:val="1F3864"/>
+          <w:sz w:val="24"/>
+          <w:szCs w:val="24"/>
+        </w:rPr>
+        <w:t xml:space="preserve">Stretch and challenge questions</w:t>
       </w:r>
     </w:p>
     <w:tbl>
@@ -46188,7 +46124,7 @@
                 <w:sz w:val="20"/>
                 <w:szCs w:val="20"/>
               </w:rPr>
-              <w:t xml:space="preserve">Discussion question</w:t>
+              <w:t xml:space="preserve">Question</w:t>
             </w:r>
           </w:p>
         </w:tc>
@@ -46224,7 +46160,7 @@
                 <w:sz w:val="20"/>
                 <w:szCs w:val="20"/>
               </w:rPr>
-              <w:t xml:space="preserve">Listen for</w:t>
+              <w:t xml:space="preserve">Answer</w:t>
             </w:r>
           </w:p>
         </w:tc>
@@ -46262,7 +46198,7 @@
                 <w:sz w:val="20"/>
                 <w:szCs w:val="20"/>
               </w:rPr>
-              <w:t xml:space="preserve">Pick one puzzle and teach it to the group in two sentences.</w:t>
+              <w:t xml:space="preserve">Workbook Think Harder T1: A pattern starts at 5 and adds 3 each time. What is the 10th number?</w:t>
             </w:r>
           </w:p>
         </w:tc>
@@ -46295,7 +46231,433 @@
                 <w:sz w:val="20"/>
                 <w:szCs w:val="20"/>
               </w:rPr>
-              <w:t xml:space="preserve">Open answers. Listen for the inquirer rules: noticing a pattern, testing with objects, checking and explaining.</w:t>
+              <w:t xml:space="preserve">32</w:t>
+            </w:r>
+          </w:p>
+        </w:tc>
+      </w:tr>
+      <w:tr>
+        <w:trPr>
+          <w:cantSplit/>
+        </w:trPr>
+        <w:tc>
+          <w:tcPr>
+            <w:tcW w:type="dxa" w:w="4600"/>
+            <w:tcBorders>
+              <w:top w:val="single" w:color="000000" w:sz="8"/>
+              <w:left w:val="single" w:color="000000" w:sz="8"/>
+              <w:bottom w:val="single" w:color="000000" w:sz="8"/>
+              <w:right w:val="single" w:color="000000" w:sz="8"/>
+            </w:tcBorders>
+            <w:tcMar>
+              <w:top w:type="dxa" w:w="70"/>
+              <w:left w:type="dxa" w:w="100"/>
+              <w:bottom w:type="dxa" w:w="70"/>
+              <w:right w:type="dxa" w:w="100"/>
+            </w:tcMar>
+            <w:vAlign w:val="center"/>
+          </w:tcPr>
+          <w:p>
+            <w:pPr>
+              <w:keepLines/>
+              <w:spacing w:after="0" w:before="0" w:line="320" w:lineRule="auto"/>
+              <w:jc w:val="left"/>
+            </w:pPr>
+            <w:r>
+              <w:rPr>
+                <w:rFonts w:ascii="Arial" w:cs="Arial" w:eastAsia="Arial" w:hAnsi="Arial"/>
+                <w:sz w:val="20"/>
+                <w:szCs w:val="20"/>
+              </w:rPr>
+              <w:t xml:space="preserve">Workbook Think Harder T2: Ali has 12 stickers. He gives 5 to Mei and then gets 3 more. How many does he have now?</w:t>
+            </w:r>
+          </w:p>
+        </w:tc>
+        <w:tc>
+          <w:tcPr>
+            <w:tcW w:type="dxa" w:w="5300"/>
+            <w:tcBorders>
+              <w:top w:val="single" w:color="000000" w:sz="8"/>
+              <w:left w:val="single" w:color="000000" w:sz="8"/>
+              <w:bottom w:val="single" w:color="000000" w:sz="8"/>
+              <w:right w:val="single" w:color="000000" w:sz="8"/>
+            </w:tcBorders>
+            <w:tcMar>
+              <w:top w:type="dxa" w:w="70"/>
+              <w:left w:type="dxa" w:w="100"/>
+              <w:bottom w:type="dxa" w:w="70"/>
+              <w:right w:type="dxa" w:w="100"/>
+            </w:tcMar>
+            <w:vAlign w:val="center"/>
+          </w:tcPr>
+          <w:p>
+            <w:pPr>
+              <w:keepLines/>
+              <w:spacing w:after="0" w:before="0" w:line="320" w:lineRule="auto"/>
+              <w:jc w:val="left"/>
+            </w:pPr>
+            <w:r>
+              <w:rPr>
+                <w:rFonts w:ascii="Arial" w:cs="Arial" w:eastAsia="Arial" w:hAnsi="Arial"/>
+                <w:sz w:val="20"/>
+                <w:szCs w:val="20"/>
+              </w:rPr>
+              <w:t xml:space="preserve">10</w:t>
+            </w:r>
+          </w:p>
+        </w:tc>
+      </w:tr>
+      <w:tr>
+        <w:trPr>
+          <w:cantSplit/>
+        </w:trPr>
+        <w:tc>
+          <w:tcPr>
+            <w:tcW w:type="dxa" w:w="4600"/>
+            <w:tcBorders>
+              <w:top w:val="single" w:color="000000" w:sz="8"/>
+              <w:left w:val="single" w:color="000000" w:sz="8"/>
+              <w:bottom w:val="single" w:color="000000" w:sz="8"/>
+              <w:right w:val="single" w:color="000000" w:sz="8"/>
+            </w:tcBorders>
+            <w:tcMar>
+              <w:top w:type="dxa" w:w="70"/>
+              <w:left w:type="dxa" w:w="100"/>
+              <w:bottom w:type="dxa" w:w="70"/>
+              <w:right w:type="dxa" w:w="100"/>
+            </w:tcMar>
+            <w:vAlign w:val="center"/>
+          </w:tcPr>
+          <w:p>
+            <w:pPr>
+              <w:keepLines/>
+              <w:spacing w:after="0" w:before="0" w:line="320" w:lineRule="auto"/>
+              <w:jc w:val="left"/>
+            </w:pPr>
+            <w:r>
+              <w:rPr>
+                <w:rFonts w:ascii="Arial" w:cs="Arial" w:eastAsia="Arial" w:hAnsi="Arial"/>
+                <w:sz w:val="20"/>
+                <w:szCs w:val="20"/>
+              </w:rPr>
+              <w:t xml:space="preserve">Workbook Think Harder T3: Which three coins from 5¢, 10¢, 20¢ and 50¢ make 45¢?</w:t>
+            </w:r>
+          </w:p>
+        </w:tc>
+        <w:tc>
+          <w:tcPr>
+            <w:tcW w:type="dxa" w:w="5300"/>
+            <w:tcBorders>
+              <w:top w:val="single" w:color="000000" w:sz="8"/>
+              <w:left w:val="single" w:color="000000" w:sz="8"/>
+              <w:bottom w:val="single" w:color="000000" w:sz="8"/>
+              <w:right w:val="single" w:color="000000" w:sz="8"/>
+            </w:tcBorders>
+            <w:tcMar>
+              <w:top w:type="dxa" w:w="70"/>
+              <w:left w:type="dxa" w:w="100"/>
+              <w:bottom w:type="dxa" w:w="70"/>
+              <w:right w:type="dxa" w:w="100"/>
+            </w:tcMar>
+            <w:vAlign w:val="center"/>
+          </w:tcPr>
+          <w:p>
+            <w:pPr>
+              <w:keepLines/>
+              <w:spacing w:after="0" w:before="0" w:line="320" w:lineRule="auto"/>
+              <w:jc w:val="left"/>
+            </w:pPr>
+            <w:r>
+              <w:rPr>
+                <w:rFonts w:ascii="Arial" w:cs="Arial" w:eastAsia="Arial" w:hAnsi="Arial"/>
+                <w:sz w:val="20"/>
+                <w:szCs w:val="20"/>
+              </w:rPr>
+              <w:t xml:space="preserve">20¢ + 20¢ + 5¢</w:t>
+            </w:r>
+          </w:p>
+        </w:tc>
+      </w:tr>
+      <w:tr>
+        <w:trPr>
+          <w:cantSplit/>
+        </w:trPr>
+        <w:tc>
+          <w:tcPr>
+            <w:tcW w:type="dxa" w:w="4600"/>
+            <w:tcBorders>
+              <w:top w:val="single" w:color="000000" w:sz="8"/>
+              <w:left w:val="single" w:color="000000" w:sz="8"/>
+              <w:bottom w:val="single" w:color="000000" w:sz="8"/>
+              <w:right w:val="single" w:color="000000" w:sz="8"/>
+            </w:tcBorders>
+            <w:tcMar>
+              <w:top w:type="dxa" w:w="70"/>
+              <w:left w:type="dxa" w:w="100"/>
+              <w:bottom w:type="dxa" w:w="70"/>
+              <w:right w:type="dxa" w:w="100"/>
+            </w:tcMar>
+            <w:vAlign w:val="center"/>
+          </w:tcPr>
+          <w:p>
+            <w:pPr>
+              <w:keepLines/>
+              <w:spacing w:after="0" w:before="0" w:line="320" w:lineRule="auto"/>
+              <w:jc w:val="left"/>
+            </w:pPr>
+            <w:r>
+              <w:rPr>
+                <w:rFonts w:ascii="Arial" w:cs="Arial" w:eastAsia="Arial" w:hAnsi="Arial"/>
+                <w:sz w:val="20"/>
+                <w:szCs w:val="20"/>
+              </w:rPr>
+              <w:t xml:space="preserve">Workbook Think Harder T4: A ribbon is 12 cubes. A string is 5 cubes shorter. How long is the string?</w:t>
+            </w:r>
+          </w:p>
+        </w:tc>
+        <w:tc>
+          <w:tcPr>
+            <w:tcW w:type="dxa" w:w="5300"/>
+            <w:tcBorders>
+              <w:top w:val="single" w:color="000000" w:sz="8"/>
+              <w:left w:val="single" w:color="000000" w:sz="8"/>
+              <w:bottom w:val="single" w:color="000000" w:sz="8"/>
+              <w:right w:val="single" w:color="000000" w:sz="8"/>
+            </w:tcBorders>
+            <w:tcMar>
+              <w:top w:type="dxa" w:w="70"/>
+              <w:left w:type="dxa" w:w="100"/>
+              <w:bottom w:type="dxa" w:w="70"/>
+              <w:right w:type="dxa" w:w="100"/>
+            </w:tcMar>
+            <w:vAlign w:val="center"/>
+          </w:tcPr>
+          <w:p>
+            <w:pPr>
+              <w:keepLines/>
+              <w:spacing w:after="0" w:before="0" w:line="320" w:lineRule="auto"/>
+              <w:jc w:val="left"/>
+            </w:pPr>
+            <w:r>
+              <w:rPr>
+                <w:rFonts w:ascii="Arial" w:cs="Arial" w:eastAsia="Arial" w:hAnsi="Arial"/>
+                <w:sz w:val="20"/>
+                <w:szCs w:val="20"/>
+              </w:rPr>
+              <w:t xml:space="preserve">7 cubes</w:t>
+            </w:r>
+          </w:p>
+        </w:tc>
+      </w:tr>
+      <w:tr>
+        <w:trPr>
+          <w:cantSplit/>
+        </w:trPr>
+        <w:tc>
+          <w:tcPr>
+            <w:tcW w:type="dxa" w:w="4600"/>
+            <w:tcBorders>
+              <w:top w:val="single" w:color="000000" w:sz="8"/>
+              <w:left w:val="single" w:color="000000" w:sz="8"/>
+              <w:bottom w:val="single" w:color="000000" w:sz="8"/>
+              <w:right w:val="single" w:color="000000" w:sz="8"/>
+            </w:tcBorders>
+            <w:tcMar>
+              <w:top w:type="dxa" w:w="70"/>
+              <w:left w:type="dxa" w:w="100"/>
+              <w:bottom w:type="dxa" w:w="70"/>
+              <w:right w:type="dxa" w:w="100"/>
+            </w:tcMar>
+            <w:vAlign w:val="center"/>
+          </w:tcPr>
+          <w:p>
+            <w:pPr>
+              <w:keepLines/>
+              <w:spacing w:after="0" w:before="0" w:line="320" w:lineRule="auto"/>
+              <w:jc w:val="left"/>
+            </w:pPr>
+            <w:r>
+              <w:rPr>
+                <w:rFonts w:ascii="Arial" w:cs="Arial" w:eastAsia="Arial" w:hAnsi="Arial"/>
+                <w:sz w:val="20"/>
+                <w:szCs w:val="20"/>
+              </w:rPr>
+              <w:t xml:space="preserve">Workbook Challenge C1: Frog A jumps in 3s from 0 and frog B jumps in 5s from 0. Which numbers up to 60 do both land on?</w:t>
+            </w:r>
+          </w:p>
+        </w:tc>
+        <w:tc>
+          <w:tcPr>
+            <w:tcW w:type="dxa" w:w="5300"/>
+            <w:tcBorders>
+              <w:top w:val="single" w:color="000000" w:sz="8"/>
+              <w:left w:val="single" w:color="000000" w:sz="8"/>
+              <w:bottom w:val="single" w:color="000000" w:sz="8"/>
+              <w:right w:val="single" w:color="000000" w:sz="8"/>
+            </w:tcBorders>
+            <w:tcMar>
+              <w:top w:type="dxa" w:w="70"/>
+              <w:left w:type="dxa" w:w="100"/>
+              <w:bottom w:type="dxa" w:w="70"/>
+              <w:right w:type="dxa" w:w="100"/>
+            </w:tcMar>
+            <w:vAlign w:val="center"/>
+          </w:tcPr>
+          <w:p>
+            <w:pPr>
+              <w:keepLines/>
+              <w:spacing w:after="0" w:before="0" w:line="320" w:lineRule="auto"/>
+              <w:jc w:val="left"/>
+            </w:pPr>
+            <w:r>
+              <w:rPr>
+                <w:rFonts w:ascii="Arial" w:cs="Arial" w:eastAsia="Arial" w:hAnsi="Arial"/>
+                <w:sz w:val="20"/>
+                <w:szCs w:val="20"/>
+              </w:rPr>
+              <w:t xml:space="preserve">15, 30, 45 and 60.</w:t>
+            </w:r>
+          </w:p>
+        </w:tc>
+      </w:tr>
+      <w:tr>
+        <w:trPr>
+          <w:cantSplit/>
+        </w:trPr>
+        <w:tc>
+          <w:tcPr>
+            <w:tcW w:type="dxa" w:w="4600"/>
+            <w:tcBorders>
+              <w:top w:val="single" w:color="000000" w:sz="8"/>
+              <w:left w:val="single" w:color="000000" w:sz="8"/>
+              <w:bottom w:val="single" w:color="000000" w:sz="8"/>
+              <w:right w:val="single" w:color="000000" w:sz="8"/>
+            </w:tcBorders>
+            <w:tcMar>
+              <w:top w:type="dxa" w:w="70"/>
+              <w:left w:type="dxa" w:w="100"/>
+              <w:bottom w:type="dxa" w:w="70"/>
+              <w:right w:type="dxa" w:w="100"/>
+            </w:tcMar>
+            <w:vAlign w:val="center"/>
+          </w:tcPr>
+          <w:p>
+            <w:pPr>
+              <w:keepLines/>
+              <w:spacing w:after="0" w:before="0" w:line="320" w:lineRule="auto"/>
+              <w:jc w:val="left"/>
+            </w:pPr>
+            <w:r>
+              <w:rPr>
+                <w:rFonts w:ascii="Arial" w:cs="Arial" w:eastAsia="Arial" w:hAnsi="Arial"/>
+                <w:sz w:val="20"/>
+                <w:szCs w:val="20"/>
+              </w:rPr>
+              <w:t xml:space="preserve">Workbook Challenge C2: Ali has some stickers. Ben has 4 more than Ali. Mei has 3 fewer than Ben. Together they have 29. How many does each have?</w:t>
+            </w:r>
+          </w:p>
+        </w:tc>
+        <w:tc>
+          <w:tcPr>
+            <w:tcW w:type="dxa" w:w="5300"/>
+            <w:tcBorders>
+              <w:top w:val="single" w:color="000000" w:sz="8"/>
+              <w:left w:val="single" w:color="000000" w:sz="8"/>
+              <w:bottom w:val="single" w:color="000000" w:sz="8"/>
+              <w:right w:val="single" w:color="000000" w:sz="8"/>
+            </w:tcBorders>
+            <w:tcMar>
+              <w:top w:type="dxa" w:w="70"/>
+              <w:left w:type="dxa" w:w="100"/>
+              <w:bottom w:type="dxa" w:w="70"/>
+              <w:right w:type="dxa" w:w="100"/>
+            </w:tcMar>
+            <w:vAlign w:val="center"/>
+          </w:tcPr>
+          <w:p>
+            <w:pPr>
+              <w:keepLines/>
+              <w:spacing w:after="0" w:before="0" w:line="320" w:lineRule="auto"/>
+              <w:jc w:val="left"/>
+            </w:pPr>
+            <w:r>
+              <w:rPr>
+                <w:rFonts w:ascii="Arial" w:cs="Arial" w:eastAsia="Arial" w:hAnsi="Arial"/>
+                <w:sz w:val="20"/>
+                <w:szCs w:val="20"/>
+              </w:rPr>
+              <w:t xml:space="preserve">Ali 8, Ben 12, Mei 9.</w:t>
+            </w:r>
+          </w:p>
+        </w:tc>
+      </w:tr>
+      <w:tr>
+        <w:trPr>
+          <w:cantSplit/>
+        </w:trPr>
+        <w:tc>
+          <w:tcPr>
+            <w:tcW w:type="dxa" w:w="4600"/>
+            <w:tcBorders>
+              <w:top w:val="single" w:color="000000" w:sz="8"/>
+              <w:left w:val="single" w:color="000000" w:sz="8"/>
+              <w:bottom w:val="single" w:color="000000" w:sz="8"/>
+              <w:right w:val="single" w:color="000000" w:sz="8"/>
+            </w:tcBorders>
+            <w:tcMar>
+              <w:top w:type="dxa" w:w="70"/>
+              <w:left w:type="dxa" w:w="100"/>
+              <w:bottom w:type="dxa" w:w="70"/>
+              <w:right w:type="dxa" w:w="100"/>
+            </w:tcMar>
+            <w:vAlign w:val="center"/>
+          </w:tcPr>
+          <w:p>
+            <w:pPr>
+              <w:keepLines/>
+              <w:spacing w:after="0" w:before="0" w:line="320" w:lineRule="auto"/>
+              <w:jc w:val="left"/>
+            </w:pPr>
+            <w:r>
+              <w:rPr>
+                <w:rFonts w:ascii="Arial" w:cs="Arial" w:eastAsia="Arial" w:hAnsi="Arial"/>
+                <w:sz w:val="20"/>
+                <w:szCs w:val="20"/>
+              </w:rPr>
+              <w:t xml:space="preserve">Workbook Challenge C3: Make 70¢ using exactly 4 coins from 5¢, 10¢, 20¢ and 50¢. How many ways are there?</w:t>
+            </w:r>
+          </w:p>
+        </w:tc>
+        <w:tc>
+          <w:tcPr>
+            <w:tcW w:type="dxa" w:w="5300"/>
+            <w:tcBorders>
+              <w:top w:val="single" w:color="000000" w:sz="8"/>
+              <w:left w:val="single" w:color="000000" w:sz="8"/>
+              <w:bottom w:val="single" w:color="000000" w:sz="8"/>
+              <w:right w:val="single" w:color="000000" w:sz="8"/>
+            </w:tcBorders>
+            <w:tcMar>
+              <w:top w:type="dxa" w:w="70"/>
+              <w:left w:type="dxa" w:w="100"/>
+              <w:bottom w:type="dxa" w:w="70"/>
+              <w:right w:type="dxa" w:w="100"/>
+            </w:tcMar>
+            <w:vAlign w:val="center"/>
+          </w:tcPr>
+          <w:p>
+            <w:pPr>
+              <w:keepLines/>
+              <w:spacing w:after="0" w:before="0" w:line="320" w:lineRule="auto"/>
+              <w:jc w:val="left"/>
+            </w:pPr>
+            <w:r>
+              <w:rPr>
+                <w:rFonts w:ascii="Arial" w:cs="Arial" w:eastAsia="Arial" w:hAnsi="Arial"/>
+                <w:sz w:val="20"/>
+                <w:szCs w:val="20"/>
+              </w:rPr>
+              <w:t xml:space="preserve">2 ways: 50¢ + 10¢ + 5¢ + 5¢ and 20¢ + 20¢ + 20¢ + 10¢.</w:t>
             </w:r>
           </w:p>
         </w:tc>
@@ -46313,6 +46675,21 @@
           <w:szCs w:val="26"/>
         </w:rPr>
         <w:t xml:space="preserve"/>
+      </w:r>
+    </w:p>
+    <w:p>
+      <w:pPr>
+        <w:keepLines/>
+        <w:spacing w:after="80" w:before="0" w:line="280" w:lineRule="auto"/>
+      </w:pPr>
+      <w:r>
+        <w:rPr>
+          <w:rFonts w:ascii="Arial" w:cs="Arial" w:eastAsia="Arial" w:hAnsi="Arial"/>
+          <w:color w:val="666666"/>
+          <w:sz w:val="19"/>
+          <w:szCs w:val="19"/>
+        </w:rPr>
+        <w:t xml:space="preserve">These are the questions on the two Think Harder pages in the workbook (T1 to T4 and C1 to C3). The Stretch slide has three more questions; their answers are in the answer key below. More are in the separate Question Bank.</w:t>
       </w:r>
     </w:p>
     <w:p>
@@ -46331,7 +46708,7 @@
           <w:sz w:val="22"/>
           <w:szCs w:val="22"/>
         </w:rPr>
-        <w:t xml:space="preserve">80–90 min   </w:t>
+        <w:t xml:space="preserve">72–80 min   </w:t>
       </w:r>
       <w:r>
         <w:rPr>
@@ -46342,7 +46719,7 @@
           <w:sz w:val="22"/>
           <w:szCs w:val="22"/>
         </w:rPr>
-        <w:t xml:space="preserve">Exit ticket and closing</w:t>
+        <w:t xml:space="preserve">Talk time</w:t>
       </w:r>
     </w:p>
     <w:p>
@@ -46368,7 +46745,63 @@
           <w:sz w:val="21"/>
           <w:szCs w:val="21"/>
         </w:rPr>
-        <w:t xml:space="preserve">Give each child a slip of paper (or ask them to write on their journal page). No talking, no helping. Show the exit ticket slide.</w:t>
+        <w:t xml:space="preserve">Bring the group back to a circle (or camera on, mics on). Ask two or three children to share, not only the fastest.</w:t>
+      </w:r>
+    </w:p>
+    <w:p>
+      <w:pPr>
+        <w:keepLines/>
+        <w:spacing w:after="50" w:before="0" w:line="280" w:lineRule="auto"/>
+        <w:ind w:left="900" w:hanging="900"/>
+      </w:pPr>
+      <w:r>
+        <w:rPr>
+          <w:rFonts w:ascii="Arial" w:cs="Arial" w:eastAsia="Arial" w:hAnsi="Arial"/>
+          <w:b/>
+          <w:bCs/>
+          <w:color w:val="1F6F5C"/>
+          <w:sz w:val="19"/>
+          <w:szCs w:val="19"/>
+        </w:rPr>
+        <w:t xml:space="preserve">SAY   </w:t>
+      </w:r>
+      <w:r>
+        <w:rPr>
+          <w:rFonts w:ascii="Arial" w:cs="Arial" w:eastAsia="Arial" w:hAnsi="Arial"/>
+          <w:i/>
+          <w:iCs/>
+          <w:sz w:val="21"/>
+          <w:szCs w:val="21"/>
+        </w:rPr>
+        <w:t xml:space="preserve">“Write a puzzle for a friend (workbook Q9) with its answer. Swap with a partner and solve it.”</w:t>
+      </w:r>
+    </w:p>
+    <w:p>
+      <w:pPr>
+        <w:keepLines/>
+        <w:spacing w:after="50" w:before="0" w:line="280" w:lineRule="auto"/>
+        <w:ind w:left="900" w:hanging="900"/>
+      </w:pPr>
+      <w:r>
+        <w:rPr>
+          <w:rFonts w:ascii="Arial" w:cs="Arial" w:eastAsia="Arial" w:hAnsi="Arial"/>
+          <w:b/>
+          <w:bCs/>
+          <w:color w:val="1F6F5C"/>
+          <w:sz w:val="19"/>
+          <w:szCs w:val="19"/>
+        </w:rPr>
+        <w:t xml:space="preserve">          </w:t>
+      </w:r>
+      <w:r>
+        <w:rPr>
+          <w:rFonts w:ascii="Arial" w:cs="Arial" w:eastAsia="Arial" w:hAnsi="Arial"/>
+          <w:i/>
+          <w:iCs/>
+          <w:sz w:val="21"/>
+          <w:szCs w:val="21"/>
+        </w:rPr>
+        <w:t xml:space="preserve">“Which puzzle was hardest? Why? What helped you when you were stuck?”</w:t>
       </w:r>
     </w:p>
     <w:tbl>
@@ -46423,7 +46856,7 @@
                 <w:sz w:val="20"/>
                 <w:szCs w:val="20"/>
               </w:rPr>
-              <w:t xml:space="preserve">Exit ticket</w:t>
+              <w:t xml:space="preserve">Discussion question</w:t>
             </w:r>
           </w:p>
         </w:tc>
@@ -46459,7 +46892,7 @@
                 <w:sz w:val="20"/>
                 <w:szCs w:val="20"/>
               </w:rPr>
-              <w:t xml:space="preserve">Answer</w:t>
+              <w:t xml:space="preserve">Listen for</w:t>
             </w:r>
           </w:p>
         </w:tc>
@@ -46497,6 +46930,241 @@
                 <w:sz w:val="20"/>
                 <w:szCs w:val="20"/>
               </w:rPr>
+              <w:t xml:space="preserve">Pick one puzzle and teach it to the group in two sentences.</w:t>
+            </w:r>
+          </w:p>
+        </w:tc>
+        <w:tc>
+          <w:tcPr>
+            <w:tcW w:type="dxa" w:w="5300"/>
+            <w:tcBorders>
+              <w:top w:val="single" w:color="000000" w:sz="8"/>
+              <w:left w:val="single" w:color="000000" w:sz="8"/>
+              <w:bottom w:val="single" w:color="000000" w:sz="8"/>
+              <w:right w:val="single" w:color="000000" w:sz="8"/>
+            </w:tcBorders>
+            <w:tcMar>
+              <w:top w:type="dxa" w:w="70"/>
+              <w:left w:type="dxa" w:w="100"/>
+              <w:bottom w:type="dxa" w:w="70"/>
+              <w:right w:type="dxa" w:w="100"/>
+            </w:tcMar>
+            <w:vAlign w:val="center"/>
+          </w:tcPr>
+          <w:p>
+            <w:pPr>
+              <w:keepLines/>
+              <w:spacing w:after="0" w:before="0" w:line="320" w:lineRule="auto"/>
+              <w:jc w:val="left"/>
+            </w:pPr>
+            <w:r>
+              <w:rPr>
+                <w:rFonts w:ascii="Arial" w:cs="Arial" w:eastAsia="Arial" w:hAnsi="Arial"/>
+                <w:sz w:val="20"/>
+                <w:szCs w:val="20"/>
+              </w:rPr>
+              <w:t xml:space="preserve">Open answers. Listen for the inquirer rules: noticing a pattern, testing with objects, checking and explaining.</w:t>
+            </w:r>
+          </w:p>
+        </w:tc>
+      </w:tr>
+    </w:tbl>
+    <w:p>
+      <w:pPr>
+        <w:keepLines/>
+        <w:spacing w:after="40" w:before="0" w:line="320" w:lineRule="auto"/>
+      </w:pPr>
+      <w:r>
+        <w:rPr>
+          <w:rFonts w:ascii="Arial" w:cs="Arial" w:eastAsia="Arial" w:hAnsi="Arial"/>
+          <w:sz w:val="26"/>
+          <w:szCs w:val="26"/>
+        </w:rPr>
+        <w:t xml:space="preserve"/>
+      </w:r>
+    </w:p>
+    <w:p>
+      <w:pPr>
+        <w:keepNext/>
+        <w:keepLines/>
+        <w:shd w:fill="1F3864" w:color="auto" w:val="clear"/>
+        <w:spacing w:after="60" w:before="160" w:line="320" w:lineRule="auto"/>
+      </w:pPr>
+      <w:r>
+        <w:rPr>
+          <w:rFonts w:ascii="Arial" w:cs="Arial" w:eastAsia="Arial" w:hAnsi="Arial"/>
+          <w:b/>
+          <w:bCs/>
+          <w:color w:val="FFFFFF"/>
+          <w:sz w:val="22"/>
+          <w:szCs w:val="22"/>
+        </w:rPr>
+        <w:t xml:space="preserve">80–90 min   </w:t>
+      </w:r>
+      <w:r>
+        <w:rPr>
+          <w:rFonts w:ascii="Arial" w:cs="Arial" w:eastAsia="Arial" w:hAnsi="Arial"/>
+          <w:b/>
+          <w:bCs/>
+          <w:color w:val="FFFFFF"/>
+          <w:sz w:val="22"/>
+          <w:szCs w:val="22"/>
+        </w:rPr>
+        <w:t xml:space="preserve">Exit ticket and closing</w:t>
+      </w:r>
+    </w:p>
+    <w:p>
+      <w:pPr>
+        <w:keepLines/>
+        <w:spacing w:after="40" w:before="0" w:line="280" w:lineRule="auto"/>
+        <w:ind w:left="900" w:hanging="900"/>
+      </w:pPr>
+      <w:r>
+        <w:rPr>
+          <w:rFonts w:ascii="Arial" w:cs="Arial" w:eastAsia="Arial" w:hAnsi="Arial"/>
+          <w:b/>
+          <w:bCs/>
+          <w:color w:val="7F6000"/>
+          <w:sz w:val="19"/>
+          <w:szCs w:val="19"/>
+        </w:rPr>
+        <w:t xml:space="preserve">DO     </w:t>
+      </w:r>
+      <w:r>
+        <w:rPr>
+          <w:rFonts w:ascii="Arial" w:cs="Arial" w:eastAsia="Arial" w:hAnsi="Arial"/>
+          <w:sz w:val="21"/>
+          <w:szCs w:val="21"/>
+        </w:rPr>
+        <w:t xml:space="preserve">Give each child a slip of paper (or ask them to write on their journal page). No talking, no helping. Show the exit ticket slide.</w:t>
+      </w:r>
+    </w:p>
+    <w:tbl>
+      <w:tblPr>
+        <w:tblW w:type="dxa" w:w="9900"/>
+        <w:tblBorders>
+          <w:top w:val="single" w:color="auto" w:sz="4"/>
+          <w:left w:val="single" w:color="auto" w:sz="4"/>
+          <w:bottom w:val="single" w:color="auto" w:sz="4"/>
+          <w:right w:val="single" w:color="auto" w:sz="4"/>
+          <w:insideH w:val="single" w:color="auto" w:sz="4"/>
+          <w:insideV w:val="single" w:color="auto" w:sz="4"/>
+        </w:tblBorders>
+      </w:tblPr>
+      <w:tblGrid>
+        <w:gridCol w:w="4600"/>
+        <w:gridCol w:w="5300"/>
+      </w:tblGrid>
+      <w:tr>
+        <w:trPr>
+          <w:cantSplit/>
+        </w:trPr>
+        <w:tc>
+          <w:tcPr>
+            <w:tcW w:type="dxa" w:w="4600"/>
+            <w:tcBorders>
+              <w:top w:val="single" w:color="000000" w:sz="8"/>
+              <w:left w:val="single" w:color="000000" w:sz="8"/>
+              <w:bottom w:val="single" w:color="000000" w:sz="8"/>
+              <w:right w:val="single" w:color="000000" w:sz="8"/>
+            </w:tcBorders>
+            <w:shd w:fill="D9E2F3" w:color="auto" w:val="clear"/>
+            <w:tcMar>
+              <w:top w:type="dxa" w:w="70"/>
+              <w:left w:type="dxa" w:w="100"/>
+              <w:bottom w:type="dxa" w:w="70"/>
+              <w:right w:type="dxa" w:w="100"/>
+            </w:tcMar>
+            <w:vAlign w:val="center"/>
+          </w:tcPr>
+          <w:p>
+            <w:pPr>
+              <w:keepLines/>
+              <w:spacing w:after="0" w:before="0" w:line="320" w:lineRule="auto"/>
+              <w:jc w:val="center"/>
+            </w:pPr>
+            <w:r>
+              <w:rPr>
+                <w:rFonts w:ascii="Arial" w:cs="Arial" w:eastAsia="Arial" w:hAnsi="Arial"/>
+                <w:b/>
+                <w:bCs/>
+                <w:sz w:val="20"/>
+                <w:szCs w:val="20"/>
+              </w:rPr>
+              <w:t xml:space="preserve">Exit ticket</w:t>
+            </w:r>
+          </w:p>
+        </w:tc>
+        <w:tc>
+          <w:tcPr>
+            <w:tcW w:type="dxa" w:w="5300"/>
+            <w:tcBorders>
+              <w:top w:val="single" w:color="000000" w:sz="8"/>
+              <w:left w:val="single" w:color="000000" w:sz="8"/>
+              <w:bottom w:val="single" w:color="000000" w:sz="8"/>
+              <w:right w:val="single" w:color="000000" w:sz="8"/>
+            </w:tcBorders>
+            <w:shd w:fill="D9E2F3" w:color="auto" w:val="clear"/>
+            <w:tcMar>
+              <w:top w:type="dxa" w:w="70"/>
+              <w:left w:type="dxa" w:w="100"/>
+              <w:bottom w:type="dxa" w:w="70"/>
+              <w:right w:type="dxa" w:w="100"/>
+            </w:tcMar>
+            <w:vAlign w:val="center"/>
+          </w:tcPr>
+          <w:p>
+            <w:pPr>
+              <w:keepLines/>
+              <w:spacing w:after="0" w:before="0" w:line="320" w:lineRule="auto"/>
+              <w:jc w:val="center"/>
+            </w:pPr>
+            <w:r>
+              <w:rPr>
+                <w:rFonts w:ascii="Arial" w:cs="Arial" w:eastAsia="Arial" w:hAnsi="Arial"/>
+                <w:b/>
+                <w:bCs/>
+                <w:sz w:val="20"/>
+                <w:szCs w:val="20"/>
+              </w:rPr>
+              <w:t xml:space="preserve">Answer</w:t>
+            </w:r>
+          </w:p>
+        </w:tc>
+      </w:tr>
+      <w:tr>
+        <w:trPr>
+          <w:cantSplit/>
+        </w:trPr>
+        <w:tc>
+          <w:tcPr>
+            <w:tcW w:type="dxa" w:w="4600"/>
+            <w:tcBorders>
+              <w:top w:val="single" w:color="000000" w:sz="8"/>
+              <w:left w:val="single" w:color="000000" w:sz="8"/>
+              <w:bottom w:val="single" w:color="000000" w:sz="8"/>
+              <w:right w:val="single" w:color="000000" w:sz="8"/>
+            </w:tcBorders>
+            <w:tcMar>
+              <w:top w:type="dxa" w:w="70"/>
+              <w:left w:type="dxa" w:w="100"/>
+              <w:bottom w:type="dxa" w:w="70"/>
+              <w:right w:type="dxa" w:w="100"/>
+            </w:tcMar>
+            <w:vAlign w:val="center"/>
+          </w:tcPr>
+          <w:p>
+            <w:pPr>
+              <w:keepLines/>
+              <w:spacing w:after="0" w:before="0" w:line="320" w:lineRule="auto"/>
+              <w:jc w:val="left"/>
+            </w:pPr>
+            <w:r>
+              <w:rPr>
+                <w:rFonts w:ascii="Arial" w:cs="Arial" w:eastAsia="Arial" w:hAnsi="Arial"/>
+                <w:sz w:val="20"/>
+                <w:szCs w:val="20"/>
+              </w:rPr>
               <w:t xml:space="preserve">My favourite lesson was ____ because ____.</w:t>
             </w:r>
           </w:p>
@@ -46904,7 +47572,57 @@
           <w:sz w:val="20"/>
           <w:szCs w:val="20"/>
         </w:rPr>
-        <w:t xml:space="preserve">Open.</w:t>
+        <w:t xml:space="preserve">Open. Done at talk time: swap puzzles with a partner and solve each other’s.</w:t>
+      </w:r>
+    </w:p>
+    <w:p>
+      <w:pPr>
+        <w:keepLines/>
+        <w:spacing w:after="50" w:before="0" w:line="270" w:lineRule="auto"/>
+        <w:ind w:left="240"/>
+      </w:pPr>
+      <w:r>
+        <w:rPr>
+          <w:rFonts w:ascii="Arial" w:cs="Arial" w:eastAsia="Arial" w:hAnsi="Arial"/>
+          <w:b/>
+          <w:bCs/>
+          <w:sz w:val="20"/>
+          <w:szCs w:val="20"/>
+        </w:rPr>
+        <w:t xml:space="preserve">Puzzle cards  </w:t>
+      </w:r>
+      <w:r>
+        <w:rPr>
+          <w:rFonts w:ascii="Arial" w:cs="Arial" w:eastAsia="Arial" w:hAnsi="Arial"/>
+          <w:sz w:val="20"/>
+          <w:szCs w:val="20"/>
+        </w:rPr>
+        <w:t xml:space="preserve">Coins: 20¢ + 20¢ + 5¢.  Patterns: 32.  Logic: Mei, Ben, Sam, Ali.  Measuring: 16 cubes.</w:t>
+      </w:r>
+    </w:p>
+    <w:p>
+      <w:pPr>
+        <w:keepLines/>
+        <w:spacing w:after="50" w:before="0" w:line="270" w:lineRule="auto"/>
+        <w:ind w:left="240"/>
+      </w:pPr>
+      <w:r>
+        <w:rPr>
+          <w:rFonts w:ascii="Arial" w:cs="Arial" w:eastAsia="Arial" w:hAnsi="Arial"/>
+          <w:b/>
+          <w:bCs/>
+          <w:sz w:val="20"/>
+          <w:szCs w:val="20"/>
+        </w:rPr>
+        <w:t xml:space="preserve">Stretch slide  </w:t>
+      </w:r>
+      <w:r>
+        <w:rPr>
+          <w:rFonts w:ascii="Arial" w:cs="Arial" w:eastAsia="Arial" w:hAnsi="Arial"/>
+          <w:sz w:val="20"/>
+          <w:szCs w:val="20"/>
+        </w:rPr>
+        <w:t xml:space="preserve">1) 6 bigger  2) 49  3) Two sets: 20¢ + 10¢ + 10¢ + 10¢ + 10¢, and 20¢ + 20¢ + 10¢ + 5¢ + 5¢</w:t>
       </w:r>
     </w:p>
     <w:p>

--- a/outputs/designed/Math_Inquirers_P1_Tutor_Guide.docx
+++ b/outputs/designed/Math_Inquirers_P1_Tutor_Guide.docx
@@ -9817,7 +9817,7 @@
                 <w:sz w:val="20"/>
                 <w:szCs w:val="20"/>
               </w:rPr>
-              <w:t xml:space="preserve">34 and 22. Take away 6.</w:t>
+              <w:t xml:space="preserve">34 and 22. Take away 6 (use the two neighbours 16 and 10).</w:t>
             </w:r>
           </w:p>
         </w:tc>
@@ -9855,7 +9855,7 @@
                 <w:sz w:val="20"/>
                 <w:szCs w:val="20"/>
               </w:rPr>
-              <w:t xml:space="preserve">Workbook Think Harder T3: A pattern starts at 3 and adds 5 each time. What is the 8th number?</w:t>
+              <w:t xml:space="preserve">Workbook Think Harder T3: Is 30 in the pattern 4, 8, 12, 16 … ? How do you know?</w:t>
             </w:r>
           </w:p>
         </w:tc>
@@ -9888,7 +9888,7 @@
                 <w:sz w:val="20"/>
                 <w:szCs w:val="20"/>
               </w:rPr>
-              <w:t xml:space="preserve">38</w:t>
+              <w:t xml:space="preserve">No. The pattern goes 28, 32, so it skips 30.</w:t>
             </w:r>
           </w:p>
         </w:tc>
@@ -9926,7 +9926,7 @@
                 <w:sz w:val="20"/>
                 <w:szCs w:val="20"/>
               </w:rPr>
-              <w:t xml:space="preserve">Workbook Think Harder T4: A pattern starts at 2 and adds 4 each time. What is the 7th number?</w:t>
+              <w:t xml:space="preserve">Workbook Think Harder T4: Start at 50 and take away 7 each time. What is the first number below 20?</w:t>
             </w:r>
           </w:p>
         </w:tc>
@@ -9959,7 +9959,7 @@
                 <w:sz w:val="20"/>
                 <w:szCs w:val="20"/>
               </w:rPr>
-              <w:t xml:space="preserve">26</w:t>
+              <w:t xml:space="preserve">15 (50, 43, 36, 29, 22, 15).</w:t>
             </w:r>
           </w:p>
         </w:tc>
@@ -9997,7 +9997,7 @@
                 <w:sz w:val="20"/>
                 <w:szCs w:val="20"/>
               </w:rPr>
-              <w:t xml:space="preserve">Workbook Challenge C1: Frog A starts at 3 and jumps 4 each time. Frog B starts at 5 and jumps 3 each time. Which numbers up to 40 do both frogs land on?</w:t>
+              <w:t xml:space="preserve">Workbook Challenge C1: 1, 2, 4, 7, 11, 16 … What is the 8th number? Explain how the pattern grows.</w:t>
             </w:r>
           </w:p>
         </w:tc>
@@ -10030,7 +10030,7 @@
                 <w:sz w:val="20"/>
                 <w:szCs w:val="20"/>
               </w:rPr>
-              <w:t xml:space="preserve">11, 23 and 35.</w:t>
+              <w:t xml:space="preserve">29. The gaps are 1, 2, 3, 4, 5, 6, 7, so the 7th is 22 and the 8th is 29.</w:t>
             </w:r>
           </w:p>
         </w:tc>
@@ -10068,7 +10068,7 @@
                 <w:sz w:val="20"/>
                 <w:szCs w:val="20"/>
               </w:rPr>
-              <w:t xml:space="preserve">Workbook Challenge C2: 1, 2, 4, 7, 11, 16 … What is the 8th number? Explain how the pattern grows.</w:t>
+              <w:t xml:space="preserve">Workbook Challenge C2: Ali counts up from 2 in 3s. Mei counts up from 1 in 4s. Which numbers up to 50 are in both patterns? What do you notice about the gaps between them?</w:t>
             </w:r>
           </w:p>
         </w:tc>
@@ -10101,7 +10101,7 @@
                 <w:sz w:val="20"/>
                 <w:szCs w:val="20"/>
               </w:rPr>
-              <w:t xml:space="preserve">29. The gaps are 1, 2, 3, 4, 5, 6, 7, so the 7th is 22 and the 8th is 29.</w:t>
+              <w:t xml:space="preserve">5, 17, 29 and 41. Each one is 12 more than the one before.</w:t>
             </w:r>
           </w:p>
         </w:tc>
@@ -10139,7 +10139,7 @@
                 <w:sz w:val="20"/>
                 <w:szCs w:val="20"/>
               </w:rPr>
-              <w:t xml:space="preserve">Workbook Challenge C3: Ali counts up from 2 in 3s. Mei counts up from 1 in 4s. Which numbers up to 50 are in both patterns?</w:t>
+              <w:t xml:space="preserve">Workbook Challenge C3: Make up your own two counting patterns: choose a start and a jump for each, so that they share some numbers up to 50. Write both patterns and ring the shared numbers. What do you notice about the gaps between the shared numbers?</w:t>
             </w:r>
           </w:p>
         </w:tc>
@@ -10172,7 +10172,7 @@
                 <w:sz w:val="20"/>
                 <w:szCs w:val="20"/>
               </w:rPr>
-              <w:t xml:space="preserve">5, 17, 29 and 41.</w:t>
+              <w:t xml:space="preserve">Open. Check by writing both lists and ringing the matches. Example: start 2 add 4 (2, 6, 10 …) and start 3 add 3 (3, 6, 9 …) share 6, 18, 30 and 42, with a gap of 12 each time.</w:t>
             </w:r>
           </w:p>
         </w:tc>
@@ -11012,7 +11012,7 @@
           <w:sz w:val="20"/>
           <w:szCs w:val="20"/>
         </w:rPr>
-        <w:t xml:space="preserve">1) Yes to 39, no to 40  2) 6  3) Add 4; the 1st number is 3</w:t>
+        <w:t xml:space="preserve">1) Yes to 39, no to 40  2) 22 does not belong; it should be 20  3) Add 4; the 1st number is 3</w:t>
       </w:r>
     </w:p>
     <w:p>
@@ -13897,7 +13897,7 @@
                 <w:sz w:val="20"/>
                 <w:szCs w:val="20"/>
               </w:rPr>
-              <w:t xml:space="preserve">Workbook Think Harder T2: 8 + 2 = 7 + __</w:t>
+              <w:t xml:space="preserve">Workbook Think Harder T2: 9 + 6 = __ + 10</w:t>
             </w:r>
           </w:p>
         </w:tc>
@@ -13930,7 +13930,7 @@
                 <w:sz w:val="20"/>
                 <w:szCs w:val="20"/>
               </w:rPr>
-              <w:t xml:space="preserve">3</w:t>
+              <w:t xml:space="preserve">5</w:t>
             </w:r>
           </w:p>
         </w:tc>
@@ -13968,7 +13968,7 @@
                 <w:sz w:val="20"/>
                 <w:szCs w:val="20"/>
               </w:rPr>
-              <w:t xml:space="preserve">Workbook Think Harder T3: 9 + 6 = __ + 10</w:t>
+              <w:t xml:space="preserve">Workbook Think Harder T3: 6 + 4 = 10, so 16 + 4 = __ and 26 + 4 = __</w:t>
             </w:r>
           </w:p>
         </w:tc>
@@ -14001,7 +14001,7 @@
                 <w:sz w:val="20"/>
                 <w:szCs w:val="20"/>
               </w:rPr>
-              <w:t xml:space="preserve">5</w:t>
+              <w:t xml:space="preserve">20 and 30</w:t>
             </w:r>
           </w:p>
         </w:tc>
@@ -14039,7 +14039,7 @@
                 <w:sz w:val="20"/>
                 <w:szCs w:val="20"/>
               </w:rPr>
-              <w:t xml:space="preserve">Workbook Think Harder T4: 12 + 3 = 10 + __</w:t>
+              <w:t xml:space="preserve">Workbook Think Harder T4: Find all the pairs of numbers from 1 to 11 that make 12. (3 + 9 and 9 + 3 count as the same pair.) How many pairs are there?</w:t>
             </w:r>
           </w:p>
         </w:tc>
@@ -14072,7 +14072,7 @@
                 <w:sz w:val="20"/>
                 <w:szCs w:val="20"/>
               </w:rPr>
-              <w:t xml:space="preserve">5</w:t>
+              <w:t xml:space="preserve">6 pairs: 1 + 11, 2 + 10, 3 + 9, 4 + 8, 5 + 7, 6 + 6. Going down one number at a time shows none are missed.</w:t>
             </w:r>
           </w:p>
         </w:tc>
@@ -14110,7 +14110,7 @@
                 <w:sz w:val="20"/>
                 <w:szCs w:val="20"/>
               </w:rPr>
-              <w:t xml:space="preserve">Workbook Challenge C1: Three different numbers from 1 to 7 add up to 10. Find every set of three.</w:t>
+              <w:t xml:space="preserve">Workbook Challenge C1: Put 1 to 6 in the magic triangle so each side adds to 11. What goes in the corners and middles?</w:t>
             </w:r>
           </w:p>
         </w:tc>
@@ -14143,7 +14143,7 @@
                 <w:sz w:val="20"/>
                 <w:szCs w:val="20"/>
               </w:rPr>
-              <w:t xml:space="preserve">1, 2, 7; 1, 3, 6; 1, 4, 5; 2, 3, 5.</w:t>
+              <w:t xml:space="preserve">Corners 2, 4, 6. Between 2 and 4: 5. Between 4 and 6: 1. Between 6 and 2: 3. (It is the only set of corners that works.)</w:t>
             </w:r>
           </w:p>
         </w:tc>
@@ -14181,7 +14181,7 @@
                 <w:sz w:val="20"/>
                 <w:szCs w:val="20"/>
               </w:rPr>
-              <w:t xml:space="preserve">Workbook Challenge C2: Put 1 to 6 in the magic triangle so each side adds to 11. What goes in the corners and middles?</w:t>
+              <w:t xml:space="preserve">Workbook Challenge C2: Ali has 20 stickers. He keeps 9 and shares the rest between Ben and Mei. Ben gets 3 more than Mei. How many does each get?</w:t>
             </w:r>
           </w:p>
         </w:tc>
@@ -14214,7 +14214,7 @@
                 <w:sz w:val="20"/>
                 <w:szCs w:val="20"/>
               </w:rPr>
-              <w:t xml:space="preserve">Corners 2, 4, 6. Between 2 and 4: 5. Between 4 and 6: 1. Between 6 and 2: 3.</w:t>
+              <w:t xml:space="preserve">Ben 7, Mei 4. (20 − 9 = 11 are shared; take away Ben's extra 3: 8, share 4 and 4; Ben has 4 + 3 = 7.)</w:t>
             </w:r>
           </w:p>
         </w:tc>
@@ -14252,7 +14252,7 @@
                 <w:sz w:val="20"/>
                 <w:szCs w:val="20"/>
               </w:rPr>
-              <w:t xml:space="preserve">Workbook Challenge C3: Ali has 20 stickers. He keeps 9 and shares the rest between Ben and Mei. Ben gets 3 more than Mei. How many does each get?</w:t>
+              <w:t xml:space="preserve">Workbook Challenge C3: Change the magic triangle: use the numbers 2, 3, 4, 5, 6 and 7 instead of 1 to 6. Can you make every side add to the same total? Try it. Which totals can you make?</w:t>
             </w:r>
           </w:p>
         </w:tc>
@@ -14285,7 +14285,7 @@
                 <w:sz w:val="20"/>
                 <w:szCs w:val="20"/>
               </w:rPr>
-              <w:t xml:space="preserve">Ben 7, Mei 4.</w:t>
+              <w:t xml:space="preserve">Open. Yes, it still works. Totals 12, 13, 14 and 15 are possible. Example for 12: corners 2, 3, 4 with 7 between 2 and 3, 5 between 3 and 4 and 6 between 4 and 2.</w:t>
             </w:r>
           </w:p>
         </w:tc>
@@ -17979,7 +17979,7 @@
                 <w:sz w:val="20"/>
                 <w:szCs w:val="20"/>
               </w:rPr>
-              <w:t xml:space="preserve">Workbook Think Harder T3: 1 picture = 2 children. Red has 3 pictures and blue has 5. How many more children chose blue than red?</w:t>
+              <w:t xml:space="preserve">Workbook Think Harder T3: 1 picture = 2 children. Six children chose pizza. How many pictures should we draw?</w:t>
             </w:r>
           </w:p>
         </w:tc>
@@ -18012,7 +18012,7 @@
                 <w:sz w:val="20"/>
                 <w:szCs w:val="20"/>
               </w:rPr>
-              <w:t xml:space="preserve">4 (2 more pictures, each worth 2: 2, 4)</w:t>
+              <w:t xml:space="preserve">3</w:t>
             </w:r>
           </w:p>
         </w:tc>
@@ -18050,7 +18050,7 @@
                 <w:sz w:val="20"/>
                 <w:szCs w:val="20"/>
               </w:rPr>
-              <w:t xml:space="preserve">Workbook Think Harder T4: 1 picture = 2 children. Six children chose pizza. How many pictures should we draw?</w:t>
+              <w:t xml:space="preserve">Workbook Think Harder T4: 1 picture = 2 children. A half picture means 1 child. Apple has 3 pictures and a half. How many children chose apple?</w:t>
             </w:r>
           </w:p>
         </w:tc>
@@ -18083,7 +18083,7 @@
                 <w:sz w:val="20"/>
                 <w:szCs w:val="20"/>
               </w:rPr>
-              <w:t xml:space="preserve">3</w:t>
+              <w:t xml:space="preserve">7</w:t>
             </w:r>
           </w:p>
         </w:tc>
@@ -18121,7 +18121,7 @@
                 <w:sz w:val="20"/>
                 <w:szCs w:val="20"/>
               </w:rPr>
-              <w:t xml:space="preserve">Workbook Challenge C1: 1 picture = 3 children. Apple has 4 pictures, banana 2 and orange 5. Then 7 more children join and all choose banana. Which fruit wins now, and by how many votes?</w:t>
+              <w:t xml:space="preserve">Workbook Challenge C1: 24 children voted. Apple got 6 votes. Orange got 6 more votes than banana. How many votes did banana and orange get?</w:t>
             </w:r>
           </w:p>
         </w:tc>
@@ -18154,7 +18154,7 @@
                 <w:sz w:val="20"/>
                 <w:szCs w:val="20"/>
               </w:rPr>
-              <w:t xml:space="preserve">Orange 15, banana 13, apple 12. Orange wins by 2.</w:t>
+              <w:t xml:space="preserve">Banana 6 and orange 12. (24 − 6 = 18 for banana and orange; take away the extra 6: 12, share: 6 each; give orange the 6 back.)</w:t>
             </w:r>
           </w:p>
         </w:tc>
@@ -18192,7 +18192,7 @@
                 <w:sz w:val="20"/>
                 <w:szCs w:val="20"/>
               </w:rPr>
-              <w:t xml:space="preserve">Workbook Challenge C2: 24 children voted. Apple got 6 votes. Orange got 6 more votes than banana. How many votes did banana and orange get?</w:t>
+              <w:t xml:space="preserve">Workbook Challenge C2: 1 picture = 2 children. 20 children voted for three fruits. A has 3 pictures. B has 2 more pictures than A. How many children chose C?</w:t>
             </w:r>
           </w:p>
         </w:tc>
@@ -18225,7 +18225,7 @@
                 <w:sz w:val="20"/>
                 <w:szCs w:val="20"/>
               </w:rPr>
-              <w:t xml:space="preserve">Banana 6 and orange 12. (24 − 6 = 18 for banana and orange; take away the extra 6: 12, share: 6 each; give orange the 6 back.)</w:t>
+              <w:t xml:space="preserve">4 children (20 ÷ 2 = 10 pictures in all, counting in 2s to 20; A 3 + B 5 = 8, so C has 2 pictures = 4 children).</w:t>
             </w:r>
           </w:p>
         </w:tc>
@@ -18263,7 +18263,7 @@
                 <w:sz w:val="20"/>
                 <w:szCs w:val="20"/>
               </w:rPr>
-              <w:t xml:space="preserve">Workbook Challenge C3: 1 picture = 2 children. 20 children voted for three fruits. A has 3 pictures. B has 2 more pictures than A. How many children chose C?</w:t>
+              <w:t xml:space="preserve">Workbook Challenge C3: Make up your own: 15 children vote for three fruits. Draw a picture graph where banana wins by exactly 2 votes (banana has 2 more than the fruit in second place) and no two fruits are tied. Then try to find a second graph that works.</w:t>
             </w:r>
           </w:p>
         </w:tc>
@@ -18296,7 +18296,7 @@
                 <w:sz w:val="20"/>
                 <w:szCs w:val="20"/>
               </w:rPr>
-              <w:t xml:space="preserve">4 children (20 ÷ 2 = 10 pictures in all, counting in 2s to 20; A 3 + B 5 = 8, so C has 2 pictures = 4 children).</w:t>
+              <w:t xml:space="preserve">Open. Check: total 15, banana is ahead of second place by exactly 2, no ties. There are exactly two graphs: banana 7, apple 5, grape 3; or banana 8, apple 6, grape 1.</w:t>
             </w:r>
           </w:p>
         </w:tc>
@@ -22012,7 +22012,7 @@
                 <w:sz w:val="20"/>
                 <w:szCs w:val="20"/>
               </w:rPr>
-              <w:t xml:space="preserve">Workbook Think Harder T3: Same pattern: in which places do the squares come? Write the first five.</w:t>
+              <w:t xml:space="preserve">Workbook Think Harder T3: Red, blue, blue, red, blue, blue … What colour is the 20th bead?</w:t>
             </w:r>
           </w:p>
         </w:tc>
@@ -22045,7 +22045,7 @@
                 <w:sz w:val="20"/>
                 <w:szCs w:val="20"/>
               </w:rPr>
-              <w:t xml:space="preserve">4, 8, 12, 16, 20</w:t>
+              <w:t xml:space="preserve">blue</w:t>
             </w:r>
           </w:p>
         </w:tc>
@@ -22083,7 +22083,7 @@
                 <w:sz w:val="20"/>
                 <w:szCs w:val="20"/>
               </w:rPr>
-              <w:t xml:space="preserve">Workbook Think Harder T4: Red, blue, blue, red, blue, blue … What colour is the 20th bead?</w:t>
+              <w:t xml:space="preserve">Workbook Think Harder T4: Squares in a row need 4, 7, 10, … sticks. With 20 sticks, how many squares can you make? How many sticks are left over?</w:t>
             </w:r>
           </w:p>
         </w:tc>
@@ -22116,7 +22116,7 @@
                 <w:sz w:val="20"/>
                 <w:szCs w:val="20"/>
               </w:rPr>
-              <w:t xml:space="preserve">blue</w:t>
+              <w:t xml:space="preserve">6 squares and 1 stick left over. The table goes 4, 7, 10, 13, 16, 19; 7 squares would need 22, which is too many; 20 − 19 = 1.</w:t>
             </w:r>
           </w:p>
         </w:tc>
@@ -22154,7 +22154,7 @@
                 <w:sz w:val="20"/>
                 <w:szCs w:val="20"/>
               </w:rPr>
-              <w:t xml:space="preserve">Workbook Challenge C1: Squares in a row use 4, 7, 10 … sticks. Ben has 50 sticks. How many squares can he make? How many sticks are left?</w:t>
+              <w:t xml:space="preserve">Workbook Challenge C1: Beads repeat in a pattern of 5: red, red, blue, blue, green. How many green beads are in the first 47 beads?</w:t>
             </w:r>
           </w:p>
         </w:tc>
@@ -22187,7 +22187,7 @@
                 <w:sz w:val="20"/>
                 <w:szCs w:val="20"/>
               </w:rPr>
-              <w:t xml:space="preserve">16 squares use 49 sticks. 1 stick is left.</w:t>
+              <w:t xml:space="preserve">9 green beads. Green is the 5th bead of each core, so greens are at 5, 10, 15 … 45: count in 5s, that is 9 numbers. Beads 46 and 47 are red.</w:t>
             </w:r>
           </w:p>
         </w:tc>
@@ -22225,7 +22225,7 @@
                 <w:sz w:val="20"/>
                 <w:szCs w:val="20"/>
               </w:rPr>
-              <w:t xml:space="preserve">Workbook Challenge C2: Beads repeat in a pattern of 5: red, red, blue, blue, green. How many green beads are in the first 47 beads?</w:t>
+              <w:t xml:space="preserve">Workbook Challenge C2: Dots: 1, 3, 6, 10, 15 … What are the next two numbers? What is the 10th number?</w:t>
             </w:r>
           </w:p>
         </w:tc>
@@ -22258,7 +22258,7 @@
                 <w:sz w:val="20"/>
                 <w:szCs w:val="20"/>
               </w:rPr>
-              <w:t xml:space="preserve">9 green beads. Green is the 5th bead of each core, so greens are at 5, 10, 15 … 45: count in 5s, that is 9 numbers. Beads 46 and 47 are red.</w:t>
+              <w:t xml:space="preserve">21 and 28. The 10th is 55 (add 2, 3, 4, … each time).</w:t>
             </w:r>
           </w:p>
         </w:tc>
@@ -22296,7 +22296,7 @@
                 <w:sz w:val="20"/>
                 <w:szCs w:val="20"/>
               </w:rPr>
-              <w:t xml:space="preserve">Workbook Challenge C3: Dots: 1, 3, 6, 10, 15 … What are the next two numbers? What is the 10th number?</w:t>
+              <w:t xml:space="preserve">Workbook Challenge C3: Make up your own repeating pattern with a core of 5 beads (use up to 3 colours). Ask a partner: what colour is the 33rd bead? Write the answer and how you know.</w:t>
             </w:r>
           </w:p>
         </w:tc>
@@ -22329,7 +22329,7 @@
                 <w:sz w:val="20"/>
                 <w:szCs w:val="20"/>
               </w:rPr>
-              <w:t xml:space="preserve">21 and 28. The 10th is 55 (add 2, 3, 4, … each time).</w:t>
+              <w:t xml:space="preserve">Open. Check: 30 ends a core of 5 (count in 5s), so the 33rd bead is the 3rd bead of the core. Example: red, red, blue, blue, green gives blue.</w:t>
             </w:r>
           </w:p>
         </w:tc>
@@ -23116,7 +23116,7 @@
           <w:sz w:val="20"/>
           <w:szCs w:val="20"/>
         </w:rPr>
-        <w:t xml:space="preserve">1) circle  2) 6 squares and 1 stick left over  3) 9 Bs</w:t>
+        <w:t xml:space="preserve">1) circle  2) 9 Bs  3) Yes: count in 5s, 25 ends a core, like the 5th</w:t>
       </w:r>
     </w:p>
     <w:p>
@@ -26115,7 +26115,7 @@
                 <w:sz w:val="20"/>
                 <w:szCs w:val="20"/>
               </w:rPr>
-              <w:t xml:space="preserve">Workbook Challenge C1: I think of a number. I add 7, take away 3, add 5, then take away 8. I get 14. What is my number?</w:t>
+              <w:t xml:space="preserve">Workbook Challenge C1: A number machine has two steps: add 3, then add 4. IN 5 gives OUT 12. What goes IN to give OUT 20? Can you make a one-step machine that does the same job?</w:t>
             </w:r>
           </w:p>
         </w:tc>
@@ -26148,7 +26148,7 @@
                 <w:sz w:val="20"/>
                 <w:szCs w:val="20"/>
               </w:rPr>
-              <w:t xml:space="preserve">13 (the steps are +1 in total, so 14 − 1).</w:t>
+              <w:t xml:space="preserve">13 (20 − 4 = 16, 16 − 3 = 13; check 13 + 3 + 4 = 20). A one-step machine that adds 7 does the same job.</w:t>
             </w:r>
           </w:p>
         </w:tc>
@@ -26186,7 +26186,7 @@
                 <w:sz w:val="20"/>
                 <w:szCs w:val="20"/>
               </w:rPr>
-              <w:t xml:space="preserve">Workbook Challenge C2: Ali and Ben have 20 marbles together. Ali has 4 more than Ben. How many marbles does each have?</w:t>
+              <w:t xml:space="preserve">Workbook Challenge C2: A snail climbs 3 cm each day and slides back 1 cm each night. It starts at the bottom of a 9 cm wall. On which day does it reach the top?</w:t>
             </w:r>
           </w:p>
         </w:tc>
@@ -26219,7 +26219,7 @@
                 <w:sz w:val="20"/>
                 <w:szCs w:val="20"/>
               </w:rPr>
-              <w:t xml:space="preserve">Ben 8 and Ali 12. (Take away the extra 4: 16 left, share: 8 and 8, give Ali the 4 back: 12.)</w:t>
+              <w:t xml:space="preserve">Day 4 (3, 5, 7, then 9 on the fourth day before it can slide back).</w:t>
             </w:r>
           </w:p>
         </w:tc>
@@ -26257,7 +26257,7 @@
                 <w:sz w:val="20"/>
                 <w:szCs w:val="20"/>
               </w:rPr>
-              <w:t xml:space="preserve">Workbook Challenge C3: A snail climbs 3 cm each day and slides back 1 cm each night. It starts at the bottom of a 9 cm wall. On which day does it reach the top?</w:t>
+              <w:t xml:space="preserve">Workbook Challenge C3: Make up a mystery number story with THREE steps whose answer is 10. Write the story. Show how a partner can work backwards to find 10, and how they can check by going forwards.</w:t>
             </w:r>
           </w:p>
         </w:tc>
@@ -26290,7 +26290,7 @@
                 <w:sz w:val="20"/>
                 <w:szCs w:val="20"/>
               </w:rPr>
-              <w:t xml:space="preserve">Day 4 (3, 5, 7, then 9 on the fourth day before it can slide back).</w:t>
+              <w:t xml:space="preserve">Open. Check that the story gives 10 when done forwards and that the partner undoes the steps in the reverse order. Example: I think of a number, add 5, take away 3, add 4, and I get 16 (10 + 5 = 15, 15 − 3 = 12, 12 + 4 = 16).</w:t>
             </w:r>
           </w:p>
         </w:tc>
@@ -27052,7 +27052,7 @@
           <w:sz w:val="20"/>
           <w:szCs w:val="20"/>
         </w:rPr>
-        <w:t xml:space="preserve">(a) 13 children (20 − 7)  (b) 15 children (8 + 8 − 1, Ali is counted twice)</w:t>
+        <w:t xml:space="preserve">(a) 13 children (20 − 7)  (b) 5 children (3 + 3 − 1, Ali is counted twice). Talk time: 8th from both ends is 15.</w:t>
       </w:r>
     </w:p>
     <w:p>
@@ -27102,7 +27102,7 @@
           <w:sz w:val="20"/>
           <w:szCs w:val="20"/>
         </w:rPr>
-        <w:t xml:space="preserve">1) Ben 8, Ali 12  2) 15  3) 10</w:t>
+        <w:t xml:space="preserve">1) 10 children  2) 7 sweets  3) 11</w:t>
       </w:r>
     </w:p>
     <w:p>
@@ -29279,7 +29279,7 @@
           <w:sz w:val="21"/>
           <w:szCs w:val="21"/>
         </w:rPr>
-        <w:t xml:space="preserve">Stopping at the first set in Think Harder T2 instead of checking for all of them.</w:t>
+        <w:t xml:space="preserve">Stopping at the first set in Think Harder T1 instead of checking for all of them.</w:t>
       </w:r>
     </w:p>
     <w:p>
@@ -29817,7 +29817,7 @@
                 <w:sz w:val="20"/>
                 <w:szCs w:val="20"/>
               </w:rPr>
-              <w:t xml:space="preserve">Workbook Think Harder T1: A bag costs $34. Ali pays with a $50 note. How much change does he get?</w:t>
+              <w:t xml:space="preserve">Workbook Think Harder T1: Make 70¢ using exactly 4 coins from 5¢, 10¢, 20¢ and 50¢. Find every set.</w:t>
             </w:r>
           </w:p>
         </w:tc>
@@ -29850,7 +29850,7 @@
                 <w:sz w:val="20"/>
                 <w:szCs w:val="20"/>
               </w:rPr>
-              <w:t xml:space="preserve">$16. Count on from $34: $36, $40, $50. That is $2 + $4 + $10 = $16.</w:t>
+              <w:t xml:space="preserve">2 sets: 50¢ + 10¢ + 5¢ + 5¢, and 20¢ + 20¢ + 20¢ + 10¢.</w:t>
             </w:r>
           </w:p>
         </w:tc>
@@ -29888,7 +29888,7 @@
                 <w:sz w:val="20"/>
                 <w:szCs w:val="20"/>
               </w:rPr>
-              <w:t xml:space="preserve">Workbook Think Harder T2: Make 70¢ using exactly 4 coins from 5¢, 10¢, 20¢ and 50¢. Find every set.</w:t>
+              <w:t xml:space="preserve">Workbook Think Harder T2: Sam has only 10¢ and 20¢ coins. He pays exactly 90¢ using 6 coins. How many of each coin does he use?</w:t>
             </w:r>
           </w:p>
         </w:tc>
@@ -29921,7 +29921,7 @@
                 <w:sz w:val="20"/>
                 <w:szCs w:val="20"/>
               </w:rPr>
-              <w:t xml:space="preserve">2 sets: 50¢ + 10¢ + 5¢ + 5¢, and 20¢ + 20¢ + 20¢ + 10¢.</w:t>
+              <w:t xml:space="preserve">Three 10¢ and three 20¢ (30 + 60 = 90).</w:t>
             </w:r>
           </w:p>
         </w:tc>
@@ -29959,7 +29959,7 @@
                 <w:sz w:val="20"/>
                 <w:szCs w:val="20"/>
               </w:rPr>
-              <w:t xml:space="preserve">Workbook Think Harder T3: Sam has only 10¢ and 20¢ coins. He pays exactly 90¢ using 6 coins. How many of each coin does he use?</w:t>
+              <w:t xml:space="preserve">Workbook Think Harder T3: What is the fewest number of coins to make 45¢?</w:t>
             </w:r>
           </w:p>
         </w:tc>
@@ -29992,7 +29992,7 @@
                 <w:sz w:val="20"/>
                 <w:szCs w:val="20"/>
               </w:rPr>
-              <w:t xml:space="preserve">Three 10¢ and three 20¢ (30 + 60 = 90).</w:t>
+              <w:t xml:space="preserve">3 coins (20¢ + 20¢ + 5¢)</w:t>
             </w:r>
           </w:p>
         </w:tc>
@@ -30030,7 +30030,7 @@
                 <w:sz w:val="20"/>
                 <w:szCs w:val="20"/>
               </w:rPr>
-              <w:t xml:space="preserve">Workbook Think Harder T4: What is the fewest number of coins to make 45¢?</w:t>
+              <w:t xml:space="preserve">Workbook Think Harder T4: How many ways can you make 25¢ using 20¢, 10¢ and 5¢ coins?</w:t>
             </w:r>
           </w:p>
         </w:tc>
@@ -30063,7 +30063,7 @@
                 <w:sz w:val="20"/>
                 <w:szCs w:val="20"/>
               </w:rPr>
-              <w:t xml:space="preserve">3 coins (20¢ + 20¢ + 5¢)</w:t>
+              <w:t xml:space="preserve">4 ways. (20+5; 10+10+5; 10+5+5+5; 5+5+5+5+5)</w:t>
             </w:r>
           </w:p>
         </w:tc>
@@ -30101,7 +30101,7 @@
                 <w:sz w:val="20"/>
                 <w:szCs w:val="20"/>
               </w:rPr>
-              <w:t xml:space="preserve">Workbook Challenge C1: Ali pays 55¢ with exactly 5 coins. He uses at least one 5¢, one 10¢ and one 20¢ coin. Which coins does he use?</w:t>
+              <w:t xml:space="preserve">Workbook Challenge C1: You have one 5¢, one 10¢, one 20¢ and one 50¢ coin. How many different amounts can you make using any of them? What if you also had a $1 coin (100¢)?</w:t>
             </w:r>
           </w:p>
         </w:tc>
@@ -30134,7 +30134,7 @@
                 <w:sz w:val="20"/>
                 <w:szCs w:val="20"/>
               </w:rPr>
-              <w:t xml:space="preserve">20¢ + 10¢ + 10¢ + 10¢ + 5¢ (the only way).</w:t>
+              <w:t xml:space="preserve">15 different amounts: with 3 coins there are 7, and the 50¢ coin doubles that and adds one more. With a $1 coin as well there are 31: each new coin doubles the amounts and adds one more.</w:t>
             </w:r>
           </w:p>
         </w:tc>
@@ -30172,7 +30172,7 @@
                 <w:sz w:val="20"/>
                 <w:szCs w:val="20"/>
               </w:rPr>
-              <w:t xml:space="preserve">Workbook Challenge C2: You have one 5¢, one 10¢, one 20¢ and one 50¢ coin. How many different amounts can you make using any of them?</w:t>
+              <w:t xml:space="preserve">Workbook Challenge C2: A sweet costs 15¢ and a biscuit costs 20¢. Ben spends exactly 90¢ and buys some of each. How many sweets and biscuits does he buy?</w:t>
             </w:r>
           </w:p>
         </w:tc>
@@ -30205,7 +30205,7 @@
                 <w:sz w:val="20"/>
                 <w:szCs w:val="20"/>
               </w:rPr>
-              <w:t xml:space="preserve">15 different amounts.</w:t>
+              <w:t xml:space="preserve">2 sweets and 3 biscuits.</w:t>
             </w:r>
           </w:p>
         </w:tc>
@@ -30243,7 +30243,7 @@
                 <w:sz w:val="20"/>
                 <w:szCs w:val="20"/>
               </w:rPr>
-              <w:t xml:space="preserve">Workbook Challenge C3: A sweet costs 15¢ and a biscuit costs 20¢. Ben spends exactly 90¢ and buys some of each. How many sweets and biscuits does he buy?</w:t>
+              <w:t xml:space="preserve">Workbook Challenge C3: Make up your own coin puzzle that has exactly ONE answer (for example: "exactly 3 coins that make 35¢"). Write it, swap with a partner and check their answer by listing every possibility.</w:t>
             </w:r>
           </w:p>
         </w:tc>
@@ -30276,7 +30276,7 @@
                 <w:sz w:val="20"/>
                 <w:szCs w:val="20"/>
               </w:rPr>
-              <w:t xml:space="preserve">2 sweets and 3 biscuits.</w:t>
+              <w:t xml:space="preserve">Open. A good puzzle has exactly one way. Example: 35¢ with exactly 3 coins from 5¢, 10¢, 20¢ and 50¢ has only 20¢ + 10¢ + 5¢. Check by listing every set of 3 coins.</w:t>
             </w:r>
           </w:p>
         </w:tc>
@@ -31080,7 +31080,7 @@
           <w:sz w:val="20"/>
           <w:szCs w:val="20"/>
         </w:rPr>
-        <w:t xml:space="preserve">Think Harder T2, T3  </w:t>
+        <w:t xml:space="preserve">Think Harder T1 to T4  </w:t>
       </w:r>
       <w:r>
         <w:rPr>
@@ -31088,7 +31088,7 @@
           <w:sz w:val="20"/>
           <w:szCs w:val="20"/>
         </w:rPr>
-        <w:t xml:space="preserve">T2: two sets, 50¢ + 10¢ + 5¢ + 5¢, and 20¢ + 20¢ + 20¢ + 10¢.  T3: three 10¢ and three 20¢ (30 + 60 = 90); four coins of 20¢ make only 80¢, so 4 coins cannot make 90¢.</w:t>
+        <w:t xml:space="preserve">T1: two sets, 50¢ + 10¢ + 5¢ + 5¢, and 20¢ + 20¢ + 20¢ + 10¢.  T2: three 10¢ and three 20¢ (30 + 60 = 90); four coins of 20¢ make only 80¢, so 4 coins cannot make 90¢.  T3: 3 coins (20¢ + 20¢ + 5¢); no two coins make 45¢.  T4: 4 ways (20+5; 10+10+5; 10+5+5+5; five 5¢).</w:t>
       </w:r>
     </w:p>
     <w:p>
@@ -31113,7 +31113,7 @@
           <w:sz w:val="20"/>
           <w:szCs w:val="20"/>
         </w:rPr>
-        <w:t xml:space="preserve">1) 9 ways  2) Three 10¢ and three 5¢  3) 4 coins (50¢ + 20¢ + 20¢ + 5¢)</w:t>
+        <w:t xml:space="preserve">1) 9 ways  2) $10 + $1 + $1 and $5 + $5 + $2  3) 4 coins (50¢ + 20¢ + 20¢ + 5¢)</w:t>
       </w:r>
     </w:p>
     <w:p>
@@ -33216,7 +33216,7 @@
           <w:sz w:val="21"/>
           <w:szCs w:val="21"/>
         </w:rPr>
-        <w:t xml:space="preserve">Counting only the small triangles in Q4 picture C (4 instead of 8): look for bigger triangles made of 2 small ones.</w:t>
+        <w:t xml:space="preserve">Counting only the small triangles in the talk-time picture (4 instead of 8): look for bigger triangles made of 2 small ones.</w:t>
       </w:r>
     </w:p>
     <w:p>
@@ -33846,7 +33846,7 @@
                 <w:sz w:val="20"/>
                 <w:szCs w:val="20"/>
               </w:rPr>
-              <w:t xml:space="preserve">Workbook Think Harder T1: Fold a square along a diagonal and cut. Which shapes do you get?</w:t>
+              <w:t xml:space="preserve">Workbook Think Harder T1: Two same-size triangles can make a square. Can they also make a bigger triangle? Draw how.</w:t>
             </w:r>
           </w:p>
         </w:tc>
@@ -33879,7 +33879,7 @@
                 <w:sz w:val="20"/>
                 <w:szCs w:val="20"/>
               </w:rPr>
-              <w:t xml:space="preserve">2 triangles of the same size</w:t>
+              <w:t xml:space="preserve">Yes. Join them along a short side (the two equal short sides touching) to make one bigger triangle. Joining along the long side makes a square instead.</w:t>
             </w:r>
           </w:p>
         </w:tc>
@@ -33917,7 +33917,7 @@
                 <w:sz w:val="20"/>
                 <w:szCs w:val="20"/>
               </w:rPr>
-              <w:t xml:space="preserve">Workbook Think Harder T2: Two same-size triangles can make a square. Can they also make a bigger triangle? Draw how.</w:t>
+              <w:t xml:space="preserve">Workbook Think Harder T2: How many squares are in a grid 3 squares long and 2 squares high?</w:t>
             </w:r>
           </w:p>
         </w:tc>
@@ -33950,7 +33950,7 @@
                 <w:sz w:val="20"/>
                 <w:szCs w:val="20"/>
               </w:rPr>
-              <w:t xml:space="preserve">Yes. Join them along a short side (the two equal short sides touching) to make one bigger triangle. Joining along the long side makes a square instead.</w:t>
+              <w:t xml:space="preserve">8 (6 small squares + 2 squares made of 4 small ones)</w:t>
             </w:r>
           </w:p>
         </w:tc>
@@ -33988,7 +33988,7 @@
                 <w:sz w:val="20"/>
                 <w:szCs w:val="20"/>
               </w:rPr>
-              <w:t xml:space="preserve">Workbook Think Harder T3: How many squares are in a grid 3 squares long and 2 squares high?</w:t>
+              <w:t xml:space="preserve">Workbook Think Harder T3: A square has both diagonals drawn (lines joining opposite corners). How many triangles can you find? Count the small ones first.</w:t>
             </w:r>
           </w:p>
         </w:tc>
@@ -34021,7 +34021,7 @@
                 <w:sz w:val="20"/>
                 <w:szCs w:val="20"/>
               </w:rPr>
-              <w:t xml:space="preserve">8 (6 small squares + 2 squares made of 4 small ones)</w:t>
+              <w:t xml:space="preserve">8 (4 small + 4 made of two small ones)</w:t>
             </w:r>
           </w:p>
         </w:tc>
@@ -34059,7 +34059,7 @@
                 <w:sz w:val="20"/>
                 <w:szCs w:val="20"/>
               </w:rPr>
-              <w:t xml:space="preserve">Workbook Think Harder T4: Join 4 same-size squares, whole sides touching. How many different shapes can you make? (Turns and flips are the same shape.)</w:t>
+              <w:t xml:space="preserve">Workbook Think Harder T4: Draw a shape with 4 straight sides that is NOT a square. Is it a rectangle? How do you know?</w:t>
             </w:r>
           </w:p>
         </w:tc>
@@ -34092,7 +34092,7 @@
                 <w:sz w:val="20"/>
                 <w:szCs w:val="20"/>
               </w:rPr>
-              <w:t xml:space="preserve">5 shapes: a line of 4, a 2 by 2 square, an L, a T and a zigzag.</w:t>
+              <w:t xml:space="preserve">Open. A long rectangle has 4 square corners, so it is a rectangle. A slanted shape with 4 sides does not have square corners, so it is not a rectangle.</w:t>
             </w:r>
           </w:p>
         </w:tc>
@@ -34130,7 +34130,7 @@
                 <w:sz w:val="20"/>
                 <w:szCs w:val="20"/>
               </w:rPr>
-              <w:t xml:space="preserve">Workbook Challenge C1: Three squares are joined in a row to make a long rectangle. How many rectangles can you find altogether? (A square counts as a rectangle.)</w:t>
+              <w:t xml:space="preserve">Workbook Challenge C1: A triangle has 4 lines drawn from the top corner to the bottom. How many triangles are there? Follow the pattern 3, 6, 10 … What would 5 lines give?</w:t>
             </w:r>
           </w:p>
         </w:tc>
@@ -34163,7 +34163,7 @@
                 <w:sz w:val="20"/>
                 <w:szCs w:val="20"/>
               </w:rPr>
-              <w:t xml:space="preserve">6 (3 single squares, 2 pairs and 1 whole row).</w:t>
+              <w:t xml:space="preserve">15 triangles with 4 lines, and 21 with 5 lines (add 2, 3, 4, 5, 6 each time).</w:t>
             </w:r>
           </w:p>
         </w:tc>
@@ -34201,7 +34201,7 @@
                 <w:sz w:val="20"/>
                 <w:szCs w:val="20"/>
               </w:rPr>
-              <w:t xml:space="preserve">Workbook Challenge C2: A triangle has 4 lines drawn from the top corner to the bottom. How many triangles are there? Follow the pattern 3, 6, 10 …</w:t>
+              <w:t xml:space="preserve">Workbook Challenge C2: A square is cut into 4 equal squares. One of the small squares is cut into 4 even smaller squares. How many squares can you find altogether?</w:t>
             </w:r>
           </w:p>
         </w:tc>
@@ -34234,7 +34234,7 @@
                 <w:sz w:val="20"/>
                 <w:szCs w:val="20"/>
               </w:rPr>
-              <w:t xml:space="preserve">15.</w:t>
+              <w:t xml:space="preserve">9 (1 big, 4 medium, 4 tiny).</w:t>
             </w:r>
           </w:p>
         </w:tc>
@@ -34272,7 +34272,7 @@
                 <w:sz w:val="20"/>
                 <w:szCs w:val="20"/>
               </w:rPr>
-              <w:t xml:space="preserve">Workbook Challenge C3: A square is cut into 4 equal squares. One of the small squares is cut into 4 even smaller squares. How many squares can you find altogether?</w:t>
+              <w:t xml:space="preserve">Workbook Challenge C3: Draw your own triangle-counting puzzle: a big triangle with some lines inside. Count the triangles. Swap with a partner. Do you both get the same number? If not, find out who missed some.</w:t>
             </w:r>
           </w:p>
         </w:tc>
@@ -34305,7 +34305,7 @@
                 <w:sz w:val="20"/>
                 <w:szCs w:val="20"/>
               </w:rPr>
-              <w:t xml:space="preserve">9 (1 big, 4 medium, 4 tiny).</w:t>
+              <w:t xml:space="preserve">Open. Check by counting small triangles first, then bigger ones made of 2, 3 … small ones. Example: one line from the top corner to the bottom gives 3 triangles; two lines give 6.</w:t>
             </w:r>
           </w:p>
         </w:tc>
@@ -35067,7 +35067,7 @@
           <w:sz w:val="20"/>
           <w:szCs w:val="20"/>
         </w:rPr>
-        <w:t xml:space="preserve">A: 3  B: 2  C: 8 (4 small + 4 made of two small ones)</w:t>
+        <w:t xml:space="preserve">A: 3  B: 2. (The square with both diagonals, 8 triangles, is the talk-time question: 4 small + 4 made of two small ones.)</w:t>
       </w:r>
     </w:p>
     <w:p>
@@ -35142,7 +35142,7 @@
           <w:sz w:val="20"/>
           <w:szCs w:val="20"/>
         </w:rPr>
-        <w:t xml:space="preserve">1) 8  2) 9  3) 5 shapes</w:t>
+        <w:t xml:space="preserve">1) 6  2) 9  3) Yes to both: the square again, and one big triangle with a long side twice as long</w:t>
       </w:r>
     </w:p>
     <w:p>
@@ -38070,7 +38070,7 @@
                 <w:sz w:val="20"/>
                 <w:szCs w:val="20"/>
               </w:rPr>
-              <w:t xml:space="preserve">Workbook Challenge C1: Five friends run a race. D is first. E is last. B finishes directly behind A. C is not second. In what order do they finish?</w:t>
+              <w:t xml:space="preserve">Workbook Challenge C1: A secret number is between 10 and 30. It is even, and you say it when counting in 3s. It is 2 more than a number you say when counting in 5s. What is it?</w:t>
             </w:r>
           </w:p>
         </w:tc>
@@ -38103,7 +38103,7 @@
                 <w:sz w:val="20"/>
                 <w:szCs w:val="20"/>
               </w:rPr>
-              <w:t xml:space="preserve">D, A, B, C, E.</w:t>
+              <w:t xml:space="preserve">12.</w:t>
             </w:r>
           </w:p>
         </w:tc>
@@ -38141,7 +38141,7 @@
                 <w:sz w:val="20"/>
                 <w:szCs w:val="20"/>
               </w:rPr>
-              <w:t xml:space="preserve">Workbook Challenge C2: A secret number is between 10 and 30. It is even, and you say it when counting in 3s. It is 2 more than a number you say when counting in 5s. What is it?</w:t>
+              <w:t xml:space="preserve">Workbook Challenge C2: Numbers 1 to 20. Sort them in a two-loop picture with the loops "I say it counting in 2s" and "I say it counting in 3s". How many numbers go in each part? Then use the loops "counting in 2s" and "counting in 4s". What is different, and why?</w:t>
             </w:r>
           </w:p>
         </w:tc>
@@ -38174,7 +38174,7 @@
                 <w:sz w:val="20"/>
                 <w:szCs w:val="20"/>
               </w:rPr>
-              <w:t xml:space="preserve">12.</w:t>
+              <w:t xml:space="preserve">2s and 3s: 2s only 7, 3s only 3, both 3 (6, 12, 18), neither 7. 2s and 4s: 2s only 5, 4s only 0, both 5 (4, 8, 12, 16, 20), neither 10. Every number we say counting in 4s we also say counting in 2s, so the 4s loop sits completely inside the 2s loop.</w:t>
             </w:r>
           </w:p>
         </w:tc>
@@ -38212,7 +38212,7 @@
                 <w:sz w:val="20"/>
                 <w:szCs w:val="20"/>
               </w:rPr>
-              <w:t xml:space="preserve">Workbook Challenge C3: Numbers 1 to 20. How many do we say only when counting in 2s, only in 3s, in both, and in neither?</w:t>
+              <w:t xml:space="preserve">Workbook Challenge C3: Make up your own "Who has which pet?" puzzle with three friends and three pets. Write clues so that there is only ONE answer. Swap with a partner and check that they find your answer.</w:t>
             </w:r>
           </w:p>
         </w:tc>
@@ -38245,7 +38245,7 @@
                 <w:sz w:val="20"/>
                 <w:szCs w:val="20"/>
               </w:rPr>
-              <w:t xml:space="preserve">2 only: 7. 3 only: 3. Both: 3 (6, 12, 18). Neither: 7.</w:t>
+              <w:t xml:space="preserve">Open. Check by trying all 6 ways to hand out the pets. Example: Ana, Bo and Cy have a cat, a dog and a fish. Ana does not have the cat. Bo does not have the dog or the fish. Cy does not have the fish. Answer: Ana fish, Bo cat, Cy dog.</w:t>
             </w:r>
           </w:p>
         </w:tc>
@@ -41721,7 +41721,7 @@
                 <w:sz w:val="20"/>
                 <w:szCs w:val="20"/>
               </w:rPr>
-              <w:t xml:space="preserve">Workbook Think Harder T1: A caterpillar is 9 cubes long. It grows 2 cubes each day. How long is it after 3 days?</w:t>
+              <w:t xml:space="preserve">Workbook Think Harder T1: A ribbon lies from the 3 cm mark to the 11 cm mark on a ruler. How long is it?</w:t>
             </w:r>
           </w:p>
         </w:tc>
@@ -41754,7 +41754,7 @@
                 <w:sz w:val="20"/>
                 <w:szCs w:val="20"/>
               </w:rPr>
-              <w:t xml:space="preserve">15 cubes</w:t>
+              <w:t xml:space="preserve">8 cm (count the spaces from 3 to 11, or 11 − 3)</w:t>
             </w:r>
           </w:p>
         </w:tc>
@@ -41792,7 +41792,7 @@
                 <w:sz w:val="20"/>
                 <w:szCs w:val="20"/>
               </w:rPr>
-              <w:t xml:space="preserve">Workbook Think Harder T2: A string is 15 cubes long. A rope is 8 cubes longer. How long is the rope?</w:t>
+              <w:t xml:space="preserve">Workbook Think Harder T2: A red ribbon lies from the 2 cm mark to the 9 cm mark. A blue ribbon lies from the 5 cm mark to the 11 cm mark. Which ribbon is longer? By how many cm?</w:t>
             </w:r>
           </w:p>
         </w:tc>
@@ -41825,7 +41825,7 @@
                 <w:sz w:val="20"/>
                 <w:szCs w:val="20"/>
               </w:rPr>
-              <w:t xml:space="preserve">23 cubes</w:t>
+              <w:t xml:space="preserve">Red is longer: red 7 cm, blue 6 cm, so red is 1 cm longer.</w:t>
             </w:r>
           </w:p>
         </w:tc>
@@ -41863,7 +41863,7 @@
                 <w:sz w:val="20"/>
                 <w:szCs w:val="20"/>
               </w:rPr>
-              <w:t xml:space="preserve">Workbook Think Harder T3: A ribbon lies from the 3 cm mark to the 11 cm mark. How long is it?</w:t>
+              <w:t xml:space="preserve">Workbook Think Harder T3: 1 clip is as long as 3 cubes. A pen is 12 cubes long. How many clips long is the pen? A ruler is 5 clips long. How many cubes long is the ruler?</w:t>
             </w:r>
           </w:p>
         </w:tc>
@@ -41896,7 +41896,7 @@
                 <w:sz w:val="20"/>
                 <w:szCs w:val="20"/>
               </w:rPr>
-              <w:t xml:space="preserve">8 cm (count the spaces from 3 to 11, or 11 − 3)</w:t>
+              <w:t xml:space="preserve">4 clips. 15 cubes.</w:t>
             </w:r>
           </w:p>
         </w:tc>
@@ -42005,7 +42005,7 @@
                 <w:sz w:val="20"/>
                 <w:szCs w:val="20"/>
               </w:rPr>
-              <w:t xml:space="preserve">Workbook Challenge C1: A stick is 12 cubes long. Ali measures a desk by laying the stick end to end 4 times and then 5 more cubes. How long is the desk in cubes?</w:t>
+              <w:t xml:space="preserve">Workbook Challenge C1: A train has 3 carriages. Each is 6 cubes long. There is a gap of 1 cube between carriages. How long is the whole train? What if there are 5 carriages?</w:t>
             </w:r>
           </w:p>
         </w:tc>
@@ -42038,7 +42038,7 @@
                 <w:sz w:val="20"/>
                 <w:szCs w:val="20"/>
               </w:rPr>
-              <w:t xml:space="preserve">53 cubes.</w:t>
+              <w:t xml:space="preserve">20 cubes (18 + 2 gaps). With 5 carriages: 30 + 4 gaps = 34 cubes. There is always 1 gap fewer than carriages.</w:t>
             </w:r>
           </w:p>
         </w:tc>
@@ -42076,7 +42076,7 @@
                 <w:sz w:val="20"/>
                 <w:szCs w:val="20"/>
               </w:rPr>
-              <w:t xml:space="preserve">Workbook Challenge C2: Ali’s pencil is 9 cubes. Mei’s is 2 cubes shorter than Ali’s. Ben’s is 3 cubes longer than Mei’s. How long are all three pencils together?</w:t>
+              <w:t xml:space="preserve">Workbook Challenge C2: A ribbon 30 cubes long is cut into three pieces. The first is 4 cubes longer than the second. The third is 4 cubes shorter than the second. How long is each piece?</w:t>
             </w:r>
           </w:p>
         </w:tc>
@@ -42109,7 +42109,7 @@
                 <w:sz w:val="20"/>
                 <w:szCs w:val="20"/>
               </w:rPr>
-              <w:t xml:space="preserve">9 + 7 + 10 = 26 cubes.</w:t>
+              <w:t xml:space="preserve">14, 10 and 6 cubes.</w:t>
             </w:r>
           </w:p>
         </w:tc>
@@ -42147,7 +42147,7 @@
                 <w:sz w:val="20"/>
                 <w:szCs w:val="20"/>
               </w:rPr>
-              <w:t xml:space="preserve">Workbook Challenge C3: A ribbon 30 cubes long is cut into three pieces. The first is 4 cubes longer than the second. The third is 4 cubes shorter than the second. How long is each piece?</w:t>
+              <w:t xml:space="preserve">Workbook Challenge C3: Make up your own measuring puzzle that uses TWO different units (for example clips and cubes). Write the puzzle and its answer. Give it to a partner and check their answer.</w:t>
             </w:r>
           </w:p>
         </w:tc>
@@ -42180,7 +42180,7 @@
                 <w:sz w:val="20"/>
                 <w:szCs w:val="20"/>
               </w:rPr>
-              <w:t xml:space="preserve">14, 10 and 6 cubes.</w:t>
+              <w:t xml:space="preserve">Open. Check that the link between the units is stated and the answer works. Example: 1 clip is as long as 4 cubes. A snake is 5 clips long. How many cubes long is it? Answer: 20 cubes.</w:t>
             </w:r>
           </w:p>
         </w:tc>
@@ -43017,7 +43017,7 @@
           <w:sz w:val="20"/>
           <w:szCs w:val="20"/>
         </w:rPr>
-        <w:t xml:space="preserve">1) 8 cm  2) 24 erasers  3) 5 cubes each and 2 cuts</w:t>
+        <w:t xml:space="preserve">1) 5 cubes each and 2 cuts  2) Ben: six clips of 2 cubes is 12 cubes  3) The 11 cm mark</w:t>
       </w:r>
     </w:p>
     <w:p>
@@ -46198,7 +46198,7 @@
                 <w:sz w:val="20"/>
                 <w:szCs w:val="20"/>
               </w:rPr>
-              <w:t xml:space="preserve">Workbook Think Harder T1: A pattern starts at 5 and adds 3 each time. What is the 10th number?</w:t>
+              <w:t xml:space="preserve">Workbook Think Harder T1: A pattern starts at 4 and adds 6 each time. What is the 8th number? Is 50 in the pattern?</w:t>
             </w:r>
           </w:p>
         </w:tc>
@@ -46231,7 +46231,7 @@
                 <w:sz w:val="20"/>
                 <w:szCs w:val="20"/>
               </w:rPr>
-              <w:t xml:space="preserve">32</w:t>
+              <w:t xml:space="preserve">46 (4, 10, 16, 22, 28, 34, 40, 46). No: the pattern goes 46, 52, so it skips 50.</w:t>
             </w:r>
           </w:p>
         </w:tc>
@@ -46269,7 +46269,7 @@
                 <w:sz w:val="20"/>
                 <w:szCs w:val="20"/>
               </w:rPr>
-              <w:t xml:space="preserve">Workbook Think Harder T2: Ali has 12 stickers. He gives 5 to Mei and then gets 3 more. How many does he have now?</w:t>
+              <w:t xml:space="preserve">Workbook Think Harder T2: Mei thinks of a number, adds 7, takes away 2 and gets 19. Ben does the same and gets 25. How much bigger is Ben's number?</w:t>
             </w:r>
           </w:p>
         </w:tc>
@@ -46302,7 +46302,7 @@
                 <w:sz w:val="20"/>
                 <w:szCs w:val="20"/>
               </w:rPr>
-              <w:t xml:space="preserve">10</w:t>
+              <w:t xml:space="preserve">6 bigger. Work backwards: Mei 19 + 2 = 21, 21 − 7 = 14; Ben 25 + 2 = 27, 27 − 7 = 20; 20 − 14 = 6. (Shortcut: both did the same steps, so the answers differ by the same amount: 25 − 19 = 6.)</w:t>
             </w:r>
           </w:p>
         </w:tc>
@@ -46340,7 +46340,7 @@
                 <w:sz w:val="20"/>
                 <w:szCs w:val="20"/>
               </w:rPr>
-              <w:t xml:space="preserve">Workbook Think Harder T3: Which three coins from 5¢, 10¢, 20¢ and 50¢ make 45¢?</w:t>
+              <w:t xml:space="preserve">Workbook Think Harder T3: Ali has 5 coins worth 60¢. He has only 5¢, 10¢ and 20¢ coins. Find every possible set.</w:t>
             </w:r>
           </w:p>
         </w:tc>
@@ -46373,7 +46373,7 @@
                 <w:sz w:val="20"/>
                 <w:szCs w:val="20"/>
               </w:rPr>
-              <w:t xml:space="preserve">20¢ + 20¢ + 5¢</w:t>
+              <w:t xml:space="preserve">Two sets: 20 + 10 + 10 + 10 + 10, and 20 + 20 + 10 + 5 + 5. Make a table by number of 20¢ coins: one 20¢ needs 40¢ from 4 coins (four 10¢); two 20¢ need 20¢ from 3 coins (10 + 5 + 5); three 20¢ need 0¢ from 2 coins (impossible); no 20¢: 5 coins make at most 50¢.</w:t>
             </w:r>
           </w:p>
         </w:tc>
@@ -46411,7 +46411,7 @@
                 <w:sz w:val="20"/>
                 <w:szCs w:val="20"/>
               </w:rPr>
-              <w:t xml:space="preserve">Workbook Think Harder T4: A ribbon is 12 cubes. A string is 5 cubes shorter. How long is the string?</w:t>
+              <w:t xml:space="preserve">Workbook Think Harder T4: Votes: Apple 6, Banana 9, Orange 7. Then 5 more children vote and all choose apple. Which fruit wins now? By how many votes?</w:t>
             </w:r>
           </w:p>
         </w:tc>
@@ -46444,7 +46444,7 @@
                 <w:sz w:val="20"/>
                 <w:szCs w:val="20"/>
               </w:rPr>
-              <w:t xml:space="preserve">7 cubes</w:t>
+              <w:t xml:space="preserve">Apple wins with 11, which is 2 more than banana (9).</w:t>
             </w:r>
           </w:p>
         </w:tc>
@@ -46482,7 +46482,7 @@
                 <w:sz w:val="20"/>
                 <w:szCs w:val="20"/>
               </w:rPr>
-              <w:t xml:space="preserve">Workbook Challenge C1: Frog A jumps in 3s from 0 and frog B jumps in 5s from 0. Which numbers up to 60 do both land on?</w:t>
+              <w:t xml:space="preserve">Workbook Challenge C1: Triangles in a row use 3, 5, 7 … sticks. Squares in a row use 4, 7, 10 … sticks. Which numbers of sticks, up to 31, can make a row of triangles AND (with the same number of sticks) a row of squares, with none left over? What do you notice?</w:t>
             </w:r>
           </w:p>
         </w:tc>
@@ -46515,7 +46515,7 @@
                 <w:sz w:val="20"/>
                 <w:szCs w:val="20"/>
               </w:rPr>
-              <w:t xml:space="preserve">15, 30, 45 and 60.</w:t>
+              <w:t xml:space="preserve">7, 13, 19, 25 and 31. They go up by 6 (the 2 and the 3 from the two patterns meet every 6). For example 7 sticks make 3 triangles or 2 squares.</w:t>
             </w:r>
           </w:p>
         </w:tc>
@@ -46624,7 +46624,7 @@
                 <w:sz w:val="20"/>
                 <w:szCs w:val="20"/>
               </w:rPr>
-              <w:t xml:space="preserve">Workbook Challenge C3: Make 70¢ using exactly 4 coins from 5¢, 10¢, 20¢ and 50¢. How many ways are there?</w:t>
+              <w:t xml:space="preserve">Workbook Challenge C3: Pick any puzzle from today (a puzzle card or a worksheet question). Change ONE thing about it (a number, a rule or a condition) to make a new puzzle. Solve your new puzzle and say what changed in the answer, and why.</w:t>
             </w:r>
           </w:p>
         </w:tc>
@@ -46657,7 +46657,7 @@
                 <w:sz w:val="20"/>
                 <w:szCs w:val="20"/>
               </w:rPr>
-              <w:t xml:space="preserve">2 ways: 50¢ + 10¢ + 5¢ + 5¢ and 20¢ + 20¢ + 20¢ + 10¢.</w:t>
+              <w:t xml:space="preserve">Open. Check that the new puzzle can be solved and that the child explains the link between the change and the new answer. Example: change "Make 45¢ with exactly 3 coins" (20¢ + 20¢ + 5¢) to "Make 45¢ with exactly 4 coins": now the only way is 20¢ + 10¢ + 10¢ + 5¢.</w:t>
             </w:r>
           </w:p>
         </w:tc>
@@ -47472,7 +47472,7 @@
           <w:sz w:val="20"/>
           <w:szCs w:val="20"/>
         </w:rPr>
-        <w:t xml:space="preserve">(a) square  (b) 6 triangles</w:t>
+        <w:t xml:space="preserve">(a) square  (b) 3 triangles</w:t>
       </w:r>
     </w:p>
     <w:p>
@@ -47622,7 +47622,7 @@
           <w:sz w:val="20"/>
           <w:szCs w:val="20"/>
         </w:rPr>
-        <w:t xml:space="preserve">1) 6 bigger  2) 49  3) Two sets: 20¢ + 10¢ + 10¢ + 10¢ + 10¢, and 20¢ + 20¢ + 10¢ + 5¢ + 5¢</w:t>
+        <w:t xml:space="preserve">1) Two ways: five 2s, or 3 + 3 + 2 + 2  2) Ben, Mei, Ali, Sam  3) Three 10¢ and four 5¢</w:t>
       </w:r>
     </w:p>
     <w:p>
